--- a/Week 4 - Statistical Analysis and Predictive Modeling/Statistical_Analysis_and_Predictive_Modeling.docx
+++ b/Week 4 - Statistical Analysis and Predictive Modeling/Statistical_Analysis_and_Predictive_Modeling.docx
@@ -4,1484 +4,311 @@
   <w:body>
     <w:p>
       <w:pPr>
-        <w:spacing w:after="80" w:before="240"/>
-        <w:jc w:val="center"/>
+        <w:keepNext/>
+        <w:spacing w:before="0" w:after="60"/>
       </w:pPr>
       <w:r>
         <w:rPr>
           <w:rFonts w:ascii="Times New Roman" w:hAnsi="Times New Roman"/>
           <w:b/>
-          <w:color w:val="002060"/>
-          <w:sz w:val="40"/>
+          <w:color w:val="000000"/>
+          <w:sz w:val="28"/>
         </w:rPr>
-        <w:t>STATISTICAL ANALYSIS AND PREDICTIVE MODELING IN HEALTHCARE</w:t>
+        <w:t>INTERNSHIP DELIVERABLE — WEEK 4</w:t>
       </w:r>
     </w:p>
     <w:p>
       <w:pPr>
-        <w:spacing w:after="360"/>
-        <w:jc w:val="center"/>
+        <w:keepNext/>
+        <w:spacing w:before="40" w:after="80"/>
+      </w:pPr>
+      <w:r>
+        <w:rPr>
+          <w:rFonts w:ascii="Times New Roman" w:hAnsi="Times New Roman"/>
+          <w:b/>
+          <w:color w:val="000000"/>
+          <w:sz w:val="40"/>
+        </w:rPr>
+        <w:t>Statistical Analysis and Predictive Risk Modeling in Healthcare</w:t>
+      </w:r>
+    </w:p>
+    <w:p>
+      <w:pPr>
+        <w:keepNext/>
+        <w:spacing w:after="120"/>
       </w:pPr>
       <w:r>
         <w:rPr>
           <w:rFonts w:ascii="Times New Roman" w:hAnsi="Times New Roman"/>
           <w:i/>
-          <w:color w:val="505050"/>
-          <w:sz w:val="24"/>
+          <w:color w:val="000000"/>
+          <w:sz w:val="26"/>
         </w:rPr>
-        <w:t>Methodological Framework, Risk Stratification Models, and Algorithmic Validation</w:t>
-        <w:br/>
-        <w:t>Author: Ankit Kumar | Role: Healthcare Data Analyst Intern | Date: December 2025</w:t>
-      </w:r>
-    </w:p>
-    <w:p>
-      <w:pPr>
-        <w:keepNext/>
-        <w:spacing w:before="280" w:after="80"/>
-      </w:pPr>
-      <w:r>
-        <w:rPr>
-          <w:rFonts w:ascii="Times New Roman" w:hAnsi="Times New Roman"/>
-          <w:b/>
-          <w:color w:val="002060"/>
-          <w:sz w:val="30"/>
-        </w:rPr>
-        <w:t>1. Executive Summary</w:t>
-      </w:r>
-    </w:p>
-    <w:p>
-      <w:pPr>
-        <w:spacing w:line="276" w:lineRule="auto" w:after="120"/>
-      </w:pPr>
-      <w:r>
-        <w:rPr>
-          <w:rFonts w:ascii="Times New Roman" w:hAnsi="Times New Roman"/>
-          <w:sz w:val="24"/>
-        </w:rPr>
-        <w:t>Predictive risk modeling transforms reactive healthcare administration into proactive, preventative clinical management. Identifying complex inpatients who face a high probability of post-discharge deterioration enables healthcare providers to allocate high-touch transitional interventions—such as home health nursing visits, clinical pharmacist consultations, and rapid outpatient follow-ups—to those most in need. This document articulates the mathematical formulations, feature engineering strategies, model selection rationale, and validation protocols developed to forecast 30-day unplanned readmissions across 10,000 acute patient encounters.</w:t>
-      </w:r>
-    </w:p>
-    <w:p>
-      <w:pPr>
-        <w:keepNext/>
-        <w:spacing w:before="280" w:after="80"/>
-      </w:pPr>
-      <w:r>
-        <w:rPr>
-          <w:rFonts w:ascii="Times New Roman" w:hAnsi="Times New Roman"/>
-          <w:b/>
-          <w:color w:val="002060"/>
-          <w:sz w:val="30"/>
-        </w:rPr>
-        <w:t>2. Statistical Methodology and Exploratory Hypothesis Testing</w:t>
-      </w:r>
-    </w:p>
-    <w:p>
-      <w:pPr>
-        <w:spacing w:line="276" w:lineRule="auto" w:after="120"/>
-      </w:pPr>
-      <w:r>
-        <w:rPr>
-          <w:rFonts w:ascii="Times New Roman" w:hAnsi="Times New Roman"/>
-          <w:sz w:val="24"/>
-        </w:rPr>
-        <w:t>Prior to model training, rigorous hypothesis tests were conducted to validate clinical risk associations across patient cohorts:</w:t>
-      </w:r>
-    </w:p>
-    <w:p>
-      <w:pPr>
-        <w:pStyle w:val="ListBullet"/>
-        <w:spacing w:line="276" w:lineRule="auto" w:after="60"/>
-      </w:pPr>
-      <w:r>
-        <w:rPr>
-          <w:rFonts w:ascii="Times New Roman" w:hAnsi="Times New Roman"/>
-          <w:b/>
-          <w:sz w:val="24"/>
-        </w:rPr>
-        <w:t xml:space="preserve">Two-Sample T-Tests &amp; Wilcoxon Rank-Sum: </w:t>
-      </w:r>
-      <w:r>
-        <w:rPr>
-          <w:rFonts w:ascii="Times New Roman" w:hAnsi="Times New Roman"/>
-          <w:sz w:val="24"/>
-        </w:rPr>
-        <w:t>Evaluated continuous variables across readmitted versus non-readmitted cohorts. Readmitted patients exhibited significantly higher mean ages (66.4 vs. 58.2 years, p &lt; 0.001) and elevated serum creatinine (2.14 vs. 1.38 mg/dL, p &lt; 0.001).</w:t>
-      </w:r>
-    </w:p>
-    <w:p>
-      <w:pPr>
-        <w:pStyle w:val="ListBullet"/>
-        <w:spacing w:line="276" w:lineRule="auto" w:after="60"/>
-      </w:pPr>
-      <w:r>
-        <w:rPr>
-          <w:rFonts w:ascii="Times New Roman" w:hAnsi="Times New Roman"/>
-          <w:b/>
-          <w:sz w:val="24"/>
-        </w:rPr>
-        <w:t xml:space="preserve">Chi-Square Tests of Independence: </w:t>
-      </w:r>
-      <w:r>
-        <w:rPr>
-          <w:rFonts w:ascii="Times New Roman" w:hAnsi="Times New Roman"/>
-          <w:sz w:val="24"/>
-        </w:rPr>
-        <w:t>Assessed categorical associations. Chronic Heart Failure and Sepsis showed strong statistically significant dependencies with 30-day readmissions (Chi-Square = 184.2, p &lt; 0.0001).</w:t>
-      </w:r>
-    </w:p>
-    <w:p>
-      <w:pPr>
-        <w:pStyle w:val="ListBullet"/>
-        <w:spacing w:line="276" w:lineRule="auto" w:after="60"/>
-      </w:pPr>
-      <w:r>
-        <w:rPr>
-          <w:rFonts w:ascii="Times New Roman" w:hAnsi="Times New Roman"/>
-          <w:b/>
-          <w:sz w:val="24"/>
-        </w:rPr>
-        <w:t xml:space="preserve">Multicollinearity Diagnostics: </w:t>
-      </w:r>
-      <w:r>
-        <w:rPr>
-          <w:rFonts w:ascii="Times New Roman" w:hAnsi="Times New Roman"/>
-          <w:sz w:val="24"/>
-        </w:rPr>
-        <w:t>Calculated Variance Inflation Factors (VIF). All clinical features demonstrated VIF &lt; 2.5, confirming the absence of severe multicollinearity among predictor variables.</w:t>
-      </w:r>
-    </w:p>
-    <w:p>
-      <w:pPr>
-        <w:keepNext/>
-        <w:spacing w:before="280" w:after="80"/>
-      </w:pPr>
-      <w:r>
-        <w:rPr>
-          <w:rFonts w:ascii="Times New Roman" w:hAnsi="Times New Roman"/>
-          <w:b/>
-          <w:color w:val="002060"/>
-          <w:sz w:val="30"/>
-        </w:rPr>
-        <w:t>3. Feature Engineering and Agronomic Risk Indices</w:t>
-      </w:r>
-    </w:p>
-    <w:p>
-      <w:pPr>
-        <w:spacing w:line="276" w:lineRule="auto" w:after="120"/>
-      </w:pPr>
-      <w:r>
-        <w:rPr>
-          <w:rFonts w:ascii="Times New Roman" w:hAnsi="Times New Roman"/>
-          <w:sz w:val="24"/>
-        </w:rPr>
-        <w:t>Domain-specific feature engineering was performed to extract high-signal predictive features from raw EHR clinical records:</w:t>
-      </w:r>
-    </w:p>
-    <w:p>
-      <w:pPr>
-        <w:pStyle w:val="ListBullet"/>
-        <w:spacing w:line="276" w:lineRule="auto" w:after="60"/>
-      </w:pPr>
-      <w:r>
-        <w:rPr>
-          <w:rFonts w:ascii="Times New Roman" w:hAnsi="Times New Roman"/>
-          <w:b/>
-          <w:sz w:val="24"/>
-        </w:rPr>
-        <w:t xml:space="preserve">Polypharmacy Burden Index: </w:t>
-      </w:r>
-      <w:r>
-        <w:rPr>
-          <w:rFonts w:ascii="Times New Roman" w:hAnsi="Times New Roman"/>
-          <w:sz w:val="24"/>
-        </w:rPr>
-        <w:t>Engineered a categorical flag for patients prescribed &gt;= 10 concurrent discharge medications, capturing adverse drug event vulnerabilities.</w:t>
-      </w:r>
-    </w:p>
-    <w:p>
-      <w:pPr>
-        <w:pStyle w:val="ListBullet"/>
-        <w:spacing w:line="276" w:lineRule="auto" w:after="60"/>
-      </w:pPr>
-      <w:r>
-        <w:rPr>
-          <w:rFonts w:ascii="Times New Roman" w:hAnsi="Times New Roman"/>
-          <w:b/>
-          <w:sz w:val="24"/>
-        </w:rPr>
-        <w:t xml:space="preserve">Physiological Acuity Score: </w:t>
-      </w:r>
-      <w:r>
-        <w:rPr>
-          <w:rFonts w:ascii="Times New Roman" w:hAnsi="Times New Roman"/>
-          <w:sz w:val="24"/>
-        </w:rPr>
-        <w:t>Constructed an interaction term combining serum creatinine elevation with systolic blood pressure variance, proxying acute kidney and cardiovascular strain.</w:t>
-      </w:r>
-    </w:p>
-    <w:p>
-      <w:pPr>
-        <w:pStyle w:val="ListBullet"/>
-        <w:spacing w:line="276" w:lineRule="auto" w:after="60"/>
-      </w:pPr>
-      <w:r>
-        <w:rPr>
-          <w:rFonts w:ascii="Times New Roman" w:hAnsi="Times New Roman"/>
-          <w:b/>
-          <w:sz w:val="24"/>
-        </w:rPr>
-        <w:t xml:space="preserve">Prior Utilization Velocity: </w:t>
-      </w:r>
-      <w:r>
-        <w:rPr>
-          <w:rFonts w:ascii="Times New Roman" w:hAnsi="Times New Roman"/>
-          <w:sz w:val="24"/>
-        </w:rPr>
-        <w:t>Calculated annual emergency and inpatient encounter frequency, representing baseline health fragility and systemic healthcare utilization patterns.</w:t>
-      </w:r>
-    </w:p>
-    <w:p>
-      <w:pPr>
-        <w:pStyle w:val="ListBullet"/>
-        <w:spacing w:line="276" w:lineRule="auto" w:after="60"/>
-      </w:pPr>
-      <w:r>
-        <w:rPr>
-          <w:rFonts w:ascii="Times New Roman" w:hAnsi="Times New Roman"/>
-          <w:b/>
-          <w:sz w:val="24"/>
-        </w:rPr>
-        <w:t xml:space="preserve">Glycemic Risk Category: </w:t>
-      </w:r>
-      <w:r>
-        <w:rPr>
-          <w:rFonts w:ascii="Times New Roman" w:hAnsi="Times New Roman"/>
-          <w:sz w:val="24"/>
-        </w:rPr>
-        <w:t>Segmented HbA1c levels into clinically standardized categories: Normal (&lt; 5.7%), Pre-diabetic (5.7 - 6.4%), Controlled Diabetic (6.5 - 7.9%), and Severely Uncontrolled Diabetic (&gt;= 8.0%).</w:t>
-      </w:r>
-    </w:p>
-    <w:p>
-      <w:pPr>
-        <w:keepNext/>
-        <w:spacing w:before="280" w:after="80"/>
-      </w:pPr>
-      <w:r>
-        <w:rPr>
-          <w:rFonts w:ascii="Times New Roman" w:hAnsi="Times New Roman"/>
-          <w:b/>
-          <w:color w:val="002060"/>
-          <w:sz w:val="30"/>
-        </w:rPr>
-        <w:t>4. Predictive Model Benchmarking and Comparison</w:t>
-      </w:r>
-    </w:p>
-    <w:p>
-      <w:pPr>
-        <w:spacing w:line="276" w:lineRule="auto" w:after="120"/>
-      </w:pPr>
-      <w:r>
-        <w:rPr>
-          <w:rFonts w:ascii="Times New Roman" w:hAnsi="Times New Roman"/>
-          <w:sz w:val="24"/>
-        </w:rPr>
-        <w:t>Four candidate classification algorithms were benchmarked using a 5-fold stratified, patient-level group cross-validation scheme to prevent data leakage across repeat patient admissions:</w:t>
+        <w:t>Cohort Feature Engineering, Gradient Boosted Algorithms, and Explainable Clinical AI (XAI)</w:t>
       </w:r>
     </w:p>
     <w:tbl>
       <w:tblPr>
         <w:tblW w:type="auto" w:w="0"/>
         <w:jc w:val="center"/>
-        <w:tblLayout w:type="fixed"/>
         <w:tblLook w:firstColumn="1" w:firstRow="1" w:lastColumn="0" w:lastRow="0" w:noHBand="0" w:noVBand="1" w:val="04A0"/>
       </w:tblPr>
       <w:tblGrid>
-        <w:gridCol w:w="1337"/>
-        <w:gridCol w:w="1337"/>
-        <w:gridCol w:w="1337"/>
-        <w:gridCol w:w="1337"/>
-        <w:gridCol w:w="1337"/>
-        <w:gridCol w:w="1337"/>
-        <w:gridCol w:w="1337"/>
+        <w:gridCol w:w="4896"/>
+        <w:gridCol w:w="4896"/>
       </w:tblGrid>
       <w:tr>
+        <w:trPr>
+          <w:cantSplit/>
+        </w:trPr>
         <w:tc>
           <w:tcPr>
-            <w:tcW w:type="dxa" w:w="2592"/>
-            <w:shd w:fill="D9E1F2"/>
+            <w:tcW w:type="dxa" w:w="4896"/>
+            <w:shd w:fill="FFFFFF"/>
+            <w:tcMar>
+              <w:top w:w="70" w:type="dxa"/>
+              <w:bottom w:w="70" w:type="dxa"/>
+              <w:left w:w="120" w:type="dxa"/>
+              <w:right w:w="120" w:type="dxa"/>
+            </w:tcMar>
             <w:tcBorders>
-              <w:top w:val="single" w:sz="6" w:space="0" w:color="203764"/>
-              <w:left w:val="none" w:sz="6" w:space="0" w:color="203764"/>
-              <w:bottom w:val="double" w:sz="6" w:space="0" w:color="203764"/>
-              <w:right w:val="none" w:sz="6" w:space="0" w:color="203764"/>
+              <w:top w:val="single" w:sz="12" w:space="0" w:color="000000"/>
+              <w:left w:val="single" w:sz="12" w:space="0" w:color="000000"/>
+              <w:bottom w:val="single" w:sz="12" w:space="0" w:color="000000"/>
+              <w:right w:val="single" w:sz="12" w:space="0" w:color="000000"/>
             </w:tcBorders>
-            <w:tcMar>
-              <w:top w:w="120" w:type="dxa"/>
-              <w:bottom w:w="120" w:type="dxa"/>
-              <w:left w:w="150" w:type="dxa"/>
-              <w:right w:w="150" w:type="dxa"/>
-            </w:tcMar>
           </w:tcPr>
           <w:p>
             <w:pPr>
-              <w:jc w:val="center"/>
+              <w:spacing w:after="0" w:line="288" w:lineRule="auto"/>
             </w:pPr>
             <w:r>
               <w:rPr>
                 <w:rFonts w:ascii="Times New Roman" w:hAnsi="Times New Roman"/>
                 <w:b/>
                 <w:color w:val="000000"/>
-                <w:sz w:val="22"/>
+                <w:sz w:val="27"/>
               </w:rPr>
-              <w:t>Model Architecture</w:t>
+              <w:t xml:space="preserve">Intern / Author: </w:t>
+            </w:r>
+            <w:r>
+              <w:rPr>
+                <w:rFonts w:ascii="Times New Roman" w:hAnsi="Times New Roman"/>
+                <w:b/>
+                <w:color w:val="000000"/>
+                <w:sz w:val="26"/>
+              </w:rPr>
+              <w:t>Ankit Kumar</w:t>
             </w:r>
           </w:p>
         </w:tc>
         <w:tc>
           <w:tcPr>
-            <w:tcW w:type="dxa" w:w="1440"/>
-            <w:shd w:fill="D9E1F2"/>
+            <w:tcW w:type="dxa" w:w="4896"/>
+            <w:shd w:fill="FFFFFF"/>
+            <w:tcMar>
+              <w:top w:w="70" w:type="dxa"/>
+              <w:bottom w:w="70" w:type="dxa"/>
+              <w:left w:w="120" w:type="dxa"/>
+              <w:right w:w="120" w:type="dxa"/>
+            </w:tcMar>
             <w:tcBorders>
-              <w:top w:val="single" w:sz="6" w:space="0" w:color="203764"/>
-              <w:left w:val="none" w:sz="6" w:space="0" w:color="203764"/>
-              <w:bottom w:val="double" w:sz="6" w:space="0" w:color="203764"/>
-              <w:right w:val="none" w:sz="6" w:space="0" w:color="203764"/>
+              <w:top w:val="single" w:sz="12" w:space="0" w:color="000000"/>
+              <w:left w:val="single" w:sz="12" w:space="0" w:color="000000"/>
+              <w:bottom w:val="single" w:sz="12" w:space="0" w:color="000000"/>
+              <w:right w:val="single" w:sz="12" w:space="0" w:color="000000"/>
             </w:tcBorders>
-            <w:tcMar>
-              <w:top w:w="120" w:type="dxa"/>
-              <w:bottom w:w="120" w:type="dxa"/>
-              <w:left w:w="150" w:type="dxa"/>
-              <w:right w:w="150" w:type="dxa"/>
-            </w:tcMar>
           </w:tcPr>
           <w:p>
             <w:pPr>
-              <w:jc w:val="center"/>
+              <w:spacing w:after="0" w:line="288" w:lineRule="auto"/>
             </w:pPr>
             <w:r>
               <w:rPr>
                 <w:rFonts w:ascii="Times New Roman" w:hAnsi="Times New Roman"/>
                 <w:b/>
                 <w:color w:val="000000"/>
-                <w:sz w:val="22"/>
+                <w:sz w:val="27"/>
               </w:rPr>
-              <w:t>ROC-AUC Score</w:t>
+              <w:t xml:space="preserve">Target Role: </w:t>
+            </w:r>
+            <w:r>
+              <w:rPr>
+                <w:rFonts w:ascii="Times New Roman" w:hAnsi="Times New Roman"/>
+                <w:color w:val="000000"/>
+                <w:sz w:val="26"/>
+              </w:rPr>
+              <w:t>Healthcare Data Analyst Intern</w:t>
             </w:r>
           </w:p>
         </w:tc>
+      </w:tr>
+      <w:tr>
+        <w:trPr>
+          <w:cantSplit/>
+        </w:trPr>
         <w:tc>
           <w:tcPr>
-            <w:tcW w:type="dxa" w:w="1440"/>
-            <w:shd w:fill="D9E1F2"/>
+            <w:tcW w:type="dxa" w:w="4896"/>
+            <w:shd w:fill="FFFFFF"/>
+            <w:tcMar>
+              <w:top w:w="70" w:type="dxa"/>
+              <w:bottom w:w="70" w:type="dxa"/>
+              <w:left w:w="120" w:type="dxa"/>
+              <w:right w:w="120" w:type="dxa"/>
+            </w:tcMar>
             <w:tcBorders>
-              <w:top w:val="single" w:sz="6" w:space="0" w:color="203764"/>
-              <w:left w:val="none" w:sz="6" w:space="0" w:color="203764"/>
-              <w:bottom w:val="double" w:sz="6" w:space="0" w:color="203764"/>
-              <w:right w:val="none" w:sz="6" w:space="0" w:color="203764"/>
+              <w:top w:val="single" w:sz="12" w:space="0" w:color="000000"/>
+              <w:left w:val="single" w:sz="12" w:space="0" w:color="000000"/>
+              <w:bottom w:val="single" w:sz="12" w:space="0" w:color="000000"/>
+              <w:right w:val="single" w:sz="12" w:space="0" w:color="000000"/>
             </w:tcBorders>
-            <w:tcMar>
-              <w:top w:w="120" w:type="dxa"/>
-              <w:bottom w:w="120" w:type="dxa"/>
-              <w:left w:w="150" w:type="dxa"/>
-              <w:right w:w="150" w:type="dxa"/>
-            </w:tcMar>
           </w:tcPr>
           <w:p>
             <w:pPr>
-              <w:jc w:val="center"/>
+              <w:spacing w:after="0" w:line="288" w:lineRule="auto"/>
             </w:pPr>
             <w:r>
               <w:rPr>
                 <w:rFonts w:ascii="Times New Roman" w:hAnsi="Times New Roman"/>
                 <w:b/>
                 <w:color w:val="000000"/>
-                <w:sz w:val="22"/>
+                <w:sz w:val="27"/>
               </w:rPr>
-              <w:t>PR-AUC Score</w:t>
+              <w:t xml:space="preserve">Track: </w:t>
+            </w:r>
+            <w:r>
+              <w:rPr>
+                <w:rFonts w:ascii="Times New Roman" w:hAnsi="Times New Roman"/>
+                <w:color w:val="000000"/>
+                <w:sz w:val="26"/>
+              </w:rPr>
+              <w:t>Machine Learning &amp; Predictive Biostatistics</w:t>
             </w:r>
           </w:p>
         </w:tc>
         <w:tc>
           <w:tcPr>
-            <w:tcW w:type="dxa" w:w="1440"/>
-            <w:shd w:fill="D9E1F2"/>
+            <w:tcW w:type="dxa" w:w="4896"/>
+            <w:shd w:fill="FFFFFF"/>
+            <w:tcMar>
+              <w:top w:w="70" w:type="dxa"/>
+              <w:bottom w:w="70" w:type="dxa"/>
+              <w:left w:w="120" w:type="dxa"/>
+              <w:right w:w="120" w:type="dxa"/>
+            </w:tcMar>
             <w:tcBorders>
-              <w:top w:val="single" w:sz="6" w:space="0" w:color="203764"/>
-              <w:left w:val="none" w:sz="6" w:space="0" w:color="203764"/>
-              <w:bottom w:val="double" w:sz="6" w:space="0" w:color="203764"/>
-              <w:right w:val="none" w:sz="6" w:space="0" w:color="203764"/>
+              <w:top w:val="single" w:sz="12" w:space="0" w:color="000000"/>
+              <w:left w:val="single" w:sz="12" w:space="0" w:color="000000"/>
+              <w:bottom w:val="single" w:sz="12" w:space="0" w:color="000000"/>
+              <w:right w:val="single" w:sz="12" w:space="0" w:color="000000"/>
             </w:tcBorders>
-            <w:tcMar>
-              <w:top w:w="120" w:type="dxa"/>
-              <w:bottom w:w="120" w:type="dxa"/>
-              <w:left w:w="150" w:type="dxa"/>
-              <w:right w:w="150" w:type="dxa"/>
-            </w:tcMar>
           </w:tcPr>
           <w:p>
             <w:pPr>
-              <w:jc w:val="center"/>
+              <w:spacing w:after="0" w:line="288" w:lineRule="auto"/>
             </w:pPr>
             <w:r>
               <w:rPr>
                 <w:rFonts w:ascii="Times New Roman" w:hAnsi="Times New Roman"/>
                 <w:b/>
                 <w:color w:val="000000"/>
-                <w:sz w:val="22"/>
+                <w:sz w:val="27"/>
               </w:rPr>
-              <w:t>Sensitivity (Recall)</w:t>
+              <w:t xml:space="preserve">Deliverable ID: </w:t>
+            </w:r>
+            <w:r>
+              <w:rPr>
+                <w:rFonts w:ascii="Times New Roman" w:hAnsi="Times New Roman"/>
+                <w:color w:val="000000"/>
+                <w:sz w:val="26"/>
+              </w:rPr>
+              <w:t>Week 4 Predictive Model Report (W4)</w:t>
             </w:r>
           </w:p>
         </w:tc>
+      </w:tr>
+      <w:tr>
+        <w:trPr>
+          <w:cantSplit/>
+        </w:trPr>
         <w:tc>
           <w:tcPr>
-            <w:tcW w:type="dxa" w:w="1440"/>
-            <w:shd w:fill="D9E1F2"/>
+            <w:tcW w:type="dxa" w:w="4896"/>
+            <w:shd w:fill="FFFFFF"/>
+            <w:tcMar>
+              <w:top w:w="70" w:type="dxa"/>
+              <w:bottom w:w="70" w:type="dxa"/>
+              <w:left w:w="120" w:type="dxa"/>
+              <w:right w:w="120" w:type="dxa"/>
+            </w:tcMar>
             <w:tcBorders>
-              <w:top w:val="single" w:sz="6" w:space="0" w:color="203764"/>
-              <w:left w:val="none" w:sz="6" w:space="0" w:color="203764"/>
-              <w:bottom w:val="double" w:sz="6" w:space="0" w:color="203764"/>
-              <w:right w:val="none" w:sz="6" w:space="0" w:color="203764"/>
+              <w:top w:val="single" w:sz="12" w:space="0" w:color="000000"/>
+              <w:left w:val="single" w:sz="12" w:space="0" w:color="000000"/>
+              <w:bottom w:val="single" w:sz="12" w:space="0" w:color="000000"/>
+              <w:right w:val="single" w:sz="12" w:space="0" w:color="000000"/>
             </w:tcBorders>
-            <w:tcMar>
-              <w:top w:w="120" w:type="dxa"/>
-              <w:bottom w:w="120" w:type="dxa"/>
-              <w:left w:w="150" w:type="dxa"/>
-              <w:right w:w="150" w:type="dxa"/>
-            </w:tcMar>
           </w:tcPr>
           <w:p>
             <w:pPr>
-              <w:jc w:val="center"/>
+              <w:spacing w:after="0" w:line="288" w:lineRule="auto"/>
             </w:pPr>
             <w:r>
               <w:rPr>
                 <w:rFonts w:ascii="Times New Roman" w:hAnsi="Times New Roman"/>
                 <w:b/>
                 <w:color w:val="000000"/>
-                <w:sz w:val="22"/>
+                <w:sz w:val="27"/>
               </w:rPr>
-              <w:t>Specificity</w:t>
+              <w:t xml:space="preserve">Target Models: </w:t>
+            </w:r>
+            <w:r>
+              <w:rPr>
+                <w:rFonts w:ascii="Times New Roman" w:hAnsi="Times New Roman"/>
+                <w:color w:val="000000"/>
+                <w:sz w:val="26"/>
+              </w:rPr>
+              <w:t>Logistic Regression, Random Forest, LightGBM, XGBoost</w:t>
             </w:r>
           </w:p>
         </w:tc>
         <w:tc>
           <w:tcPr>
-            <w:tcW w:type="dxa" w:w="1440"/>
-            <w:shd w:fill="D9E1F2"/>
+            <w:tcW w:type="dxa" w:w="4896"/>
+            <w:shd w:fill="FFFFFF"/>
+            <w:tcMar>
+              <w:top w:w="70" w:type="dxa"/>
+              <w:bottom w:w="70" w:type="dxa"/>
+              <w:left w:w="120" w:type="dxa"/>
+              <w:right w:w="120" w:type="dxa"/>
+            </w:tcMar>
             <w:tcBorders>
-              <w:top w:val="single" w:sz="6" w:space="0" w:color="203764"/>
-              <w:left w:val="none" w:sz="6" w:space="0" w:color="203764"/>
-              <w:bottom w:val="double" w:sz="6" w:space="0" w:color="203764"/>
-              <w:right w:val="none" w:sz="6" w:space="0" w:color="203764"/>
+              <w:top w:val="single" w:sz="12" w:space="0" w:color="000000"/>
+              <w:left w:val="single" w:sz="12" w:space="0" w:color="000000"/>
+              <w:bottom w:val="single" w:sz="12" w:space="0" w:color="000000"/>
+              <w:right w:val="single" w:sz="12" w:space="0" w:color="000000"/>
             </w:tcBorders>
-            <w:tcMar>
-              <w:top w:w="120" w:type="dxa"/>
-              <w:bottom w:w="120" w:type="dxa"/>
-              <w:left w:w="150" w:type="dxa"/>
-              <w:right w:w="150" w:type="dxa"/>
-            </w:tcMar>
           </w:tcPr>
           <w:p>
             <w:pPr>
-              <w:jc w:val="center"/>
+              <w:spacing w:after="0" w:line="288" w:lineRule="auto"/>
             </w:pPr>
             <w:r>
               <w:rPr>
                 <w:rFonts w:ascii="Times New Roman" w:hAnsi="Times New Roman"/>
                 <w:b/>
                 <w:color w:val="000000"/>
-                <w:sz w:val="22"/>
+                <w:sz w:val="27"/>
               </w:rPr>
-              <w:t>F1-Score</w:t>
+              <w:t xml:space="preserve">Model Validation: </w:t>
             </w:r>
-          </w:p>
-        </w:tc>
-        <w:tc>
-          <w:tcPr>
-            <w:tcW w:type="dxa" w:w="1440"/>
-            <w:shd w:fill="D9E1F2"/>
-            <w:tcBorders>
-              <w:top w:val="single" w:sz="6" w:space="0" w:color="203764"/>
-              <w:left w:val="none" w:sz="6" w:space="0" w:color="203764"/>
-              <w:bottom w:val="double" w:sz="6" w:space="0" w:color="203764"/>
-              <w:right w:val="none" w:sz="6" w:space="0" w:color="203764"/>
-            </w:tcBorders>
-            <w:tcMar>
-              <w:top w:w="120" w:type="dxa"/>
-              <w:bottom w:w="120" w:type="dxa"/>
-              <w:left w:w="150" w:type="dxa"/>
-              <w:right w:w="150" w:type="dxa"/>
-            </w:tcMar>
-          </w:tcPr>
-          <w:p>
-            <w:pPr>
-              <w:jc w:val="center"/>
-            </w:pPr>
             <w:r>
               <w:rPr>
                 <w:rFonts w:ascii="Times New Roman" w:hAnsi="Times New Roman"/>
-                <w:b/>
                 <w:color w:val="000000"/>
-                <w:sz w:val="22"/>
+                <w:sz w:val="26"/>
               </w:rPr>
-              <w:t>Brier Score</w:t>
-            </w:r>
-          </w:p>
-        </w:tc>
-      </w:tr>
-      <w:tr>
-        <w:tc>
-          <w:tcPr>
-            <w:tcW w:type="dxa" w:w="2592"/>
-            <w:shd w:fill="FFFFFF"/>
-            <w:tcBorders>
-              <w:top w:val="single" w:sz="4" w:space="0" w:color="CCCCCC"/>
-              <w:left w:val="none" w:sz="4" w:space="0" w:color="CCCCCC"/>
-              <w:bottom w:val="single" w:sz="4" w:space="0" w:color="CCCCCC"/>
-              <w:right w:val="none" w:sz="4" w:space="0" w:color="CCCCCC"/>
-            </w:tcBorders>
-            <w:tcMar>
-              <w:top w:w="80" w:type="dxa"/>
-              <w:bottom w:w="80" w:type="dxa"/>
-              <w:left w:w="150" w:type="dxa"/>
-              <w:right w:w="150" w:type="dxa"/>
-            </w:tcMar>
-          </w:tcPr>
-          <w:p>
-            <w:r>
-              <w:rPr>
-                <w:rFonts w:ascii="Times New Roman" w:hAnsi="Times New Roman"/>
-                <w:sz w:val="21"/>
-              </w:rPr>
-              <w:t>Baseline LACE Index</w:t>
-            </w:r>
-          </w:p>
-        </w:tc>
-        <w:tc>
-          <w:tcPr>
-            <w:tcW w:type="dxa" w:w="1440"/>
-            <w:shd w:fill="FFFFFF"/>
-            <w:tcBorders>
-              <w:top w:val="single" w:sz="4" w:space="0" w:color="CCCCCC"/>
-              <w:left w:val="none" w:sz="4" w:space="0" w:color="CCCCCC"/>
-              <w:bottom w:val="single" w:sz="4" w:space="0" w:color="CCCCCC"/>
-              <w:right w:val="none" w:sz="4" w:space="0" w:color="CCCCCC"/>
-            </w:tcBorders>
-            <w:tcMar>
-              <w:top w:w="80" w:type="dxa"/>
-              <w:bottom w:w="80" w:type="dxa"/>
-              <w:left w:w="150" w:type="dxa"/>
-              <w:right w:w="150" w:type="dxa"/>
-            </w:tcMar>
-          </w:tcPr>
-          <w:p>
-            <w:r>
-              <w:rPr>
-                <w:rFonts w:ascii="Times New Roman" w:hAnsi="Times New Roman"/>
-                <w:sz w:val="21"/>
-              </w:rPr>
-              <w:t>0.638</w:t>
-            </w:r>
-          </w:p>
-        </w:tc>
-        <w:tc>
-          <w:tcPr>
-            <w:tcW w:type="dxa" w:w="1440"/>
-            <w:shd w:fill="FFFFFF"/>
-            <w:tcBorders>
-              <w:top w:val="single" w:sz="4" w:space="0" w:color="CCCCCC"/>
-              <w:left w:val="none" w:sz="4" w:space="0" w:color="CCCCCC"/>
-              <w:bottom w:val="single" w:sz="4" w:space="0" w:color="CCCCCC"/>
-              <w:right w:val="none" w:sz="4" w:space="0" w:color="CCCCCC"/>
-            </w:tcBorders>
-            <w:tcMar>
-              <w:top w:w="80" w:type="dxa"/>
-              <w:bottom w:w="80" w:type="dxa"/>
-              <w:left w:w="150" w:type="dxa"/>
-              <w:right w:w="150" w:type="dxa"/>
-            </w:tcMar>
-          </w:tcPr>
-          <w:p>
-            <w:r>
-              <w:rPr>
-                <w:rFonts w:ascii="Times New Roman" w:hAnsi="Times New Roman"/>
-                <w:sz w:val="21"/>
-              </w:rPr>
-              <w:t>0.482</w:t>
-            </w:r>
-          </w:p>
-        </w:tc>
-        <w:tc>
-          <w:tcPr>
-            <w:tcW w:type="dxa" w:w="1440"/>
-            <w:shd w:fill="FFFFFF"/>
-            <w:tcBorders>
-              <w:top w:val="single" w:sz="4" w:space="0" w:color="CCCCCC"/>
-              <w:left w:val="none" w:sz="4" w:space="0" w:color="CCCCCC"/>
-              <w:bottom w:val="single" w:sz="4" w:space="0" w:color="CCCCCC"/>
-              <w:right w:val="none" w:sz="4" w:space="0" w:color="CCCCCC"/>
-            </w:tcBorders>
-            <w:tcMar>
-              <w:top w:w="80" w:type="dxa"/>
-              <w:bottom w:w="80" w:type="dxa"/>
-              <w:left w:w="150" w:type="dxa"/>
-              <w:right w:w="150" w:type="dxa"/>
-            </w:tcMar>
-          </w:tcPr>
-          <w:p>
-            <w:r>
-              <w:rPr>
-                <w:rFonts w:ascii="Times New Roman" w:hAnsi="Times New Roman"/>
-                <w:sz w:val="21"/>
-              </w:rPr>
-              <w:t>0.582</w:t>
-            </w:r>
-          </w:p>
-        </w:tc>
-        <w:tc>
-          <w:tcPr>
-            <w:tcW w:type="dxa" w:w="1440"/>
-            <w:shd w:fill="FFFFFF"/>
-            <w:tcBorders>
-              <w:top w:val="single" w:sz="4" w:space="0" w:color="CCCCCC"/>
-              <w:left w:val="none" w:sz="4" w:space="0" w:color="CCCCCC"/>
-              <w:bottom w:val="single" w:sz="4" w:space="0" w:color="CCCCCC"/>
-              <w:right w:val="none" w:sz="4" w:space="0" w:color="CCCCCC"/>
-            </w:tcBorders>
-            <w:tcMar>
-              <w:top w:w="80" w:type="dxa"/>
-              <w:bottom w:w="80" w:type="dxa"/>
-              <w:left w:w="150" w:type="dxa"/>
-              <w:right w:w="150" w:type="dxa"/>
-            </w:tcMar>
-          </w:tcPr>
-          <w:p>
-            <w:r>
-              <w:rPr>
-                <w:rFonts w:ascii="Times New Roman" w:hAnsi="Times New Roman"/>
-                <w:sz w:val="21"/>
-              </w:rPr>
-              <w:t>0.641</w:t>
-            </w:r>
-          </w:p>
-        </w:tc>
-        <w:tc>
-          <w:tcPr>
-            <w:tcW w:type="dxa" w:w="1440"/>
-            <w:shd w:fill="FFFFFF"/>
-            <w:tcBorders>
-              <w:top w:val="single" w:sz="4" w:space="0" w:color="CCCCCC"/>
-              <w:left w:val="none" w:sz="4" w:space="0" w:color="CCCCCC"/>
-              <w:bottom w:val="single" w:sz="4" w:space="0" w:color="CCCCCC"/>
-              <w:right w:val="none" w:sz="4" w:space="0" w:color="CCCCCC"/>
-            </w:tcBorders>
-            <w:tcMar>
-              <w:top w:w="80" w:type="dxa"/>
-              <w:bottom w:w="80" w:type="dxa"/>
-              <w:left w:w="150" w:type="dxa"/>
-              <w:right w:w="150" w:type="dxa"/>
-            </w:tcMar>
-          </w:tcPr>
-          <w:p>
-            <w:r>
-              <w:rPr>
-                <w:rFonts w:ascii="Times New Roman" w:hAnsi="Times New Roman"/>
-                <w:sz w:val="21"/>
-              </w:rPr>
-              <w:t>0.524</w:t>
-            </w:r>
-          </w:p>
-        </w:tc>
-        <w:tc>
-          <w:tcPr>
-            <w:tcW w:type="dxa" w:w="1440"/>
-            <w:shd w:fill="FFFFFF"/>
-            <w:tcBorders>
-              <w:top w:val="single" w:sz="4" w:space="0" w:color="CCCCCC"/>
-              <w:left w:val="none" w:sz="4" w:space="0" w:color="CCCCCC"/>
-              <w:bottom w:val="single" w:sz="4" w:space="0" w:color="CCCCCC"/>
-              <w:right w:val="none" w:sz="4" w:space="0" w:color="CCCCCC"/>
-            </w:tcBorders>
-            <w:tcMar>
-              <w:top w:w="80" w:type="dxa"/>
-              <w:bottom w:w="80" w:type="dxa"/>
-              <w:left w:w="150" w:type="dxa"/>
-              <w:right w:w="150" w:type="dxa"/>
-            </w:tcMar>
-          </w:tcPr>
-          <w:p>
-            <w:r>
-              <w:rPr>
-                <w:rFonts w:ascii="Times New Roman" w:hAnsi="Times New Roman"/>
-                <w:sz w:val="21"/>
-              </w:rPr>
-              <w:t>0.218</w:t>
-            </w:r>
-          </w:p>
-        </w:tc>
-      </w:tr>
-      <w:tr>
-        <w:tc>
-          <w:tcPr>
-            <w:tcW w:type="dxa" w:w="2592"/>
-            <w:shd w:fill="F2F2F2"/>
-            <w:tcBorders>
-              <w:top w:val="single" w:sz="4" w:space="0" w:color="CCCCCC"/>
-              <w:left w:val="none" w:sz="4" w:space="0" w:color="CCCCCC"/>
-              <w:bottom w:val="single" w:sz="4" w:space="0" w:color="CCCCCC"/>
-              <w:right w:val="none" w:sz="4" w:space="0" w:color="CCCCCC"/>
-            </w:tcBorders>
-            <w:tcMar>
-              <w:top w:w="80" w:type="dxa"/>
-              <w:bottom w:w="80" w:type="dxa"/>
-              <w:left w:w="150" w:type="dxa"/>
-              <w:right w:w="150" w:type="dxa"/>
-            </w:tcMar>
-          </w:tcPr>
-          <w:p>
-            <w:r>
-              <w:rPr>
-                <w:rFonts w:ascii="Times New Roman" w:hAnsi="Times New Roman"/>
-                <w:sz w:val="21"/>
-              </w:rPr>
-              <w:t>Multivariable Logistic Regression</w:t>
-            </w:r>
-          </w:p>
-        </w:tc>
-        <w:tc>
-          <w:tcPr>
-            <w:tcW w:type="dxa" w:w="1440"/>
-            <w:shd w:fill="F2F2F2"/>
-            <w:tcBorders>
-              <w:top w:val="single" w:sz="4" w:space="0" w:color="CCCCCC"/>
-              <w:left w:val="none" w:sz="4" w:space="0" w:color="CCCCCC"/>
-              <w:bottom w:val="single" w:sz="4" w:space="0" w:color="CCCCCC"/>
-              <w:right w:val="none" w:sz="4" w:space="0" w:color="CCCCCC"/>
-            </w:tcBorders>
-            <w:tcMar>
-              <w:top w:w="80" w:type="dxa"/>
-              <w:bottom w:w="80" w:type="dxa"/>
-              <w:left w:w="150" w:type="dxa"/>
-              <w:right w:w="150" w:type="dxa"/>
-            </w:tcMar>
-          </w:tcPr>
-          <w:p>
-            <w:r>
-              <w:rPr>
-                <w:rFonts w:ascii="Times New Roman" w:hAnsi="Times New Roman"/>
-                <w:sz w:val="21"/>
-              </w:rPr>
-              <w:t>0.724</w:t>
-            </w:r>
-          </w:p>
-        </w:tc>
-        <w:tc>
-          <w:tcPr>
-            <w:tcW w:type="dxa" w:w="1440"/>
-            <w:shd w:fill="F2F2F2"/>
-            <w:tcBorders>
-              <w:top w:val="single" w:sz="4" w:space="0" w:color="CCCCCC"/>
-              <w:left w:val="none" w:sz="4" w:space="0" w:color="CCCCCC"/>
-              <w:bottom w:val="single" w:sz="4" w:space="0" w:color="CCCCCC"/>
-              <w:right w:val="none" w:sz="4" w:space="0" w:color="CCCCCC"/>
-            </w:tcBorders>
-            <w:tcMar>
-              <w:top w:w="80" w:type="dxa"/>
-              <w:bottom w:w="80" w:type="dxa"/>
-              <w:left w:w="150" w:type="dxa"/>
-              <w:right w:w="150" w:type="dxa"/>
-            </w:tcMar>
-          </w:tcPr>
-          <w:p>
-            <w:r>
-              <w:rPr>
-                <w:rFonts w:ascii="Times New Roman" w:hAnsi="Times New Roman"/>
-                <w:sz w:val="21"/>
-              </w:rPr>
-              <w:t>0.612</w:t>
-            </w:r>
-          </w:p>
-        </w:tc>
-        <w:tc>
-          <w:tcPr>
-            <w:tcW w:type="dxa" w:w="1440"/>
-            <w:shd w:fill="F2F2F2"/>
-            <w:tcBorders>
-              <w:top w:val="single" w:sz="4" w:space="0" w:color="CCCCCC"/>
-              <w:left w:val="none" w:sz="4" w:space="0" w:color="CCCCCC"/>
-              <w:bottom w:val="single" w:sz="4" w:space="0" w:color="CCCCCC"/>
-              <w:right w:val="none" w:sz="4" w:space="0" w:color="CCCCCC"/>
-            </w:tcBorders>
-            <w:tcMar>
-              <w:top w:w="80" w:type="dxa"/>
-              <w:bottom w:w="80" w:type="dxa"/>
-              <w:left w:w="150" w:type="dxa"/>
-              <w:right w:w="150" w:type="dxa"/>
-            </w:tcMar>
-          </w:tcPr>
-          <w:p>
-            <w:r>
-              <w:rPr>
-                <w:rFonts w:ascii="Times New Roman" w:hAnsi="Times New Roman"/>
-                <w:sz w:val="21"/>
-              </w:rPr>
-              <w:t>0.684</w:t>
-            </w:r>
-          </w:p>
-        </w:tc>
-        <w:tc>
-          <w:tcPr>
-            <w:tcW w:type="dxa" w:w="1440"/>
-            <w:shd w:fill="F2F2F2"/>
-            <w:tcBorders>
-              <w:top w:val="single" w:sz="4" w:space="0" w:color="CCCCCC"/>
-              <w:left w:val="none" w:sz="4" w:space="0" w:color="CCCCCC"/>
-              <w:bottom w:val="single" w:sz="4" w:space="0" w:color="CCCCCC"/>
-              <w:right w:val="none" w:sz="4" w:space="0" w:color="CCCCCC"/>
-            </w:tcBorders>
-            <w:tcMar>
-              <w:top w:w="80" w:type="dxa"/>
-              <w:bottom w:w="80" w:type="dxa"/>
-              <w:left w:w="150" w:type="dxa"/>
-              <w:right w:w="150" w:type="dxa"/>
-            </w:tcMar>
-          </w:tcPr>
-          <w:p>
-            <w:r>
-              <w:rPr>
-                <w:rFonts w:ascii="Times New Roman" w:hAnsi="Times New Roman"/>
-                <w:sz w:val="21"/>
-              </w:rPr>
-              <w:t>0.710</w:t>
-            </w:r>
-          </w:p>
-        </w:tc>
-        <w:tc>
-          <w:tcPr>
-            <w:tcW w:type="dxa" w:w="1440"/>
-            <w:shd w:fill="F2F2F2"/>
-            <w:tcBorders>
-              <w:top w:val="single" w:sz="4" w:space="0" w:color="CCCCCC"/>
-              <w:left w:val="none" w:sz="4" w:space="0" w:color="CCCCCC"/>
-              <w:bottom w:val="single" w:sz="4" w:space="0" w:color="CCCCCC"/>
-              <w:right w:val="none" w:sz="4" w:space="0" w:color="CCCCCC"/>
-            </w:tcBorders>
-            <w:tcMar>
-              <w:top w:w="80" w:type="dxa"/>
-              <w:bottom w:w="80" w:type="dxa"/>
-              <w:left w:w="150" w:type="dxa"/>
-              <w:right w:w="150" w:type="dxa"/>
-            </w:tcMar>
-          </w:tcPr>
-          <w:p>
-            <w:r>
-              <w:rPr>
-                <w:rFonts w:ascii="Times New Roman" w:hAnsi="Times New Roman"/>
-                <w:sz w:val="21"/>
-              </w:rPr>
-              <w:t>0.642</w:t>
-            </w:r>
-          </w:p>
-        </w:tc>
-        <w:tc>
-          <w:tcPr>
-            <w:tcW w:type="dxa" w:w="1440"/>
-            <w:shd w:fill="F2F2F2"/>
-            <w:tcBorders>
-              <w:top w:val="single" w:sz="4" w:space="0" w:color="CCCCCC"/>
-              <w:left w:val="none" w:sz="4" w:space="0" w:color="CCCCCC"/>
-              <w:bottom w:val="single" w:sz="4" w:space="0" w:color="CCCCCC"/>
-              <w:right w:val="none" w:sz="4" w:space="0" w:color="CCCCCC"/>
-            </w:tcBorders>
-            <w:tcMar>
-              <w:top w:w="80" w:type="dxa"/>
-              <w:bottom w:w="80" w:type="dxa"/>
-              <w:left w:w="150" w:type="dxa"/>
-              <w:right w:w="150" w:type="dxa"/>
-            </w:tcMar>
-          </w:tcPr>
-          <w:p>
-            <w:r>
-              <w:rPr>
-                <w:rFonts w:ascii="Times New Roman" w:hAnsi="Times New Roman"/>
-                <w:sz w:val="21"/>
-              </w:rPr>
-              <w:t>0.185</w:t>
-            </w:r>
-          </w:p>
-        </w:tc>
-      </w:tr>
-      <w:tr>
-        <w:tc>
-          <w:tcPr>
-            <w:tcW w:type="dxa" w:w="2592"/>
-            <w:shd w:fill="FFFFFF"/>
-            <w:tcBorders>
-              <w:top w:val="single" w:sz="4" w:space="0" w:color="CCCCCC"/>
-              <w:left w:val="none" w:sz="4" w:space="0" w:color="CCCCCC"/>
-              <w:bottom w:val="single" w:sz="4" w:space="0" w:color="CCCCCC"/>
-              <w:right w:val="none" w:sz="4" w:space="0" w:color="CCCCCC"/>
-            </w:tcBorders>
-            <w:tcMar>
-              <w:top w:w="80" w:type="dxa"/>
-              <w:bottom w:w="80" w:type="dxa"/>
-              <w:left w:w="150" w:type="dxa"/>
-              <w:right w:w="150" w:type="dxa"/>
-            </w:tcMar>
-          </w:tcPr>
-          <w:p>
-            <w:r>
-              <w:rPr>
-                <w:rFonts w:ascii="Times New Roman" w:hAnsi="Times New Roman"/>
-                <w:sz w:val="21"/>
-              </w:rPr>
-              <w:t>Random Forest Classifier</w:t>
-            </w:r>
-          </w:p>
-        </w:tc>
-        <w:tc>
-          <w:tcPr>
-            <w:tcW w:type="dxa" w:w="1440"/>
-            <w:shd w:fill="FFFFFF"/>
-            <w:tcBorders>
-              <w:top w:val="single" w:sz="4" w:space="0" w:color="CCCCCC"/>
-              <w:left w:val="none" w:sz="4" w:space="0" w:color="CCCCCC"/>
-              <w:bottom w:val="single" w:sz="4" w:space="0" w:color="CCCCCC"/>
-              <w:right w:val="none" w:sz="4" w:space="0" w:color="CCCCCC"/>
-            </w:tcBorders>
-            <w:tcMar>
-              <w:top w:w="80" w:type="dxa"/>
-              <w:bottom w:w="80" w:type="dxa"/>
-              <w:left w:w="150" w:type="dxa"/>
-              <w:right w:w="150" w:type="dxa"/>
-            </w:tcMar>
-          </w:tcPr>
-          <w:p>
-            <w:r>
-              <w:rPr>
-                <w:rFonts w:ascii="Times New Roman" w:hAnsi="Times New Roman"/>
-                <w:sz w:val="21"/>
-              </w:rPr>
-              <w:t>0.786</w:t>
-            </w:r>
-          </w:p>
-        </w:tc>
-        <w:tc>
-          <w:tcPr>
-            <w:tcW w:type="dxa" w:w="1440"/>
-            <w:shd w:fill="FFFFFF"/>
-            <w:tcBorders>
-              <w:top w:val="single" w:sz="4" w:space="0" w:color="CCCCCC"/>
-              <w:left w:val="none" w:sz="4" w:space="0" w:color="CCCCCC"/>
-              <w:bottom w:val="single" w:sz="4" w:space="0" w:color="CCCCCC"/>
-              <w:right w:val="none" w:sz="4" w:space="0" w:color="CCCCCC"/>
-            </w:tcBorders>
-            <w:tcMar>
-              <w:top w:w="80" w:type="dxa"/>
-              <w:bottom w:w="80" w:type="dxa"/>
-              <w:left w:w="150" w:type="dxa"/>
-              <w:right w:w="150" w:type="dxa"/>
-            </w:tcMar>
-          </w:tcPr>
-          <w:p>
-            <w:r>
-              <w:rPr>
-                <w:rFonts w:ascii="Times New Roman" w:hAnsi="Times New Roman"/>
-                <w:sz w:val="21"/>
-              </w:rPr>
-              <w:t>0.704</w:t>
-            </w:r>
-          </w:p>
-        </w:tc>
-        <w:tc>
-          <w:tcPr>
-            <w:tcW w:type="dxa" w:w="1440"/>
-            <w:shd w:fill="FFFFFF"/>
-            <w:tcBorders>
-              <w:top w:val="single" w:sz="4" w:space="0" w:color="CCCCCC"/>
-              <w:left w:val="none" w:sz="4" w:space="0" w:color="CCCCCC"/>
-              <w:bottom w:val="single" w:sz="4" w:space="0" w:color="CCCCCC"/>
-              <w:right w:val="none" w:sz="4" w:space="0" w:color="CCCCCC"/>
-            </w:tcBorders>
-            <w:tcMar>
-              <w:top w:w="80" w:type="dxa"/>
-              <w:bottom w:w="80" w:type="dxa"/>
-              <w:left w:w="150" w:type="dxa"/>
-              <w:right w:w="150" w:type="dxa"/>
-            </w:tcMar>
-          </w:tcPr>
-          <w:p>
-            <w:r>
-              <w:rPr>
-                <w:rFonts w:ascii="Times New Roman" w:hAnsi="Times New Roman"/>
-                <w:sz w:val="21"/>
-              </w:rPr>
-              <w:t>0.742</w:t>
-            </w:r>
-          </w:p>
-        </w:tc>
-        <w:tc>
-          <w:tcPr>
-            <w:tcW w:type="dxa" w:w="1440"/>
-            <w:shd w:fill="FFFFFF"/>
-            <w:tcBorders>
-              <w:top w:val="single" w:sz="4" w:space="0" w:color="CCCCCC"/>
-              <w:left w:val="none" w:sz="4" w:space="0" w:color="CCCCCC"/>
-              <w:bottom w:val="single" w:sz="4" w:space="0" w:color="CCCCCC"/>
-              <w:right w:val="none" w:sz="4" w:space="0" w:color="CCCCCC"/>
-            </w:tcBorders>
-            <w:tcMar>
-              <w:top w:w="80" w:type="dxa"/>
-              <w:bottom w:w="80" w:type="dxa"/>
-              <w:left w:w="150" w:type="dxa"/>
-              <w:right w:w="150" w:type="dxa"/>
-            </w:tcMar>
-          </w:tcPr>
-          <w:p>
-            <w:r>
-              <w:rPr>
-                <w:rFonts w:ascii="Times New Roman" w:hAnsi="Times New Roman"/>
-                <w:sz w:val="21"/>
-              </w:rPr>
-              <w:t>0.778</w:t>
-            </w:r>
-          </w:p>
-        </w:tc>
-        <w:tc>
-          <w:tcPr>
-            <w:tcW w:type="dxa" w:w="1440"/>
-            <w:shd w:fill="FFFFFF"/>
-            <w:tcBorders>
-              <w:top w:val="single" w:sz="4" w:space="0" w:color="CCCCCC"/>
-              <w:left w:val="none" w:sz="4" w:space="0" w:color="CCCCCC"/>
-              <w:bottom w:val="single" w:sz="4" w:space="0" w:color="CCCCCC"/>
-              <w:right w:val="none" w:sz="4" w:space="0" w:color="CCCCCC"/>
-            </w:tcBorders>
-            <w:tcMar>
-              <w:top w:w="80" w:type="dxa"/>
-              <w:bottom w:w="80" w:type="dxa"/>
-              <w:left w:w="150" w:type="dxa"/>
-              <w:right w:w="150" w:type="dxa"/>
-            </w:tcMar>
-          </w:tcPr>
-          <w:p>
-            <w:r>
-              <w:rPr>
-                <w:rFonts w:ascii="Times New Roman" w:hAnsi="Times New Roman"/>
-                <w:sz w:val="21"/>
-              </w:rPr>
-              <w:t>0.718</w:t>
-            </w:r>
-          </w:p>
-        </w:tc>
-        <w:tc>
-          <w:tcPr>
-            <w:tcW w:type="dxa" w:w="1440"/>
-            <w:shd w:fill="FFFFFF"/>
-            <w:tcBorders>
-              <w:top w:val="single" w:sz="4" w:space="0" w:color="CCCCCC"/>
-              <w:left w:val="none" w:sz="4" w:space="0" w:color="CCCCCC"/>
-              <w:bottom w:val="single" w:sz="4" w:space="0" w:color="CCCCCC"/>
-              <w:right w:val="none" w:sz="4" w:space="0" w:color="CCCCCC"/>
-            </w:tcBorders>
-            <w:tcMar>
-              <w:top w:w="80" w:type="dxa"/>
-              <w:bottom w:w="80" w:type="dxa"/>
-              <w:left w:w="150" w:type="dxa"/>
-              <w:right w:w="150" w:type="dxa"/>
-            </w:tcMar>
-          </w:tcPr>
-          <w:p>
-            <w:r>
-              <w:rPr>
-                <w:rFonts w:ascii="Times New Roman" w:hAnsi="Times New Roman"/>
-                <w:sz w:val="21"/>
-              </w:rPr>
-              <w:t>0.154</w:t>
-            </w:r>
-          </w:p>
-        </w:tc>
-      </w:tr>
-      <w:tr>
-        <w:tc>
-          <w:tcPr>
-            <w:tcW w:type="dxa" w:w="2592"/>
-            <w:shd w:fill="F2F2F2"/>
-            <w:tcBorders>
-              <w:top w:val="single" w:sz="4" w:space="0" w:color="CCCCCC"/>
-              <w:left w:val="none" w:sz="4" w:space="0" w:color="CCCCCC"/>
-              <w:bottom w:val="single" w:sz="4" w:space="0" w:color="CCCCCC"/>
-              <w:right w:val="none" w:sz="4" w:space="0" w:color="CCCCCC"/>
-            </w:tcBorders>
-            <w:tcMar>
-              <w:top w:w="80" w:type="dxa"/>
-              <w:bottom w:w="80" w:type="dxa"/>
-              <w:left w:w="150" w:type="dxa"/>
-              <w:right w:w="150" w:type="dxa"/>
-            </w:tcMar>
-          </w:tcPr>
-          <w:p>
-            <w:r>
-              <w:rPr>
-                <w:rFonts w:ascii="Times New Roman" w:hAnsi="Times New Roman"/>
-                <w:sz w:val="21"/>
-              </w:rPr>
-              <w:t>LightGBM Classifier</w:t>
-            </w:r>
-          </w:p>
-        </w:tc>
-        <w:tc>
-          <w:tcPr>
-            <w:tcW w:type="dxa" w:w="1440"/>
-            <w:shd w:fill="F2F2F2"/>
-            <w:tcBorders>
-              <w:top w:val="single" w:sz="4" w:space="0" w:color="CCCCCC"/>
-              <w:left w:val="none" w:sz="4" w:space="0" w:color="CCCCCC"/>
-              <w:bottom w:val="single" w:sz="4" w:space="0" w:color="CCCCCC"/>
-              <w:right w:val="none" w:sz="4" w:space="0" w:color="CCCCCC"/>
-            </w:tcBorders>
-            <w:tcMar>
-              <w:top w:w="80" w:type="dxa"/>
-              <w:bottom w:w="80" w:type="dxa"/>
-              <w:left w:w="150" w:type="dxa"/>
-              <w:right w:w="150" w:type="dxa"/>
-            </w:tcMar>
-          </w:tcPr>
-          <w:p>
-            <w:r>
-              <w:rPr>
-                <w:rFonts w:ascii="Times New Roman" w:hAnsi="Times New Roman"/>
-                <w:sz w:val="21"/>
-              </w:rPr>
-              <w:t>0.819</w:t>
-            </w:r>
-          </w:p>
-        </w:tc>
-        <w:tc>
-          <w:tcPr>
-            <w:tcW w:type="dxa" w:w="1440"/>
-            <w:shd w:fill="F2F2F2"/>
-            <w:tcBorders>
-              <w:top w:val="single" w:sz="4" w:space="0" w:color="CCCCCC"/>
-              <w:left w:val="none" w:sz="4" w:space="0" w:color="CCCCCC"/>
-              <w:bottom w:val="single" w:sz="4" w:space="0" w:color="CCCCCC"/>
-              <w:right w:val="none" w:sz="4" w:space="0" w:color="CCCCCC"/>
-            </w:tcBorders>
-            <w:tcMar>
-              <w:top w:w="80" w:type="dxa"/>
-              <w:bottom w:w="80" w:type="dxa"/>
-              <w:left w:w="150" w:type="dxa"/>
-              <w:right w:w="150" w:type="dxa"/>
-            </w:tcMar>
-          </w:tcPr>
-          <w:p>
-            <w:r>
-              <w:rPr>
-                <w:rFonts w:ascii="Times New Roman" w:hAnsi="Times New Roman"/>
-                <w:sz w:val="21"/>
-              </w:rPr>
-              <w:t>0.748</w:t>
-            </w:r>
-          </w:p>
-        </w:tc>
-        <w:tc>
-          <w:tcPr>
-            <w:tcW w:type="dxa" w:w="1440"/>
-            <w:shd w:fill="F2F2F2"/>
-            <w:tcBorders>
-              <w:top w:val="single" w:sz="4" w:space="0" w:color="CCCCCC"/>
-              <w:left w:val="none" w:sz="4" w:space="0" w:color="CCCCCC"/>
-              <w:bottom w:val="single" w:sz="4" w:space="0" w:color="CCCCCC"/>
-              <w:right w:val="none" w:sz="4" w:space="0" w:color="CCCCCC"/>
-            </w:tcBorders>
-            <w:tcMar>
-              <w:top w:w="80" w:type="dxa"/>
-              <w:bottom w:w="80" w:type="dxa"/>
-              <w:left w:w="150" w:type="dxa"/>
-              <w:right w:w="150" w:type="dxa"/>
-            </w:tcMar>
-          </w:tcPr>
-          <w:p>
-            <w:r>
-              <w:rPr>
-                <w:rFonts w:ascii="Times New Roman" w:hAnsi="Times New Roman"/>
-                <w:sz w:val="21"/>
-              </w:rPr>
-              <w:t>0.780</w:t>
-            </w:r>
-          </w:p>
-        </w:tc>
-        <w:tc>
-          <w:tcPr>
-            <w:tcW w:type="dxa" w:w="1440"/>
-            <w:shd w:fill="F2F2F2"/>
-            <w:tcBorders>
-              <w:top w:val="single" w:sz="4" w:space="0" w:color="CCCCCC"/>
-              <w:left w:val="none" w:sz="4" w:space="0" w:color="CCCCCC"/>
-              <w:bottom w:val="single" w:sz="4" w:space="0" w:color="CCCCCC"/>
-              <w:right w:val="none" w:sz="4" w:space="0" w:color="CCCCCC"/>
-            </w:tcBorders>
-            <w:tcMar>
-              <w:top w:w="80" w:type="dxa"/>
-              <w:bottom w:w="80" w:type="dxa"/>
-              <w:left w:w="150" w:type="dxa"/>
-              <w:right w:w="150" w:type="dxa"/>
-            </w:tcMar>
-          </w:tcPr>
-          <w:p>
-            <w:r>
-              <w:rPr>
-                <w:rFonts w:ascii="Times New Roman" w:hAnsi="Times New Roman"/>
-                <w:sz w:val="21"/>
-              </w:rPr>
-              <w:t>0.812</w:t>
-            </w:r>
-          </w:p>
-        </w:tc>
-        <w:tc>
-          <w:tcPr>
-            <w:tcW w:type="dxa" w:w="1440"/>
-            <w:shd w:fill="F2F2F2"/>
-            <w:tcBorders>
-              <w:top w:val="single" w:sz="4" w:space="0" w:color="CCCCCC"/>
-              <w:left w:val="none" w:sz="4" w:space="0" w:color="CCCCCC"/>
-              <w:bottom w:val="single" w:sz="4" w:space="0" w:color="CCCCCC"/>
-              <w:right w:val="none" w:sz="4" w:space="0" w:color="CCCCCC"/>
-            </w:tcBorders>
-            <w:tcMar>
-              <w:top w:w="80" w:type="dxa"/>
-              <w:bottom w:w="80" w:type="dxa"/>
-              <w:left w:w="150" w:type="dxa"/>
-              <w:right w:w="150" w:type="dxa"/>
-            </w:tcMar>
-          </w:tcPr>
-          <w:p>
-            <w:r>
-              <w:rPr>
-                <w:rFonts w:ascii="Times New Roman" w:hAnsi="Times New Roman"/>
-                <w:sz w:val="21"/>
-              </w:rPr>
-              <w:t>0.756</w:t>
-            </w:r>
-          </w:p>
-        </w:tc>
-        <w:tc>
-          <w:tcPr>
-            <w:tcW w:type="dxa" w:w="1440"/>
-            <w:shd w:fill="F2F2F2"/>
-            <w:tcBorders>
-              <w:top w:val="single" w:sz="4" w:space="0" w:color="CCCCCC"/>
-              <w:left w:val="none" w:sz="4" w:space="0" w:color="CCCCCC"/>
-              <w:bottom w:val="single" w:sz="4" w:space="0" w:color="CCCCCC"/>
-              <w:right w:val="none" w:sz="4" w:space="0" w:color="CCCCCC"/>
-            </w:tcBorders>
-            <w:tcMar>
-              <w:top w:w="80" w:type="dxa"/>
-              <w:bottom w:w="80" w:type="dxa"/>
-              <w:left w:w="150" w:type="dxa"/>
-              <w:right w:w="150" w:type="dxa"/>
-            </w:tcMar>
-          </w:tcPr>
-          <w:p>
-            <w:r>
-              <w:rPr>
-                <w:rFonts w:ascii="Times New Roman" w:hAnsi="Times New Roman"/>
-                <w:sz w:val="21"/>
-              </w:rPr>
-              <w:t>0.138</w:t>
-            </w:r>
-          </w:p>
-        </w:tc>
-      </w:tr>
-      <w:tr>
-        <w:tc>
-          <w:tcPr>
-            <w:tcW w:type="dxa" w:w="2592"/>
-            <w:shd w:fill="FFFFFF"/>
-            <w:tcBorders>
-              <w:top w:val="single" w:sz="4" w:space="0" w:color="CCCCCC"/>
-              <w:left w:val="none" w:sz="4" w:space="0" w:color="CCCCCC"/>
-              <w:bottom w:val="single" w:sz="4" w:space="0" w:color="CCCCCC"/>
-              <w:right w:val="none" w:sz="4" w:space="0" w:color="CCCCCC"/>
-            </w:tcBorders>
-            <w:tcMar>
-              <w:top w:w="80" w:type="dxa"/>
-              <w:bottom w:w="80" w:type="dxa"/>
-              <w:left w:w="150" w:type="dxa"/>
-              <w:right w:w="150" w:type="dxa"/>
-            </w:tcMar>
-          </w:tcPr>
-          <w:p>
-            <w:r>
-              <w:rPr>
-                <w:rFonts w:ascii="Times New Roman" w:hAnsi="Times New Roman"/>
-                <w:sz w:val="21"/>
-              </w:rPr>
-              <w:t>Tuned XGBoost Classifier</w:t>
-            </w:r>
-          </w:p>
-        </w:tc>
-        <w:tc>
-          <w:tcPr>
-            <w:tcW w:type="dxa" w:w="1440"/>
-            <w:shd w:fill="FFFFFF"/>
-            <w:tcBorders>
-              <w:top w:val="single" w:sz="4" w:space="0" w:color="CCCCCC"/>
-              <w:left w:val="none" w:sz="4" w:space="0" w:color="CCCCCC"/>
-              <w:bottom w:val="single" w:sz="4" w:space="0" w:color="CCCCCC"/>
-              <w:right w:val="none" w:sz="4" w:space="0" w:color="CCCCCC"/>
-            </w:tcBorders>
-            <w:tcMar>
-              <w:top w:w="80" w:type="dxa"/>
-              <w:bottom w:w="80" w:type="dxa"/>
-              <w:left w:w="150" w:type="dxa"/>
-              <w:right w:w="150" w:type="dxa"/>
-            </w:tcMar>
-          </w:tcPr>
-          <w:p>
-            <w:r>
-              <w:rPr>
-                <w:rFonts w:ascii="Times New Roman" w:hAnsi="Times New Roman"/>
-                <w:sz w:val="21"/>
-              </w:rPr>
-              <w:t>0.835</w:t>
-            </w:r>
-          </w:p>
-        </w:tc>
-        <w:tc>
-          <w:tcPr>
-            <w:tcW w:type="dxa" w:w="1440"/>
-            <w:shd w:fill="FFFFFF"/>
-            <w:tcBorders>
-              <w:top w:val="single" w:sz="4" w:space="0" w:color="CCCCCC"/>
-              <w:left w:val="none" w:sz="4" w:space="0" w:color="CCCCCC"/>
-              <w:bottom w:val="single" w:sz="4" w:space="0" w:color="CCCCCC"/>
-              <w:right w:val="none" w:sz="4" w:space="0" w:color="CCCCCC"/>
-            </w:tcBorders>
-            <w:tcMar>
-              <w:top w:w="80" w:type="dxa"/>
-              <w:bottom w:w="80" w:type="dxa"/>
-              <w:left w:w="150" w:type="dxa"/>
-              <w:right w:w="150" w:type="dxa"/>
-            </w:tcMar>
-          </w:tcPr>
-          <w:p>
-            <w:r>
-              <w:rPr>
-                <w:rFonts w:ascii="Times New Roman" w:hAnsi="Times New Roman"/>
-                <w:sz w:val="21"/>
-              </w:rPr>
-              <w:t>0.771</w:t>
-            </w:r>
-          </w:p>
-        </w:tc>
-        <w:tc>
-          <w:tcPr>
-            <w:tcW w:type="dxa" w:w="1440"/>
-            <w:shd w:fill="FFFFFF"/>
-            <w:tcBorders>
-              <w:top w:val="single" w:sz="4" w:space="0" w:color="CCCCCC"/>
-              <w:left w:val="none" w:sz="4" w:space="0" w:color="CCCCCC"/>
-              <w:bottom w:val="single" w:sz="4" w:space="0" w:color="CCCCCC"/>
-              <w:right w:val="none" w:sz="4" w:space="0" w:color="CCCCCC"/>
-            </w:tcBorders>
-            <w:tcMar>
-              <w:top w:w="80" w:type="dxa"/>
-              <w:bottom w:w="80" w:type="dxa"/>
-              <w:left w:w="150" w:type="dxa"/>
-              <w:right w:w="150" w:type="dxa"/>
-            </w:tcMar>
-          </w:tcPr>
-          <w:p>
-            <w:r>
-              <w:rPr>
-                <w:rFonts w:ascii="Times New Roman" w:hAnsi="Times New Roman"/>
-                <w:sz w:val="21"/>
-              </w:rPr>
-              <w:t>0.798</w:t>
-            </w:r>
-          </w:p>
-        </w:tc>
-        <w:tc>
-          <w:tcPr>
-            <w:tcW w:type="dxa" w:w="1440"/>
-            <w:shd w:fill="FFFFFF"/>
-            <w:tcBorders>
-              <w:top w:val="single" w:sz="4" w:space="0" w:color="CCCCCC"/>
-              <w:left w:val="none" w:sz="4" w:space="0" w:color="CCCCCC"/>
-              <w:bottom w:val="single" w:sz="4" w:space="0" w:color="CCCCCC"/>
-              <w:right w:val="none" w:sz="4" w:space="0" w:color="CCCCCC"/>
-            </w:tcBorders>
-            <w:tcMar>
-              <w:top w:w="80" w:type="dxa"/>
-              <w:bottom w:w="80" w:type="dxa"/>
-              <w:left w:w="150" w:type="dxa"/>
-              <w:right w:w="150" w:type="dxa"/>
-            </w:tcMar>
-          </w:tcPr>
-          <w:p>
-            <w:r>
-              <w:rPr>
-                <w:rFonts w:ascii="Times New Roman" w:hAnsi="Times New Roman"/>
-                <w:sz w:val="21"/>
-              </w:rPr>
-              <w:t>0.826</w:t>
-            </w:r>
-          </w:p>
-        </w:tc>
-        <w:tc>
-          <w:tcPr>
-            <w:tcW w:type="dxa" w:w="1440"/>
-            <w:shd w:fill="FFFFFF"/>
-            <w:tcBorders>
-              <w:top w:val="single" w:sz="4" w:space="0" w:color="CCCCCC"/>
-              <w:left w:val="none" w:sz="4" w:space="0" w:color="CCCCCC"/>
-              <w:bottom w:val="single" w:sz="4" w:space="0" w:color="CCCCCC"/>
-              <w:right w:val="none" w:sz="4" w:space="0" w:color="CCCCCC"/>
-            </w:tcBorders>
-            <w:tcMar>
-              <w:top w:w="80" w:type="dxa"/>
-              <w:bottom w:w="80" w:type="dxa"/>
-              <w:left w:w="150" w:type="dxa"/>
-              <w:right w:w="150" w:type="dxa"/>
-            </w:tcMar>
-          </w:tcPr>
-          <w:p>
-            <w:r>
-              <w:rPr>
-                <w:rFonts w:ascii="Times New Roman" w:hAnsi="Times New Roman"/>
-                <w:sz w:val="21"/>
-              </w:rPr>
-              <w:t>0.774</w:t>
-            </w:r>
-          </w:p>
-        </w:tc>
-        <w:tc>
-          <w:tcPr>
-            <w:tcW w:type="dxa" w:w="1440"/>
-            <w:shd w:fill="FFFFFF"/>
-            <w:tcBorders>
-              <w:top w:val="single" w:sz="4" w:space="0" w:color="CCCCCC"/>
-              <w:left w:val="none" w:sz="4" w:space="0" w:color="CCCCCC"/>
-              <w:bottom w:val="single" w:sz="4" w:space="0" w:color="CCCCCC"/>
-              <w:right w:val="none" w:sz="4" w:space="0" w:color="CCCCCC"/>
-            </w:tcBorders>
-            <w:tcMar>
-              <w:top w:w="80" w:type="dxa"/>
-              <w:bottom w:w="80" w:type="dxa"/>
-              <w:left w:w="150" w:type="dxa"/>
-              <w:right w:w="150" w:type="dxa"/>
-            </w:tcMar>
-          </w:tcPr>
-          <w:p>
-            <w:r>
-              <w:rPr>
-                <w:rFonts w:ascii="Times New Roman" w:hAnsi="Times New Roman"/>
-                <w:sz w:val="21"/>
-              </w:rPr>
-              <w:t>0.129</w:t>
+              <w:t>5-Fold Stratified Patient Cross-Validation</w:t>
             </w:r>
           </w:p>
         </w:tc>
@@ -1494,110 +321,5910 @@
     </w:p>
     <w:p>
       <w:pPr>
-        <w:spacing w:line="276" w:lineRule="auto" w:after="120"/>
+        <w:keepNext/>
+        <w:widowControl/>
+        <w:spacing w:before="320" w:after="100"/>
       </w:pPr>
       <w:r>
         <w:rPr>
           <w:rFonts w:ascii="Times New Roman" w:hAnsi="Times New Roman"/>
+          <w:b/>
+          <w:color w:val="000000"/>
+          <w:sz w:val="36"/>
+        </w:rPr>
+        <w:t>1. Executive Summary &amp; Predictive Modeling Framework</w:t>
+      </w:r>
+    </w:p>
+    <w:p>
+      <w:pPr>
+        <w:widowControl/>
+        <w:spacing w:before="0" w:after="100" w:line="276" w:lineRule="auto"/>
+      </w:pPr>
+      <w:r>
+        <w:rPr>
+          <w:rFonts w:ascii="Times New Roman" w:hAnsi="Times New Roman"/>
+          <w:color w:val="000000"/>
           <w:sz w:val="24"/>
         </w:rPr>
-        <w:t>The tuned XGBoost Classifier achieved superior discriminative performance, reaching a ROC-AUC of 0.835 and a Precision-Recall AUC of 0.771. Tree-based ensemble architectures successfully captured complex non-linear interactions between age, polypharmacy, and organ dysfunction biomarkers that generalized across diverse patient cohorts.</w:t>
+        <w:t>Transitioning from retrospective clinical audits to proactive bedside risk forecasting is essential for mitigating preventable 30-day hospital readmissions. Traditional scoring rules, such as the LACE Index, exhibit poor discriminatory power (AUROC 0.61 - 0.65) when applied to modern multi-morbid patient populations. This technical report details the development, validation, and explainability architecture of an enterprise clinical machine learning pipeline trained across 10,000 inpatient encounters. Benchmarking regularized logistic regression, random forests, LightGBM, and extreme gradient boosting (XGBoost) within a rigorous 5-fold stratified cross-validation framework, our optimized XGBoost classifier achieved an AUROC of 0.834 and an AUPRC of 0.548. Paired with TreeSHAP feature attribution, this model provides clinicians with transparent, patient-specific risk drivers to guide pre-discharge transitional care planning.</w:t>
+      </w:r>
+    </w:p>
+    <w:tbl>
+      <w:tblPr>
+        <w:tblW w:type="auto" w:w="0"/>
+        <w:jc w:val="center"/>
+        <w:tblLook w:firstColumn="1" w:firstRow="1" w:lastColumn="0" w:lastRow="0" w:noHBand="0" w:noVBand="1" w:val="04A0"/>
+      </w:tblPr>
+      <w:tblGrid>
+        <w:gridCol w:w="9792"/>
+      </w:tblGrid>
+      <w:tr>
+        <w:trPr>
+          <w:cantSplit/>
+        </w:trPr>
+        <w:tc>
+          <w:tcPr>
+            <w:tcW w:type="dxa" w:w="9792"/>
+            <w:shd w:fill="FFFFFF"/>
+            <w:tcMar>
+              <w:top w:w="140" w:type="dxa"/>
+              <w:bottom w:w="140" w:type="dxa"/>
+              <w:left w:w="180" w:type="dxa"/>
+              <w:right w:w="180" w:type="dxa"/>
+            </w:tcMar>
+            <w:tcBorders>
+              <w:top w:val="single" w:sz="6" w:space="0" w:color="000000"/>
+              <w:left w:val="single" w:sz="36" w:space="0" w:color="000000"/>
+              <w:bottom w:val="single" w:sz="6" w:space="0" w:color="000000"/>
+              <w:right w:val="single" w:sz="6" w:space="0" w:color="000000"/>
+            </w:tcBorders>
+          </w:tcPr>
+          <w:p>
+            <w:pPr>
+              <w:spacing w:before="60" w:after="60" w:line="276" w:lineRule="auto"/>
+            </w:pPr>
+            <w:r>
+              <w:rPr>
+                <w:rFonts w:ascii="Times New Roman" w:hAnsi="Times New Roman"/>
+                <w:b/>
+                <w:color w:val="000000"/>
+                <w:sz w:val="25"/>
+              </w:rPr>
+              <w:t>CLINICAL ML GENERALIZATION MANDATE</w:t>
+              <w:br/>
+            </w:r>
+            <w:r>
+              <w:rPr>
+                <w:rFonts w:ascii="Times New Roman" w:hAnsi="Times New Roman"/>
+                <w:color w:val="000000"/>
+                <w:sz w:val="24"/>
+              </w:rPr>
+              <w:t>Machine learning models in healthcare must balance discriminatory accuracy with clinical interpretability. Optimizing raw accuracy or AUROC alone is insufficient: models must be rigorously calibrated using Brier score minimization and cost-sensitive threshold tuning to align with hospital discharge workflows.</w:t>
+            </w:r>
+          </w:p>
+        </w:tc>
+      </w:tr>
+    </w:tbl>
+    <w:p>
+      <w:pPr>
+        <w:keepNext/>
+        <w:pageBreakBefore/>
+        <w:widowControl/>
+        <w:spacing w:before="320" w:after="100"/>
+      </w:pPr>
+      <w:r>
+        <w:rPr>
+          <w:rFonts w:ascii="Times New Roman" w:hAnsi="Times New Roman"/>
+          <w:b/>
+          <w:color w:val="000000"/>
+          <w:sz w:val="36"/>
+        </w:rPr>
+        <w:t>2. Statistical Hypothesis Testing &amp; Univariate Clinical Associations</w:t>
       </w:r>
     </w:p>
     <w:p>
       <w:pPr>
         <w:keepNext/>
-        <w:spacing w:before="280" w:after="80"/>
+        <w:widowControl/>
+        <w:spacing w:before="0" w:after="100" w:line="276" w:lineRule="auto"/>
+      </w:pPr>
+      <w:r>
+        <w:rPr>
+          <w:rFonts w:ascii="Times New Roman" w:hAnsi="Times New Roman"/>
+          <w:color w:val="000000"/>
+          <w:sz w:val="24"/>
+        </w:rPr>
+        <w:t>To confirm the clinical relevance of candidate features prior to algorithmic training, two-sample Welch t-tests and non-parametric Mann-Whitney U tests were conducted between readmitted and non-readmitted patient cohorts across 10,000 encounters:</w:t>
+      </w:r>
+    </w:p>
+    <w:tbl>
+      <w:tblPr>
+        <w:tblW w:type="auto" w:w="0"/>
+        <w:jc w:val="center"/>
+        <w:tblLook w:firstColumn="1" w:firstRow="1" w:lastColumn="0" w:lastRow="0" w:noHBand="0" w:noVBand="1" w:val="04A0"/>
+      </w:tblPr>
+      <w:tblGrid>
+        <w:gridCol w:w="1632"/>
+        <w:gridCol w:w="1632"/>
+        <w:gridCol w:w="1632"/>
+        <w:gridCol w:w="1632"/>
+        <w:gridCol w:w="1632"/>
+        <w:gridCol w:w="1632"/>
+      </w:tblGrid>
+      <w:tr>
+        <w:trPr>
+          <w:tblHeader/>
+          <w:cantSplit/>
+        </w:trPr>
+        <w:tc>
+          <w:tcPr>
+            <w:tcW w:type="dxa" w:w="2016"/>
+            <w:shd w:fill="FFFFFF"/>
+            <w:tcMar>
+              <w:top w:w="120" w:type="dxa"/>
+              <w:bottom w:w="120" w:type="dxa"/>
+              <w:left w:w="130" w:type="dxa"/>
+              <w:right w:w="130" w:type="dxa"/>
+            </w:tcMar>
+            <w:tcBorders>
+              <w:top w:val="single" w:sz="12" w:space="0" w:color="000000"/>
+              <w:left w:val="single" w:sz="6" w:space="0" w:color="000000"/>
+              <w:bottom w:val="single" w:sz="16" w:space="0" w:color="000000"/>
+              <w:right w:val="single" w:sz="6" w:space="0" w:color="000000"/>
+            </w:tcBorders>
+          </w:tcPr>
+          <w:p>
+            <w:pPr>
+              <w:spacing w:after="0"/>
+              <w:jc w:val="left"/>
+            </w:pPr>
+            <w:r>
+              <w:rPr>
+                <w:rFonts w:ascii="Times New Roman" w:hAnsi="Times New Roman"/>
+                <w:b/>
+                <w:color w:val="000000"/>
+                <w:sz w:val="25"/>
+              </w:rPr>
+              <w:t>Clinical Covariate</w:t>
+            </w:r>
+          </w:p>
+        </w:tc>
+        <w:tc>
+          <w:tcPr>
+            <w:tcW w:type="dxa" w:w="1584"/>
+            <w:shd w:fill="FFFFFF"/>
+            <w:tcMar>
+              <w:top w:w="120" w:type="dxa"/>
+              <w:bottom w:w="120" w:type="dxa"/>
+              <w:left w:w="130" w:type="dxa"/>
+              <w:right w:w="130" w:type="dxa"/>
+            </w:tcMar>
+            <w:tcBorders>
+              <w:top w:val="single" w:sz="12" w:space="0" w:color="000000"/>
+              <w:left w:val="single" w:sz="6" w:space="0" w:color="000000"/>
+              <w:bottom w:val="single" w:sz="16" w:space="0" w:color="000000"/>
+              <w:right w:val="single" w:sz="6" w:space="0" w:color="000000"/>
+            </w:tcBorders>
+          </w:tcPr>
+          <w:p>
+            <w:pPr>
+              <w:spacing w:after="0"/>
+              <w:jc w:val="left"/>
+            </w:pPr>
+            <w:r>
+              <w:rPr>
+                <w:rFonts w:ascii="Times New Roman" w:hAnsi="Times New Roman"/>
+                <w:b/>
+                <w:color w:val="000000"/>
+                <w:sz w:val="25"/>
+              </w:rPr>
+              <w:t>Non-Readmitted Cohort</w:t>
+            </w:r>
+          </w:p>
+        </w:tc>
+        <w:tc>
+          <w:tcPr>
+            <w:tcW w:type="dxa" w:w="1584"/>
+            <w:shd w:fill="FFFFFF"/>
+            <w:tcMar>
+              <w:top w:w="120" w:type="dxa"/>
+              <w:bottom w:w="120" w:type="dxa"/>
+              <w:left w:w="130" w:type="dxa"/>
+              <w:right w:w="130" w:type="dxa"/>
+            </w:tcMar>
+            <w:tcBorders>
+              <w:top w:val="single" w:sz="12" w:space="0" w:color="000000"/>
+              <w:left w:val="single" w:sz="6" w:space="0" w:color="000000"/>
+              <w:bottom w:val="single" w:sz="16" w:space="0" w:color="000000"/>
+              <w:right w:val="single" w:sz="6" w:space="0" w:color="000000"/>
+            </w:tcBorders>
+          </w:tcPr>
+          <w:p>
+            <w:pPr>
+              <w:spacing w:after="0"/>
+              <w:jc w:val="left"/>
+            </w:pPr>
+            <w:r>
+              <w:rPr>
+                <w:rFonts w:ascii="Times New Roman" w:hAnsi="Times New Roman"/>
+                <w:b/>
+                <w:color w:val="000000"/>
+                <w:sz w:val="25"/>
+              </w:rPr>
+              <w:t>Readmitted Cohort</w:t>
+            </w:r>
+          </w:p>
+        </w:tc>
+        <w:tc>
+          <w:tcPr>
+            <w:tcW w:type="dxa" w:w="1296"/>
+            <w:shd w:fill="FFFFFF"/>
+            <w:tcMar>
+              <w:top w:w="120" w:type="dxa"/>
+              <w:bottom w:w="120" w:type="dxa"/>
+              <w:left w:w="130" w:type="dxa"/>
+              <w:right w:w="130" w:type="dxa"/>
+            </w:tcMar>
+            <w:tcBorders>
+              <w:top w:val="single" w:sz="12" w:space="0" w:color="000000"/>
+              <w:left w:val="single" w:sz="6" w:space="0" w:color="000000"/>
+              <w:bottom w:val="single" w:sz="16" w:space="0" w:color="000000"/>
+              <w:right w:val="single" w:sz="6" w:space="0" w:color="000000"/>
+            </w:tcBorders>
+          </w:tcPr>
+          <w:p>
+            <w:pPr>
+              <w:spacing w:after="0"/>
+              <w:jc w:val="left"/>
+            </w:pPr>
+            <w:r>
+              <w:rPr>
+                <w:rFonts w:ascii="Times New Roman" w:hAnsi="Times New Roman"/>
+                <w:b/>
+                <w:color w:val="000000"/>
+                <w:sz w:val="25"/>
+              </w:rPr>
+              <w:t>Test Statistic</w:t>
+            </w:r>
+          </w:p>
+        </w:tc>
+        <w:tc>
+          <w:tcPr>
+            <w:tcW w:type="dxa" w:w="1152"/>
+            <w:shd w:fill="FFFFFF"/>
+            <w:tcMar>
+              <w:top w:w="120" w:type="dxa"/>
+              <w:bottom w:w="120" w:type="dxa"/>
+              <w:left w:w="130" w:type="dxa"/>
+              <w:right w:w="130" w:type="dxa"/>
+            </w:tcMar>
+            <w:tcBorders>
+              <w:top w:val="single" w:sz="12" w:space="0" w:color="000000"/>
+              <w:left w:val="single" w:sz="6" w:space="0" w:color="000000"/>
+              <w:bottom w:val="single" w:sz="16" w:space="0" w:color="000000"/>
+              <w:right w:val="single" w:sz="6" w:space="0" w:color="000000"/>
+            </w:tcBorders>
+          </w:tcPr>
+          <w:p>
+            <w:pPr>
+              <w:spacing w:after="0"/>
+              <w:jc w:val="left"/>
+            </w:pPr>
+            <w:r>
+              <w:rPr>
+                <w:rFonts w:ascii="Times New Roman" w:hAnsi="Times New Roman"/>
+                <w:b/>
+                <w:color w:val="000000"/>
+                <w:sz w:val="25"/>
+              </w:rPr>
+              <w:t>p-value</w:t>
+            </w:r>
+          </w:p>
+        </w:tc>
+        <w:tc>
+          <w:tcPr>
+            <w:tcW w:type="dxa" w:w="2448"/>
+            <w:shd w:fill="FFFFFF"/>
+            <w:tcMar>
+              <w:top w:w="120" w:type="dxa"/>
+              <w:bottom w:w="120" w:type="dxa"/>
+              <w:left w:w="130" w:type="dxa"/>
+              <w:right w:w="130" w:type="dxa"/>
+            </w:tcMar>
+            <w:tcBorders>
+              <w:top w:val="single" w:sz="12" w:space="0" w:color="000000"/>
+              <w:left w:val="single" w:sz="6" w:space="0" w:color="000000"/>
+              <w:bottom w:val="single" w:sz="16" w:space="0" w:color="000000"/>
+              <w:right w:val="single" w:sz="6" w:space="0" w:color="000000"/>
+            </w:tcBorders>
+          </w:tcPr>
+          <w:p>
+            <w:pPr>
+              <w:spacing w:after="0"/>
+              <w:jc w:val="left"/>
+            </w:pPr>
+            <w:r>
+              <w:rPr>
+                <w:rFonts w:ascii="Times New Roman" w:hAnsi="Times New Roman"/>
+                <w:b/>
+                <w:color w:val="000000"/>
+                <w:sz w:val="25"/>
+              </w:rPr>
+              <w:t>Clinical Interpretation</w:t>
+            </w:r>
+          </w:p>
+        </w:tc>
+      </w:tr>
+      <w:tr>
+        <w:trPr>
+          <w:cantSplit/>
+        </w:trPr>
+        <w:tc>
+          <w:tcPr>
+            <w:tcW w:type="dxa" w:w="2016"/>
+            <w:shd w:fill="FFFFFF"/>
+            <w:tcMar>
+              <w:top w:w="100" w:type="dxa"/>
+              <w:bottom w:w="100" w:type="dxa"/>
+              <w:left w:w="130" w:type="dxa"/>
+              <w:right w:w="130" w:type="dxa"/>
+            </w:tcMar>
+            <w:tcBorders>
+              <w:top w:val="single" w:sz="6" w:space="0" w:color="000000"/>
+              <w:left w:val="single" w:sz="6" w:space="0" w:color="000000"/>
+              <w:bottom w:val="single" w:sz="6" w:space="0" w:color="000000"/>
+              <w:right w:val="single" w:sz="6" w:space="0" w:color="000000"/>
+            </w:tcBorders>
+          </w:tcPr>
+          <w:p>
+            <w:pPr>
+              <w:spacing w:after="0" w:line="276" w:lineRule="auto"/>
+              <w:jc w:val="left"/>
+            </w:pPr>
+            <w:r>
+              <w:rPr>
+                <w:rFonts w:ascii="Times New Roman" w:hAnsi="Times New Roman"/>
+                <w:color w:val="000000"/>
+                <w:sz w:val="24"/>
+              </w:rPr>
+              <w:t>Charlson Comorbidity Score</w:t>
+            </w:r>
+          </w:p>
+        </w:tc>
+        <w:tc>
+          <w:tcPr>
+            <w:tcW w:type="dxa" w:w="1584"/>
+            <w:shd w:fill="FFFFFF"/>
+            <w:tcMar>
+              <w:top w:w="100" w:type="dxa"/>
+              <w:bottom w:w="100" w:type="dxa"/>
+              <w:left w:w="130" w:type="dxa"/>
+              <w:right w:w="130" w:type="dxa"/>
+            </w:tcMar>
+            <w:tcBorders>
+              <w:top w:val="single" w:sz="6" w:space="0" w:color="000000"/>
+              <w:left w:val="single" w:sz="6" w:space="0" w:color="000000"/>
+              <w:bottom w:val="single" w:sz="6" w:space="0" w:color="000000"/>
+              <w:right w:val="single" w:sz="6" w:space="0" w:color="000000"/>
+            </w:tcBorders>
+          </w:tcPr>
+          <w:p>
+            <w:pPr>
+              <w:spacing w:after="0" w:line="276" w:lineRule="auto"/>
+              <w:jc w:val="left"/>
+            </w:pPr>
+            <w:r>
+              <w:rPr>
+                <w:rFonts w:ascii="Times New Roman" w:hAnsi="Times New Roman"/>
+                <w:color w:val="000000"/>
+                <w:sz w:val="24"/>
+              </w:rPr>
+              <w:t>2.14 ± 1.35</w:t>
+            </w:r>
+          </w:p>
+        </w:tc>
+        <w:tc>
+          <w:tcPr>
+            <w:tcW w:type="dxa" w:w="1584"/>
+            <w:shd w:fill="FFFFFF"/>
+            <w:tcMar>
+              <w:top w:w="100" w:type="dxa"/>
+              <w:bottom w:w="100" w:type="dxa"/>
+              <w:left w:w="130" w:type="dxa"/>
+              <w:right w:w="130" w:type="dxa"/>
+            </w:tcMar>
+            <w:tcBorders>
+              <w:top w:val="single" w:sz="6" w:space="0" w:color="000000"/>
+              <w:left w:val="single" w:sz="6" w:space="0" w:color="000000"/>
+              <w:bottom w:val="single" w:sz="6" w:space="0" w:color="000000"/>
+              <w:right w:val="single" w:sz="6" w:space="0" w:color="000000"/>
+            </w:tcBorders>
+          </w:tcPr>
+          <w:p>
+            <w:pPr>
+              <w:spacing w:after="0" w:line="276" w:lineRule="auto"/>
+              <w:jc w:val="left"/>
+            </w:pPr>
+            <w:r>
+              <w:rPr>
+                <w:rFonts w:ascii="Times New Roman" w:hAnsi="Times New Roman"/>
+                <w:color w:val="000000"/>
+                <w:sz w:val="24"/>
+              </w:rPr>
+              <w:t>4.82 ± 1.94</w:t>
+            </w:r>
+          </w:p>
+        </w:tc>
+        <w:tc>
+          <w:tcPr>
+            <w:tcW w:type="dxa" w:w="1296"/>
+            <w:shd w:fill="FFFFFF"/>
+            <w:tcMar>
+              <w:top w:w="100" w:type="dxa"/>
+              <w:bottom w:w="100" w:type="dxa"/>
+              <w:left w:w="130" w:type="dxa"/>
+              <w:right w:w="130" w:type="dxa"/>
+            </w:tcMar>
+            <w:tcBorders>
+              <w:top w:val="single" w:sz="6" w:space="0" w:color="000000"/>
+              <w:left w:val="single" w:sz="6" w:space="0" w:color="000000"/>
+              <w:bottom w:val="single" w:sz="6" w:space="0" w:color="000000"/>
+              <w:right w:val="single" w:sz="6" w:space="0" w:color="000000"/>
+            </w:tcBorders>
+          </w:tcPr>
+          <w:p>
+            <w:pPr>
+              <w:spacing w:after="0" w:line="276" w:lineRule="auto"/>
+              <w:jc w:val="left"/>
+            </w:pPr>
+            <w:r>
+              <w:rPr>
+                <w:rFonts w:ascii="Times New Roman" w:hAnsi="Times New Roman"/>
+                <w:color w:val="000000"/>
+                <w:sz w:val="24"/>
+              </w:rPr>
+              <w:t>t = 48.21</w:t>
+            </w:r>
+          </w:p>
+        </w:tc>
+        <w:tc>
+          <w:tcPr>
+            <w:tcW w:type="dxa" w:w="1152"/>
+            <w:shd w:fill="FFFFFF"/>
+            <w:tcMar>
+              <w:top w:w="100" w:type="dxa"/>
+              <w:bottom w:w="100" w:type="dxa"/>
+              <w:left w:w="130" w:type="dxa"/>
+              <w:right w:w="130" w:type="dxa"/>
+            </w:tcMar>
+            <w:tcBorders>
+              <w:top w:val="single" w:sz="6" w:space="0" w:color="000000"/>
+              <w:left w:val="single" w:sz="6" w:space="0" w:color="000000"/>
+              <w:bottom w:val="single" w:sz="6" w:space="0" w:color="000000"/>
+              <w:right w:val="single" w:sz="6" w:space="0" w:color="000000"/>
+            </w:tcBorders>
+          </w:tcPr>
+          <w:p>
+            <w:pPr>
+              <w:spacing w:after="0" w:line="276" w:lineRule="auto"/>
+              <w:jc w:val="left"/>
+            </w:pPr>
+            <w:r>
+              <w:rPr>
+                <w:rFonts w:ascii="Times New Roman" w:hAnsi="Times New Roman"/>
+                <w:color w:val="000000"/>
+                <w:sz w:val="24"/>
+              </w:rPr>
+              <w:t>&lt; 0.0001</w:t>
+            </w:r>
+          </w:p>
+        </w:tc>
+        <w:tc>
+          <w:tcPr>
+            <w:tcW w:type="dxa" w:w="2448"/>
+            <w:shd w:fill="FFFFFF"/>
+            <w:tcMar>
+              <w:top w:w="100" w:type="dxa"/>
+              <w:bottom w:w="100" w:type="dxa"/>
+              <w:left w:w="130" w:type="dxa"/>
+              <w:right w:w="130" w:type="dxa"/>
+            </w:tcMar>
+            <w:tcBorders>
+              <w:top w:val="single" w:sz="6" w:space="0" w:color="000000"/>
+              <w:left w:val="single" w:sz="6" w:space="0" w:color="000000"/>
+              <w:bottom w:val="single" w:sz="6" w:space="0" w:color="000000"/>
+              <w:right w:val="single" w:sz="6" w:space="0" w:color="000000"/>
+            </w:tcBorders>
+          </w:tcPr>
+          <w:p>
+            <w:pPr>
+              <w:spacing w:after="0" w:line="276" w:lineRule="auto"/>
+              <w:jc w:val="left"/>
+            </w:pPr>
+            <w:r>
+              <w:rPr>
+                <w:rFonts w:ascii="Times New Roman" w:hAnsi="Times New Roman"/>
+                <w:color w:val="000000"/>
+                <w:sz w:val="24"/>
+              </w:rPr>
+              <w:t>Substantial multi-system disease burden in readmitted group.</w:t>
+            </w:r>
+          </w:p>
+        </w:tc>
+      </w:tr>
+      <w:tr>
+        <w:trPr>
+          <w:cantSplit/>
+        </w:trPr>
+        <w:tc>
+          <w:tcPr>
+            <w:tcW w:type="dxa" w:w="2016"/>
+            <w:shd w:fill="FFFFFF"/>
+            <w:tcMar>
+              <w:top w:w="100" w:type="dxa"/>
+              <w:bottom w:w="100" w:type="dxa"/>
+              <w:left w:w="130" w:type="dxa"/>
+              <w:right w:w="130" w:type="dxa"/>
+            </w:tcMar>
+            <w:tcBorders>
+              <w:top w:val="single" w:sz="6" w:space="0" w:color="000000"/>
+              <w:left w:val="single" w:sz="6" w:space="0" w:color="000000"/>
+              <w:bottom w:val="single" w:sz="6" w:space="0" w:color="000000"/>
+              <w:right w:val="single" w:sz="6" w:space="0" w:color="000000"/>
+            </w:tcBorders>
+          </w:tcPr>
+          <w:p>
+            <w:pPr>
+              <w:spacing w:after="0" w:line="276" w:lineRule="auto"/>
+              <w:jc w:val="left"/>
+            </w:pPr>
+            <w:r>
+              <w:rPr>
+                <w:rFonts w:ascii="Times New Roman" w:hAnsi="Times New Roman"/>
+                <w:color w:val="000000"/>
+                <w:sz w:val="24"/>
+              </w:rPr>
+              <w:t>Inpatient Length of Stay (Days)</w:t>
+            </w:r>
+          </w:p>
+        </w:tc>
+        <w:tc>
+          <w:tcPr>
+            <w:tcW w:type="dxa" w:w="1584"/>
+            <w:shd w:fill="FFFFFF"/>
+            <w:tcMar>
+              <w:top w:w="100" w:type="dxa"/>
+              <w:bottom w:w="100" w:type="dxa"/>
+              <w:left w:w="130" w:type="dxa"/>
+              <w:right w:w="130" w:type="dxa"/>
+            </w:tcMar>
+            <w:tcBorders>
+              <w:top w:val="single" w:sz="6" w:space="0" w:color="000000"/>
+              <w:left w:val="single" w:sz="6" w:space="0" w:color="000000"/>
+              <w:bottom w:val="single" w:sz="6" w:space="0" w:color="000000"/>
+              <w:right w:val="single" w:sz="6" w:space="0" w:color="000000"/>
+            </w:tcBorders>
+          </w:tcPr>
+          <w:p>
+            <w:pPr>
+              <w:spacing w:after="0" w:line="276" w:lineRule="auto"/>
+              <w:jc w:val="left"/>
+            </w:pPr>
+            <w:r>
+              <w:rPr>
+                <w:rFonts w:ascii="Times New Roman" w:hAnsi="Times New Roman"/>
+                <w:color w:val="000000"/>
+                <w:sz w:val="24"/>
+              </w:rPr>
+              <w:t>4.65 ± 2.80</w:t>
+            </w:r>
+          </w:p>
+        </w:tc>
+        <w:tc>
+          <w:tcPr>
+            <w:tcW w:type="dxa" w:w="1584"/>
+            <w:shd w:fill="FFFFFF"/>
+            <w:tcMar>
+              <w:top w:w="100" w:type="dxa"/>
+              <w:bottom w:w="100" w:type="dxa"/>
+              <w:left w:w="130" w:type="dxa"/>
+              <w:right w:w="130" w:type="dxa"/>
+            </w:tcMar>
+            <w:tcBorders>
+              <w:top w:val="single" w:sz="6" w:space="0" w:color="000000"/>
+              <w:left w:val="single" w:sz="6" w:space="0" w:color="000000"/>
+              <w:bottom w:val="single" w:sz="6" w:space="0" w:color="000000"/>
+              <w:right w:val="single" w:sz="6" w:space="0" w:color="000000"/>
+            </w:tcBorders>
+          </w:tcPr>
+          <w:p>
+            <w:pPr>
+              <w:spacing w:after="0" w:line="276" w:lineRule="auto"/>
+              <w:jc w:val="left"/>
+            </w:pPr>
+            <w:r>
+              <w:rPr>
+                <w:rFonts w:ascii="Times New Roman" w:hAnsi="Times New Roman"/>
+                <w:color w:val="000000"/>
+                <w:sz w:val="24"/>
+              </w:rPr>
+              <w:t>6.78 ± 4.12</w:t>
+            </w:r>
+          </w:p>
+        </w:tc>
+        <w:tc>
+          <w:tcPr>
+            <w:tcW w:type="dxa" w:w="1296"/>
+            <w:shd w:fill="FFFFFF"/>
+            <w:tcMar>
+              <w:top w:w="100" w:type="dxa"/>
+              <w:bottom w:w="100" w:type="dxa"/>
+              <w:left w:w="130" w:type="dxa"/>
+              <w:right w:w="130" w:type="dxa"/>
+            </w:tcMar>
+            <w:tcBorders>
+              <w:top w:val="single" w:sz="6" w:space="0" w:color="000000"/>
+              <w:left w:val="single" w:sz="6" w:space="0" w:color="000000"/>
+              <w:bottom w:val="single" w:sz="6" w:space="0" w:color="000000"/>
+              <w:right w:val="single" w:sz="6" w:space="0" w:color="000000"/>
+            </w:tcBorders>
+          </w:tcPr>
+          <w:p>
+            <w:pPr>
+              <w:spacing w:after="0" w:line="276" w:lineRule="auto"/>
+              <w:jc w:val="left"/>
+            </w:pPr>
+            <w:r>
+              <w:rPr>
+                <w:rFonts w:ascii="Times New Roman" w:hAnsi="Times New Roman"/>
+                <w:color w:val="000000"/>
+                <w:sz w:val="24"/>
+              </w:rPr>
+              <w:t>U = 4.2e6</w:t>
+            </w:r>
+          </w:p>
+        </w:tc>
+        <w:tc>
+          <w:tcPr>
+            <w:tcW w:type="dxa" w:w="1152"/>
+            <w:shd w:fill="FFFFFF"/>
+            <w:tcMar>
+              <w:top w:w="100" w:type="dxa"/>
+              <w:bottom w:w="100" w:type="dxa"/>
+              <w:left w:w="130" w:type="dxa"/>
+              <w:right w:w="130" w:type="dxa"/>
+            </w:tcMar>
+            <w:tcBorders>
+              <w:top w:val="single" w:sz="6" w:space="0" w:color="000000"/>
+              <w:left w:val="single" w:sz="6" w:space="0" w:color="000000"/>
+              <w:bottom w:val="single" w:sz="6" w:space="0" w:color="000000"/>
+              <w:right w:val="single" w:sz="6" w:space="0" w:color="000000"/>
+            </w:tcBorders>
+          </w:tcPr>
+          <w:p>
+            <w:pPr>
+              <w:spacing w:after="0" w:line="276" w:lineRule="auto"/>
+              <w:jc w:val="left"/>
+            </w:pPr>
+            <w:r>
+              <w:rPr>
+                <w:rFonts w:ascii="Times New Roman" w:hAnsi="Times New Roman"/>
+                <w:color w:val="000000"/>
+                <w:sz w:val="24"/>
+              </w:rPr>
+              <w:t>&lt; 0.0001</w:t>
+            </w:r>
+          </w:p>
+        </w:tc>
+        <w:tc>
+          <w:tcPr>
+            <w:tcW w:type="dxa" w:w="2448"/>
+            <w:shd w:fill="FFFFFF"/>
+            <w:tcMar>
+              <w:top w:w="100" w:type="dxa"/>
+              <w:bottom w:w="100" w:type="dxa"/>
+              <w:left w:w="130" w:type="dxa"/>
+              <w:right w:w="130" w:type="dxa"/>
+            </w:tcMar>
+            <w:tcBorders>
+              <w:top w:val="single" w:sz="6" w:space="0" w:color="000000"/>
+              <w:left w:val="single" w:sz="6" w:space="0" w:color="000000"/>
+              <w:bottom w:val="single" w:sz="6" w:space="0" w:color="000000"/>
+              <w:right w:val="single" w:sz="6" w:space="0" w:color="000000"/>
+            </w:tcBorders>
+          </w:tcPr>
+          <w:p>
+            <w:pPr>
+              <w:spacing w:after="0" w:line="276" w:lineRule="auto"/>
+              <w:jc w:val="left"/>
+            </w:pPr>
+            <w:r>
+              <w:rPr>
+                <w:rFonts w:ascii="Times New Roman" w:hAnsi="Times New Roman"/>
+                <w:color w:val="000000"/>
+                <w:sz w:val="24"/>
+              </w:rPr>
+              <w:t>Extended initial hospitalization reflects acute frailty.</w:t>
+            </w:r>
+          </w:p>
+        </w:tc>
+      </w:tr>
+      <w:tr>
+        <w:trPr>
+          <w:cantSplit/>
+        </w:trPr>
+        <w:tc>
+          <w:tcPr>
+            <w:tcW w:type="dxa" w:w="2016"/>
+            <w:shd w:fill="FFFFFF"/>
+            <w:tcMar>
+              <w:top w:w="100" w:type="dxa"/>
+              <w:bottom w:w="100" w:type="dxa"/>
+              <w:left w:w="130" w:type="dxa"/>
+              <w:right w:w="130" w:type="dxa"/>
+            </w:tcMar>
+            <w:tcBorders>
+              <w:top w:val="single" w:sz="6" w:space="0" w:color="000000"/>
+              <w:left w:val="single" w:sz="6" w:space="0" w:color="000000"/>
+              <w:bottom w:val="single" w:sz="6" w:space="0" w:color="000000"/>
+              <w:right w:val="single" w:sz="6" w:space="0" w:color="000000"/>
+            </w:tcBorders>
+          </w:tcPr>
+          <w:p>
+            <w:pPr>
+              <w:spacing w:after="0" w:line="276" w:lineRule="auto"/>
+              <w:jc w:val="left"/>
+            </w:pPr>
+            <w:r>
+              <w:rPr>
+                <w:rFonts w:ascii="Times New Roman" w:hAnsi="Times New Roman"/>
+                <w:color w:val="000000"/>
+                <w:sz w:val="24"/>
+              </w:rPr>
+              <w:t>Prior Admissions (Trailing 12m)</w:t>
+            </w:r>
+          </w:p>
+        </w:tc>
+        <w:tc>
+          <w:tcPr>
+            <w:tcW w:type="dxa" w:w="1584"/>
+            <w:shd w:fill="FFFFFF"/>
+            <w:tcMar>
+              <w:top w:w="100" w:type="dxa"/>
+              <w:bottom w:w="100" w:type="dxa"/>
+              <w:left w:w="130" w:type="dxa"/>
+              <w:right w:w="130" w:type="dxa"/>
+            </w:tcMar>
+            <w:tcBorders>
+              <w:top w:val="single" w:sz="6" w:space="0" w:color="000000"/>
+              <w:left w:val="single" w:sz="6" w:space="0" w:color="000000"/>
+              <w:bottom w:val="single" w:sz="6" w:space="0" w:color="000000"/>
+              <w:right w:val="single" w:sz="6" w:space="0" w:color="000000"/>
+            </w:tcBorders>
+          </w:tcPr>
+          <w:p>
+            <w:pPr>
+              <w:spacing w:after="0" w:line="276" w:lineRule="auto"/>
+              <w:jc w:val="left"/>
+            </w:pPr>
+            <w:r>
+              <w:rPr>
+                <w:rFonts w:ascii="Times New Roman" w:hAnsi="Times New Roman"/>
+                <w:color w:val="000000"/>
+                <w:sz w:val="24"/>
+              </w:rPr>
+              <w:t>0.62 ± 0.91</w:t>
+            </w:r>
+          </w:p>
+        </w:tc>
+        <w:tc>
+          <w:tcPr>
+            <w:tcW w:type="dxa" w:w="1584"/>
+            <w:shd w:fill="FFFFFF"/>
+            <w:tcMar>
+              <w:top w:w="100" w:type="dxa"/>
+              <w:bottom w:w="100" w:type="dxa"/>
+              <w:left w:w="130" w:type="dxa"/>
+              <w:right w:w="130" w:type="dxa"/>
+            </w:tcMar>
+            <w:tcBorders>
+              <w:top w:val="single" w:sz="6" w:space="0" w:color="000000"/>
+              <w:left w:val="single" w:sz="6" w:space="0" w:color="000000"/>
+              <w:bottom w:val="single" w:sz="6" w:space="0" w:color="000000"/>
+              <w:right w:val="single" w:sz="6" w:space="0" w:color="000000"/>
+            </w:tcBorders>
+          </w:tcPr>
+          <w:p>
+            <w:pPr>
+              <w:spacing w:after="0" w:line="276" w:lineRule="auto"/>
+              <w:jc w:val="left"/>
+            </w:pPr>
+            <w:r>
+              <w:rPr>
+                <w:rFonts w:ascii="Times New Roman" w:hAnsi="Times New Roman"/>
+                <w:color w:val="000000"/>
+                <w:sz w:val="24"/>
+              </w:rPr>
+              <w:t>2.15 ± 1.64</w:t>
+            </w:r>
+          </w:p>
+        </w:tc>
+        <w:tc>
+          <w:tcPr>
+            <w:tcW w:type="dxa" w:w="1296"/>
+            <w:shd w:fill="FFFFFF"/>
+            <w:tcMar>
+              <w:top w:w="100" w:type="dxa"/>
+              <w:bottom w:w="100" w:type="dxa"/>
+              <w:left w:w="130" w:type="dxa"/>
+              <w:right w:w="130" w:type="dxa"/>
+            </w:tcMar>
+            <w:tcBorders>
+              <w:top w:val="single" w:sz="6" w:space="0" w:color="000000"/>
+              <w:left w:val="single" w:sz="6" w:space="0" w:color="000000"/>
+              <w:bottom w:val="single" w:sz="6" w:space="0" w:color="000000"/>
+              <w:right w:val="single" w:sz="6" w:space="0" w:color="000000"/>
+            </w:tcBorders>
+          </w:tcPr>
+          <w:p>
+            <w:pPr>
+              <w:spacing w:after="0" w:line="276" w:lineRule="auto"/>
+              <w:jc w:val="left"/>
+            </w:pPr>
+            <w:r>
+              <w:rPr>
+                <w:rFonts w:ascii="Times New Roman" w:hAnsi="Times New Roman"/>
+                <w:color w:val="000000"/>
+                <w:sz w:val="24"/>
+              </w:rPr>
+              <w:t>t = 36.14</w:t>
+            </w:r>
+          </w:p>
+        </w:tc>
+        <w:tc>
+          <w:tcPr>
+            <w:tcW w:type="dxa" w:w="1152"/>
+            <w:shd w:fill="FFFFFF"/>
+            <w:tcMar>
+              <w:top w:w="100" w:type="dxa"/>
+              <w:bottom w:w="100" w:type="dxa"/>
+              <w:left w:w="130" w:type="dxa"/>
+              <w:right w:w="130" w:type="dxa"/>
+            </w:tcMar>
+            <w:tcBorders>
+              <w:top w:val="single" w:sz="6" w:space="0" w:color="000000"/>
+              <w:left w:val="single" w:sz="6" w:space="0" w:color="000000"/>
+              <w:bottom w:val="single" w:sz="6" w:space="0" w:color="000000"/>
+              <w:right w:val="single" w:sz="6" w:space="0" w:color="000000"/>
+            </w:tcBorders>
+          </w:tcPr>
+          <w:p>
+            <w:pPr>
+              <w:spacing w:after="0" w:line="276" w:lineRule="auto"/>
+              <w:jc w:val="left"/>
+            </w:pPr>
+            <w:r>
+              <w:rPr>
+                <w:rFonts w:ascii="Times New Roman" w:hAnsi="Times New Roman"/>
+                <w:color w:val="000000"/>
+                <w:sz w:val="24"/>
+              </w:rPr>
+              <w:t>&lt; 0.0001</w:t>
+            </w:r>
+          </w:p>
+        </w:tc>
+        <w:tc>
+          <w:tcPr>
+            <w:tcW w:type="dxa" w:w="2448"/>
+            <w:shd w:fill="FFFFFF"/>
+            <w:tcMar>
+              <w:top w:w="100" w:type="dxa"/>
+              <w:bottom w:w="100" w:type="dxa"/>
+              <w:left w:w="130" w:type="dxa"/>
+              <w:right w:w="130" w:type="dxa"/>
+            </w:tcMar>
+            <w:tcBorders>
+              <w:top w:val="single" w:sz="6" w:space="0" w:color="000000"/>
+              <w:left w:val="single" w:sz="6" w:space="0" w:color="000000"/>
+              <w:bottom w:val="single" w:sz="6" w:space="0" w:color="000000"/>
+              <w:right w:val="single" w:sz="6" w:space="0" w:color="000000"/>
+            </w:tcBorders>
+          </w:tcPr>
+          <w:p>
+            <w:pPr>
+              <w:spacing w:after="0" w:line="276" w:lineRule="auto"/>
+              <w:jc w:val="left"/>
+            </w:pPr>
+            <w:r>
+              <w:rPr>
+                <w:rFonts w:ascii="Times New Roman" w:hAnsi="Times New Roman"/>
+                <w:color w:val="000000"/>
+                <w:sz w:val="24"/>
+              </w:rPr>
+              <w:t>Frequent acute utilization strongly predicts future collapse.</w:t>
+            </w:r>
+          </w:p>
+        </w:tc>
+      </w:tr>
+      <w:tr>
+        <w:trPr>
+          <w:cantSplit/>
+        </w:trPr>
+        <w:tc>
+          <w:tcPr>
+            <w:tcW w:type="dxa" w:w="2016"/>
+            <w:shd w:fill="FFFFFF"/>
+            <w:tcMar>
+              <w:top w:w="100" w:type="dxa"/>
+              <w:bottom w:w="100" w:type="dxa"/>
+              <w:left w:w="130" w:type="dxa"/>
+              <w:right w:w="130" w:type="dxa"/>
+            </w:tcMar>
+            <w:tcBorders>
+              <w:top w:val="single" w:sz="6" w:space="0" w:color="000000"/>
+              <w:left w:val="single" w:sz="6" w:space="0" w:color="000000"/>
+              <w:bottom w:val="single" w:sz="6" w:space="0" w:color="000000"/>
+              <w:right w:val="single" w:sz="6" w:space="0" w:color="000000"/>
+            </w:tcBorders>
+          </w:tcPr>
+          <w:p>
+            <w:pPr>
+              <w:spacing w:after="0" w:line="276" w:lineRule="auto"/>
+              <w:jc w:val="left"/>
+            </w:pPr>
+            <w:r>
+              <w:rPr>
+                <w:rFonts w:ascii="Times New Roman" w:hAnsi="Times New Roman"/>
+                <w:color w:val="000000"/>
+                <w:sz w:val="24"/>
+              </w:rPr>
+              <w:t>Serum Creatinine (mg/dL)</w:t>
+            </w:r>
+          </w:p>
+        </w:tc>
+        <w:tc>
+          <w:tcPr>
+            <w:tcW w:type="dxa" w:w="1584"/>
+            <w:shd w:fill="FFFFFF"/>
+            <w:tcMar>
+              <w:top w:w="100" w:type="dxa"/>
+              <w:bottom w:w="100" w:type="dxa"/>
+              <w:left w:w="130" w:type="dxa"/>
+              <w:right w:w="130" w:type="dxa"/>
+            </w:tcMar>
+            <w:tcBorders>
+              <w:top w:val="single" w:sz="6" w:space="0" w:color="000000"/>
+              <w:left w:val="single" w:sz="6" w:space="0" w:color="000000"/>
+              <w:bottom w:val="single" w:sz="6" w:space="0" w:color="000000"/>
+              <w:right w:val="single" w:sz="6" w:space="0" w:color="000000"/>
+            </w:tcBorders>
+          </w:tcPr>
+          <w:p>
+            <w:pPr>
+              <w:spacing w:after="0" w:line="276" w:lineRule="auto"/>
+              <w:jc w:val="left"/>
+            </w:pPr>
+            <w:r>
+              <w:rPr>
+                <w:rFonts w:ascii="Times New Roman" w:hAnsi="Times New Roman"/>
+                <w:color w:val="000000"/>
+                <w:sz w:val="24"/>
+              </w:rPr>
+              <w:t>1.12 ± 0.48</w:t>
+            </w:r>
+          </w:p>
+        </w:tc>
+        <w:tc>
+          <w:tcPr>
+            <w:tcW w:type="dxa" w:w="1584"/>
+            <w:shd w:fill="FFFFFF"/>
+            <w:tcMar>
+              <w:top w:w="100" w:type="dxa"/>
+              <w:bottom w:w="100" w:type="dxa"/>
+              <w:left w:w="130" w:type="dxa"/>
+              <w:right w:w="130" w:type="dxa"/>
+            </w:tcMar>
+            <w:tcBorders>
+              <w:top w:val="single" w:sz="6" w:space="0" w:color="000000"/>
+              <w:left w:val="single" w:sz="6" w:space="0" w:color="000000"/>
+              <w:bottom w:val="single" w:sz="6" w:space="0" w:color="000000"/>
+              <w:right w:val="single" w:sz="6" w:space="0" w:color="000000"/>
+            </w:tcBorders>
+          </w:tcPr>
+          <w:p>
+            <w:pPr>
+              <w:spacing w:after="0" w:line="276" w:lineRule="auto"/>
+              <w:jc w:val="left"/>
+            </w:pPr>
+            <w:r>
+              <w:rPr>
+                <w:rFonts w:ascii="Times New Roman" w:hAnsi="Times New Roman"/>
+                <w:color w:val="000000"/>
+                <w:sz w:val="24"/>
+              </w:rPr>
+              <w:t>1.74 ± 0.92</w:t>
+            </w:r>
+          </w:p>
+        </w:tc>
+        <w:tc>
+          <w:tcPr>
+            <w:tcW w:type="dxa" w:w="1296"/>
+            <w:shd w:fill="FFFFFF"/>
+            <w:tcMar>
+              <w:top w:w="100" w:type="dxa"/>
+              <w:bottom w:w="100" w:type="dxa"/>
+              <w:left w:w="130" w:type="dxa"/>
+              <w:right w:w="130" w:type="dxa"/>
+            </w:tcMar>
+            <w:tcBorders>
+              <w:top w:val="single" w:sz="6" w:space="0" w:color="000000"/>
+              <w:left w:val="single" w:sz="6" w:space="0" w:color="000000"/>
+              <w:bottom w:val="single" w:sz="6" w:space="0" w:color="000000"/>
+              <w:right w:val="single" w:sz="6" w:space="0" w:color="000000"/>
+            </w:tcBorders>
+          </w:tcPr>
+          <w:p>
+            <w:pPr>
+              <w:spacing w:after="0" w:line="276" w:lineRule="auto"/>
+              <w:jc w:val="left"/>
+            </w:pPr>
+            <w:r>
+              <w:rPr>
+                <w:rFonts w:ascii="Times New Roman" w:hAnsi="Times New Roman"/>
+                <w:color w:val="000000"/>
+                <w:sz w:val="24"/>
+              </w:rPr>
+              <w:t>t = 24.30</w:t>
+            </w:r>
+          </w:p>
+        </w:tc>
+        <w:tc>
+          <w:tcPr>
+            <w:tcW w:type="dxa" w:w="1152"/>
+            <w:shd w:fill="FFFFFF"/>
+            <w:tcMar>
+              <w:top w:w="100" w:type="dxa"/>
+              <w:bottom w:w="100" w:type="dxa"/>
+              <w:left w:w="130" w:type="dxa"/>
+              <w:right w:w="130" w:type="dxa"/>
+            </w:tcMar>
+            <w:tcBorders>
+              <w:top w:val="single" w:sz="6" w:space="0" w:color="000000"/>
+              <w:left w:val="single" w:sz="6" w:space="0" w:color="000000"/>
+              <w:bottom w:val="single" w:sz="6" w:space="0" w:color="000000"/>
+              <w:right w:val="single" w:sz="6" w:space="0" w:color="000000"/>
+            </w:tcBorders>
+          </w:tcPr>
+          <w:p>
+            <w:pPr>
+              <w:spacing w:after="0" w:line="276" w:lineRule="auto"/>
+              <w:jc w:val="left"/>
+            </w:pPr>
+            <w:r>
+              <w:rPr>
+                <w:rFonts w:ascii="Times New Roman" w:hAnsi="Times New Roman"/>
+                <w:color w:val="000000"/>
+                <w:sz w:val="24"/>
+              </w:rPr>
+              <w:t>&lt; 0.0001</w:t>
+            </w:r>
+          </w:p>
+        </w:tc>
+        <w:tc>
+          <w:tcPr>
+            <w:tcW w:type="dxa" w:w="2448"/>
+            <w:shd w:fill="FFFFFF"/>
+            <w:tcMar>
+              <w:top w:w="100" w:type="dxa"/>
+              <w:bottom w:w="100" w:type="dxa"/>
+              <w:left w:w="130" w:type="dxa"/>
+              <w:right w:w="130" w:type="dxa"/>
+            </w:tcMar>
+            <w:tcBorders>
+              <w:top w:val="single" w:sz="6" w:space="0" w:color="000000"/>
+              <w:left w:val="single" w:sz="6" w:space="0" w:color="000000"/>
+              <w:bottom w:val="single" w:sz="6" w:space="0" w:color="000000"/>
+              <w:right w:val="single" w:sz="6" w:space="0" w:color="000000"/>
+            </w:tcBorders>
+          </w:tcPr>
+          <w:p>
+            <w:pPr>
+              <w:spacing w:after="0" w:line="276" w:lineRule="auto"/>
+              <w:jc w:val="left"/>
+            </w:pPr>
+            <w:r>
+              <w:rPr>
+                <w:rFonts w:ascii="Times New Roman" w:hAnsi="Times New Roman"/>
+                <w:color w:val="000000"/>
+                <w:sz w:val="24"/>
+              </w:rPr>
+              <w:t>Impaired renal function elevates systemic decompensation risk.</w:t>
+            </w:r>
+          </w:p>
+        </w:tc>
+      </w:tr>
+      <w:tr>
+        <w:trPr>
+          <w:cantSplit/>
+        </w:trPr>
+        <w:tc>
+          <w:tcPr>
+            <w:tcW w:type="dxa" w:w="2016"/>
+            <w:shd w:fill="FFFFFF"/>
+            <w:tcMar>
+              <w:top w:w="100" w:type="dxa"/>
+              <w:bottom w:w="100" w:type="dxa"/>
+              <w:left w:w="130" w:type="dxa"/>
+              <w:right w:w="130" w:type="dxa"/>
+            </w:tcMar>
+            <w:tcBorders>
+              <w:top w:val="single" w:sz="6" w:space="0" w:color="000000"/>
+              <w:left w:val="single" w:sz="6" w:space="0" w:color="000000"/>
+              <w:bottom w:val="single" w:sz="6" w:space="0" w:color="000000"/>
+              <w:right w:val="single" w:sz="6" w:space="0" w:color="000000"/>
+            </w:tcBorders>
+          </w:tcPr>
+          <w:p>
+            <w:pPr>
+              <w:spacing w:after="0" w:line="276" w:lineRule="auto"/>
+              <w:jc w:val="left"/>
+            </w:pPr>
+            <w:r>
+              <w:rPr>
+                <w:rFonts w:ascii="Times New Roman" w:hAnsi="Times New Roman"/>
+                <w:color w:val="000000"/>
+                <w:sz w:val="24"/>
+              </w:rPr>
+              <w:t>Discharge Polypharmacy Count</w:t>
+            </w:r>
+          </w:p>
+        </w:tc>
+        <w:tc>
+          <w:tcPr>
+            <w:tcW w:type="dxa" w:w="1584"/>
+            <w:shd w:fill="FFFFFF"/>
+            <w:tcMar>
+              <w:top w:w="100" w:type="dxa"/>
+              <w:bottom w:w="100" w:type="dxa"/>
+              <w:left w:w="130" w:type="dxa"/>
+              <w:right w:w="130" w:type="dxa"/>
+            </w:tcMar>
+            <w:tcBorders>
+              <w:top w:val="single" w:sz="6" w:space="0" w:color="000000"/>
+              <w:left w:val="single" w:sz="6" w:space="0" w:color="000000"/>
+              <w:bottom w:val="single" w:sz="6" w:space="0" w:color="000000"/>
+              <w:right w:val="single" w:sz="6" w:space="0" w:color="000000"/>
+            </w:tcBorders>
+          </w:tcPr>
+          <w:p>
+            <w:pPr>
+              <w:spacing w:after="0" w:line="276" w:lineRule="auto"/>
+              <w:jc w:val="left"/>
+            </w:pPr>
+            <w:r>
+              <w:rPr>
+                <w:rFonts w:ascii="Times New Roman" w:hAnsi="Times New Roman"/>
+                <w:color w:val="000000"/>
+                <w:sz w:val="24"/>
+              </w:rPr>
+              <w:t>6.20 ± 2.85</w:t>
+            </w:r>
+          </w:p>
+        </w:tc>
+        <w:tc>
+          <w:tcPr>
+            <w:tcW w:type="dxa" w:w="1584"/>
+            <w:shd w:fill="FFFFFF"/>
+            <w:tcMar>
+              <w:top w:w="100" w:type="dxa"/>
+              <w:bottom w:w="100" w:type="dxa"/>
+              <w:left w:w="130" w:type="dxa"/>
+              <w:right w:w="130" w:type="dxa"/>
+            </w:tcMar>
+            <w:tcBorders>
+              <w:top w:val="single" w:sz="6" w:space="0" w:color="000000"/>
+              <w:left w:val="single" w:sz="6" w:space="0" w:color="000000"/>
+              <w:bottom w:val="single" w:sz="6" w:space="0" w:color="000000"/>
+              <w:right w:val="single" w:sz="6" w:space="0" w:color="000000"/>
+            </w:tcBorders>
+          </w:tcPr>
+          <w:p>
+            <w:pPr>
+              <w:spacing w:after="0" w:line="276" w:lineRule="auto"/>
+              <w:jc w:val="left"/>
+            </w:pPr>
+            <w:r>
+              <w:rPr>
+                <w:rFonts w:ascii="Times New Roman" w:hAnsi="Times New Roman"/>
+                <w:color w:val="000000"/>
+                <w:sz w:val="24"/>
+              </w:rPr>
+              <w:t>11.40 ± 4.30</w:t>
+            </w:r>
+          </w:p>
+        </w:tc>
+        <w:tc>
+          <w:tcPr>
+            <w:tcW w:type="dxa" w:w="1296"/>
+            <w:shd w:fill="FFFFFF"/>
+            <w:tcMar>
+              <w:top w:w="100" w:type="dxa"/>
+              <w:bottom w:w="100" w:type="dxa"/>
+              <w:left w:w="130" w:type="dxa"/>
+              <w:right w:w="130" w:type="dxa"/>
+            </w:tcMar>
+            <w:tcBorders>
+              <w:top w:val="single" w:sz="6" w:space="0" w:color="000000"/>
+              <w:left w:val="single" w:sz="6" w:space="0" w:color="000000"/>
+              <w:bottom w:val="single" w:sz="6" w:space="0" w:color="000000"/>
+              <w:right w:val="single" w:sz="6" w:space="0" w:color="000000"/>
+            </w:tcBorders>
+          </w:tcPr>
+          <w:p>
+            <w:pPr>
+              <w:spacing w:after="0" w:line="276" w:lineRule="auto"/>
+              <w:jc w:val="left"/>
+            </w:pPr>
+            <w:r>
+              <w:rPr>
+                <w:rFonts w:ascii="Times New Roman" w:hAnsi="Times New Roman"/>
+                <w:color w:val="000000"/>
+                <w:sz w:val="24"/>
+              </w:rPr>
+              <w:t>t = 41.52</w:t>
+            </w:r>
+          </w:p>
+        </w:tc>
+        <w:tc>
+          <w:tcPr>
+            <w:tcW w:type="dxa" w:w="1152"/>
+            <w:shd w:fill="FFFFFF"/>
+            <w:tcMar>
+              <w:top w:w="100" w:type="dxa"/>
+              <w:bottom w:w="100" w:type="dxa"/>
+              <w:left w:w="130" w:type="dxa"/>
+              <w:right w:w="130" w:type="dxa"/>
+            </w:tcMar>
+            <w:tcBorders>
+              <w:top w:val="single" w:sz="6" w:space="0" w:color="000000"/>
+              <w:left w:val="single" w:sz="6" w:space="0" w:color="000000"/>
+              <w:bottom w:val="single" w:sz="6" w:space="0" w:color="000000"/>
+              <w:right w:val="single" w:sz="6" w:space="0" w:color="000000"/>
+            </w:tcBorders>
+          </w:tcPr>
+          <w:p>
+            <w:pPr>
+              <w:spacing w:after="0" w:line="276" w:lineRule="auto"/>
+              <w:jc w:val="left"/>
+            </w:pPr>
+            <w:r>
+              <w:rPr>
+                <w:rFonts w:ascii="Times New Roman" w:hAnsi="Times New Roman"/>
+                <w:color w:val="000000"/>
+                <w:sz w:val="24"/>
+              </w:rPr>
+              <w:t>&lt; 0.0001</w:t>
+            </w:r>
+          </w:p>
+        </w:tc>
+        <w:tc>
+          <w:tcPr>
+            <w:tcW w:type="dxa" w:w="2448"/>
+            <w:shd w:fill="FFFFFF"/>
+            <w:tcMar>
+              <w:top w:w="100" w:type="dxa"/>
+              <w:bottom w:w="100" w:type="dxa"/>
+              <w:left w:w="130" w:type="dxa"/>
+              <w:right w:w="130" w:type="dxa"/>
+            </w:tcMar>
+            <w:tcBorders>
+              <w:top w:val="single" w:sz="6" w:space="0" w:color="000000"/>
+              <w:left w:val="single" w:sz="6" w:space="0" w:color="000000"/>
+              <w:bottom w:val="single" w:sz="6" w:space="0" w:color="000000"/>
+              <w:right w:val="single" w:sz="6" w:space="0" w:color="000000"/>
+            </w:tcBorders>
+          </w:tcPr>
+          <w:p>
+            <w:pPr>
+              <w:spacing w:after="0" w:line="276" w:lineRule="auto"/>
+              <w:jc w:val="left"/>
+            </w:pPr>
+            <w:r>
+              <w:rPr>
+                <w:rFonts w:ascii="Times New Roman" w:hAnsi="Times New Roman"/>
+                <w:color w:val="000000"/>
+                <w:sz w:val="24"/>
+              </w:rPr>
+              <w:t>High drug burden drives adverse drug interactions.</w:t>
+            </w:r>
+          </w:p>
+        </w:tc>
+      </w:tr>
+      <w:tr>
+        <w:trPr>
+          <w:cantSplit/>
+        </w:trPr>
+        <w:tc>
+          <w:tcPr>
+            <w:tcW w:type="dxa" w:w="2016"/>
+            <w:shd w:fill="FFFFFF"/>
+            <w:tcMar>
+              <w:top w:w="100" w:type="dxa"/>
+              <w:bottom w:w="100" w:type="dxa"/>
+              <w:left w:w="130" w:type="dxa"/>
+              <w:right w:w="130" w:type="dxa"/>
+            </w:tcMar>
+            <w:tcBorders>
+              <w:top w:val="single" w:sz="6" w:space="0" w:color="000000"/>
+              <w:left w:val="single" w:sz="6" w:space="0" w:color="000000"/>
+              <w:bottom w:val="single" w:sz="6" w:space="0" w:color="000000"/>
+              <w:right w:val="single" w:sz="6" w:space="0" w:color="000000"/>
+            </w:tcBorders>
+          </w:tcPr>
+          <w:p>
+            <w:pPr>
+              <w:spacing w:after="0" w:line="276" w:lineRule="auto"/>
+              <w:jc w:val="left"/>
+            </w:pPr>
+            <w:r>
+              <w:rPr>
+                <w:rFonts w:ascii="Times New Roman" w:hAnsi="Times New Roman"/>
+                <w:color w:val="000000"/>
+                <w:sz w:val="24"/>
+              </w:rPr>
+              <w:t>Patient Age at Admission</w:t>
+            </w:r>
+          </w:p>
+        </w:tc>
+        <w:tc>
+          <w:tcPr>
+            <w:tcW w:type="dxa" w:w="1584"/>
+            <w:shd w:fill="FFFFFF"/>
+            <w:tcMar>
+              <w:top w:w="100" w:type="dxa"/>
+              <w:bottom w:w="100" w:type="dxa"/>
+              <w:left w:w="130" w:type="dxa"/>
+              <w:right w:w="130" w:type="dxa"/>
+            </w:tcMar>
+            <w:tcBorders>
+              <w:top w:val="single" w:sz="6" w:space="0" w:color="000000"/>
+              <w:left w:val="single" w:sz="6" w:space="0" w:color="000000"/>
+              <w:bottom w:val="single" w:sz="6" w:space="0" w:color="000000"/>
+              <w:right w:val="single" w:sz="6" w:space="0" w:color="000000"/>
+            </w:tcBorders>
+          </w:tcPr>
+          <w:p>
+            <w:pPr>
+              <w:spacing w:after="0" w:line="276" w:lineRule="auto"/>
+              <w:jc w:val="left"/>
+            </w:pPr>
+            <w:r>
+              <w:rPr>
+                <w:rFonts w:ascii="Times New Roman" w:hAnsi="Times New Roman"/>
+                <w:color w:val="000000"/>
+                <w:sz w:val="24"/>
+              </w:rPr>
+              <w:t>61.4 ± 14.8</w:t>
+            </w:r>
+          </w:p>
+        </w:tc>
+        <w:tc>
+          <w:tcPr>
+            <w:tcW w:type="dxa" w:w="1584"/>
+            <w:shd w:fill="FFFFFF"/>
+            <w:tcMar>
+              <w:top w:w="100" w:type="dxa"/>
+              <w:bottom w:w="100" w:type="dxa"/>
+              <w:left w:w="130" w:type="dxa"/>
+              <w:right w:w="130" w:type="dxa"/>
+            </w:tcMar>
+            <w:tcBorders>
+              <w:top w:val="single" w:sz="6" w:space="0" w:color="000000"/>
+              <w:left w:val="single" w:sz="6" w:space="0" w:color="000000"/>
+              <w:bottom w:val="single" w:sz="6" w:space="0" w:color="000000"/>
+              <w:right w:val="single" w:sz="6" w:space="0" w:color="000000"/>
+            </w:tcBorders>
+          </w:tcPr>
+          <w:p>
+            <w:pPr>
+              <w:spacing w:after="0" w:line="276" w:lineRule="auto"/>
+              <w:jc w:val="left"/>
+            </w:pPr>
+            <w:r>
+              <w:rPr>
+                <w:rFonts w:ascii="Times New Roman" w:hAnsi="Times New Roman"/>
+                <w:color w:val="000000"/>
+                <w:sz w:val="24"/>
+              </w:rPr>
+              <w:t>69.8 ± 12.6</w:t>
+            </w:r>
+          </w:p>
+        </w:tc>
+        <w:tc>
+          <w:tcPr>
+            <w:tcW w:type="dxa" w:w="1296"/>
+            <w:shd w:fill="FFFFFF"/>
+            <w:tcMar>
+              <w:top w:w="100" w:type="dxa"/>
+              <w:bottom w:w="100" w:type="dxa"/>
+              <w:left w:w="130" w:type="dxa"/>
+              <w:right w:w="130" w:type="dxa"/>
+            </w:tcMar>
+            <w:tcBorders>
+              <w:top w:val="single" w:sz="6" w:space="0" w:color="000000"/>
+              <w:left w:val="single" w:sz="6" w:space="0" w:color="000000"/>
+              <w:bottom w:val="single" w:sz="6" w:space="0" w:color="000000"/>
+              <w:right w:val="single" w:sz="6" w:space="0" w:color="000000"/>
+            </w:tcBorders>
+          </w:tcPr>
+          <w:p>
+            <w:pPr>
+              <w:spacing w:after="0" w:line="276" w:lineRule="auto"/>
+              <w:jc w:val="left"/>
+            </w:pPr>
+            <w:r>
+              <w:rPr>
+                <w:rFonts w:ascii="Times New Roman" w:hAnsi="Times New Roman"/>
+                <w:color w:val="000000"/>
+                <w:sz w:val="24"/>
+              </w:rPr>
+              <w:t>t = 21.08</w:t>
+            </w:r>
+          </w:p>
+        </w:tc>
+        <w:tc>
+          <w:tcPr>
+            <w:tcW w:type="dxa" w:w="1152"/>
+            <w:shd w:fill="FFFFFF"/>
+            <w:tcMar>
+              <w:top w:w="100" w:type="dxa"/>
+              <w:bottom w:w="100" w:type="dxa"/>
+              <w:left w:w="130" w:type="dxa"/>
+              <w:right w:w="130" w:type="dxa"/>
+            </w:tcMar>
+            <w:tcBorders>
+              <w:top w:val="single" w:sz="6" w:space="0" w:color="000000"/>
+              <w:left w:val="single" w:sz="6" w:space="0" w:color="000000"/>
+              <w:bottom w:val="single" w:sz="6" w:space="0" w:color="000000"/>
+              <w:right w:val="single" w:sz="6" w:space="0" w:color="000000"/>
+            </w:tcBorders>
+          </w:tcPr>
+          <w:p>
+            <w:pPr>
+              <w:spacing w:after="0" w:line="276" w:lineRule="auto"/>
+              <w:jc w:val="left"/>
+            </w:pPr>
+            <w:r>
+              <w:rPr>
+                <w:rFonts w:ascii="Times New Roman" w:hAnsi="Times New Roman"/>
+                <w:color w:val="000000"/>
+                <w:sz w:val="24"/>
+              </w:rPr>
+              <w:t>&lt; 0.0001</w:t>
+            </w:r>
+          </w:p>
+        </w:tc>
+        <w:tc>
+          <w:tcPr>
+            <w:tcW w:type="dxa" w:w="2448"/>
+            <w:shd w:fill="FFFFFF"/>
+            <w:tcMar>
+              <w:top w:w="100" w:type="dxa"/>
+              <w:bottom w:w="100" w:type="dxa"/>
+              <w:left w:w="130" w:type="dxa"/>
+              <w:right w:w="130" w:type="dxa"/>
+            </w:tcMar>
+            <w:tcBorders>
+              <w:top w:val="single" w:sz="6" w:space="0" w:color="000000"/>
+              <w:left w:val="single" w:sz="6" w:space="0" w:color="000000"/>
+              <w:bottom w:val="single" w:sz="6" w:space="0" w:color="000000"/>
+              <w:right w:val="single" w:sz="6" w:space="0" w:color="000000"/>
+            </w:tcBorders>
+          </w:tcPr>
+          <w:p>
+            <w:pPr>
+              <w:spacing w:after="0" w:line="276" w:lineRule="auto"/>
+              <w:jc w:val="left"/>
+            </w:pPr>
+            <w:r>
+              <w:rPr>
+                <w:rFonts w:ascii="Times New Roman" w:hAnsi="Times New Roman"/>
+                <w:color w:val="000000"/>
+                <w:sz w:val="24"/>
+              </w:rPr>
+              <w:t>Advanced age correlates with reduced home recovery capacity.</w:t>
+            </w:r>
+          </w:p>
+        </w:tc>
+      </w:tr>
+    </w:tbl>
+    <w:p>
+      <w:pPr>
+        <w:keepNext/>
+        <w:widowControl/>
+        <w:spacing w:before="320" w:after="100"/>
       </w:pPr>
       <w:r>
         <w:rPr>
           <w:rFonts w:ascii="Times New Roman" w:hAnsi="Times New Roman"/>
           <w:b/>
-          <w:color w:val="002060"/>
-          <w:sz w:val="30"/>
+          <w:color w:val="000000"/>
+          <w:sz w:val="36"/>
         </w:rPr>
-        <w:t>5. Model Explainability and Clinical Bias Auditing</w:t>
+        <w:t>3. Advanced Clinical Feature Engineering &amp; Domain Transformations</w:t>
       </w:r>
     </w:p>
     <w:p>
       <w:pPr>
-        <w:spacing w:line="276" w:lineRule="auto" w:after="120"/>
+        <w:keepNext/>
+        <w:widowControl/>
+        <w:spacing w:before="0" w:after="100" w:line="276" w:lineRule="auto"/>
       </w:pPr>
       <w:r>
         <w:rPr>
           <w:rFonts w:ascii="Times New Roman" w:hAnsi="Times New Roman"/>
+          <w:color w:val="000000"/>
           <w:sz w:val="24"/>
         </w:rPr>
-        <w:t>Black-box machine learning models cannot be deployed into clinical practice without rigorous explainability and fairness auditing:</w:t>
+        <w:t>Raw electronic health records were transformed into high-signal biophysical predictors using clinical domain logic:</w:t>
       </w:r>
     </w:p>
     <w:p>
       <w:pPr>
         <w:pStyle w:val="ListBullet"/>
-        <w:spacing w:line="276" w:lineRule="auto" w:after="60"/>
+        <w:keepNext/>
+        <w:spacing w:after="60" w:line="276" w:lineRule="auto"/>
       </w:pPr>
       <w:r>
         <w:rPr>
           <w:rFonts w:ascii="Times New Roman" w:hAnsi="Times New Roman"/>
           <w:b/>
+          <w:color w:val="000000"/>
           <w:sz w:val="24"/>
         </w:rPr>
-        <w:t xml:space="preserve">TreeSHAP Explainability: </w:t>
+        <w:t xml:space="preserve">LACE Index Reconstruction: </w:t>
       </w:r>
       <w:r>
         <w:rPr>
           <w:rFonts w:ascii="Times New Roman" w:hAnsi="Times New Roman"/>
+          <w:color w:val="000000"/>
           <w:sz w:val="24"/>
         </w:rPr>
-        <w:t>Integrated SHapley Additive exPlanations (SHAP) to quantify global and local feature contributions. Charlson Comorbidity Index, prior 12-month inpatient admissions, and length of stay were identified as the top three global drivers of readmission risk.</w:t>
+        <w:t>Computed the historical composite LACE index combining Length of stay (L), Acuity of admission (A), Charlson Comorbidity (C), and Emergency department visits in previous 6 months (E) as a benchmark comparison baseline.</w:t>
       </w:r>
     </w:p>
     <w:p>
       <w:pPr>
         <w:pStyle w:val="ListBullet"/>
-        <w:spacing w:line="276" w:lineRule="auto" w:after="60"/>
+        <w:keepNext/>
+        <w:spacing w:after="60" w:line="276" w:lineRule="auto"/>
       </w:pPr>
       <w:r>
         <w:rPr>
           <w:rFonts w:ascii="Times New Roman" w:hAnsi="Times New Roman"/>
           <w:b/>
+          <w:color w:val="000000"/>
           <w:sz w:val="24"/>
         </w:rPr>
-        <w:t xml:space="preserve">Algorithmic Fairness &amp; Demographic Parity: </w:t>
+        <w:t xml:space="preserve">Cardiorenal Risk Interaction Feature: </w:t>
       </w:r>
       <w:r>
         <w:rPr>
           <w:rFonts w:ascii="Times New Roman" w:hAnsi="Times New Roman"/>
+          <w:color w:val="000000"/>
           <w:sz w:val="24"/>
         </w:rPr>
-        <w:t>Audited model performance across demographic sub-populations (gender and age tiers). Disparate impact ratio exceeded 0.92 across male and female patient cohorts, and equalized odds were satisfied, ensuring no systematic under-prediction of risk among elderly or vulnerable patient populations.</w:t>
+        <w:t>Formulated a multiplicative interaction term: (charlson_comorbidity_count * serum_creatinine_mg_dl) to capture non-linear metabolic risk in diabetic heart failure patients.</w:t>
       </w:r>
     </w:p>
     <w:p>
       <w:pPr>
         <w:pStyle w:val="ListBullet"/>
-        <w:spacing w:line="276" w:lineRule="auto" w:after="60"/>
+        <w:keepNext/>
+        <w:spacing w:after="60" w:line="276" w:lineRule="auto"/>
       </w:pPr>
       <w:r>
         <w:rPr>
           <w:rFonts w:ascii="Times New Roman" w:hAnsi="Times New Roman"/>
           <w:b/>
+          <w:color w:val="000000"/>
           <w:sz w:val="24"/>
         </w:rPr>
-        <w:t xml:space="preserve">Ethical Deployment Constraints: </w:t>
+        <w:t xml:space="preserve">Polypharmacy High-Risk Indicator: </w:t>
       </w:r>
       <w:r>
         <w:rPr>
           <w:rFonts w:ascii="Times New Roman" w:hAnsi="Times New Roman"/>
+          <w:color w:val="000000"/>
           <w:sz w:val="24"/>
         </w:rPr>
-        <w:t>Model predictions must function strictly as decision-support augmentations rather than autonomous clinical gates; high-risk scores cannot be used to restrict inpatient care access or deny insurance authorizations.</w:t>
+        <w:t>Constructed a binary flag for severe polypharmacy (prescribed_medication_count &gt;= 9), representing complex medication regimens prone to non-adherence and post-discharge toxicities.</w:t>
+      </w:r>
+    </w:p>
+    <w:p>
+      <w:pPr>
+        <w:keepNext/>
+        <w:widowControl/>
+        <w:spacing w:before="240" w:after="80"/>
+      </w:pPr>
+      <w:r>
+        <w:rPr>
+          <w:rFonts w:ascii="Times New Roman" w:hAnsi="Times New Roman"/>
+          <w:b/>
+          <w:color w:val="000000"/>
+          <w:sz w:val="32"/>
+        </w:rPr>
+        <w:t>3.2 Feature Engineering Pipeline Code</w:t>
+      </w:r>
+    </w:p>
+    <w:p>
+      <w:pPr>
+        <w:keepNext/>
+        <w:widowControl/>
+        <w:spacing w:before="0" w:after="100" w:line="276" w:lineRule="auto"/>
+      </w:pPr>
+      <w:r>
+        <w:rPr>
+          <w:rFonts w:ascii="Times New Roman" w:hAnsi="Times New Roman"/>
+          <w:color w:val="000000"/>
+          <w:sz w:val="24"/>
+        </w:rPr>
+        <w:t>The automated transformation script computes standardized clinical features across the ingestion cohort:</w:t>
+      </w:r>
+    </w:p>
+    <w:tbl>
+      <w:tblPr>
+        <w:tblW w:type="auto" w:w="0"/>
+        <w:jc w:val="center"/>
+        <w:tblLook w:firstColumn="1" w:firstRow="1" w:lastColumn="0" w:lastRow="0" w:noHBand="0" w:noVBand="1" w:val="04A0"/>
+      </w:tblPr>
+      <w:tblGrid>
+        <w:gridCol w:w="9792"/>
+      </w:tblGrid>
+      <w:tr>
+        <w:trPr>
+          <w:cantSplit/>
+        </w:trPr>
+        <w:tc>
+          <w:tcPr>
+            <w:tcW w:type="dxa" w:w="9792"/>
+            <w:shd w:fill="FFFFFF"/>
+            <w:tcMar>
+              <w:top w:w="130" w:type="dxa"/>
+              <w:bottom w:w="130" w:type="dxa"/>
+              <w:left w:w="160" w:type="dxa"/>
+              <w:right w:w="160" w:type="dxa"/>
+            </w:tcMar>
+            <w:tcBorders>
+              <w:top w:val="single" w:sz="6" w:space="0" w:color="000000"/>
+              <w:left w:val="single" w:sz="24" w:space="0" w:color="000000"/>
+              <w:bottom w:val="single" w:sz="6" w:space="0" w:color="000000"/>
+              <w:right w:val="single" w:sz="6" w:space="0" w:color="000000"/>
+            </w:tcBorders>
+          </w:tcPr>
+          <w:p>
+            <w:pPr>
+              <w:spacing w:before="60" w:after="60" w:line="276" w:lineRule="auto"/>
+            </w:pPr>
+            <w:r>
+              <w:rPr>
+                <w:rFonts w:ascii="Times New Roman" w:hAnsi="Times New Roman"/>
+                <w:b/>
+                <w:color w:val="000000"/>
+                <w:sz w:val="24"/>
+              </w:rPr>
+              <w:t># Code Implementation: Python / Scikit-Learn</w:t>
+              <w:br/>
+            </w:r>
+            <w:r>
+              <w:rPr>
+                <w:rFonts w:ascii="Times New Roman" w:hAnsi="Times New Roman"/>
+                <w:color w:val="000000"/>
+                <w:sz w:val="24"/>
+              </w:rPr>
+              <w:t>def engineer_clinical_features(df):</w:t>
+              <w:br/>
+              <w:t xml:space="preserve">    data = df.copy()</w:t>
+              <w:br/>
+              <w:t xml:space="preserve">    # 1. Cardiorenal Interaction Index</w:t>
+              <w:br/>
+              <w:t xml:space="preserve">    data['cardiorenal_index'] = data['charlson_comorbidity_count'] * data['serum_creatinine_mg_dl']</w:t>
+              <w:br/>
+              <w:t xml:space="preserve">    </w:t>
+              <w:br/>
+              <w:t xml:space="preserve">    # 2. Severe Polypharmacy Flag (&gt;= 9 distinct medications)</w:t>
+              <w:br/>
+              <w:t xml:space="preserve">    data['severe_polypharmacy'] = (data['prescribed_medication_count'] &gt;= 9).astype(int)</w:t>
+              <w:br/>
+              <w:t xml:space="preserve">    </w:t>
+              <w:br/>
+              <w:t xml:space="preserve">    # 3. High Prior Utilization Ratio</w:t>
+              <w:br/>
+              <w:t xml:space="preserve">    data['frequent_flyer_ratio'] = data['prior_inpatient_admissions_12m'] / (data['length_of_stay_days'] + 1)</w:t>
+              <w:br/>
+              <w:t xml:space="preserve">    </w:t>
+              <w:br/>
+              <w:t xml:space="preserve">    # 4. Glycemic Decompensation Indicator</w:t>
+              <w:br/>
+              <w:t xml:space="preserve">    data['hba1c_decompensated'] = (data['hba1c_level'] &gt;= 8.5).astype(int)</w:t>
+              <w:br/>
+              <w:t xml:space="preserve">    return data</w:t>
+            </w:r>
+          </w:p>
+        </w:tc>
+      </w:tr>
+    </w:tbl>
+    <w:p>
+      <w:pPr>
+        <w:keepNext/>
+        <w:pageBreakBefore/>
+        <w:widowControl/>
+        <w:spacing w:before="320" w:after="100"/>
+      </w:pPr>
+      <w:r>
+        <w:rPr>
+          <w:rFonts w:ascii="Times New Roman" w:hAnsi="Times New Roman"/>
+          <w:b/>
+          <w:color w:val="000000"/>
+          <w:sz w:val="36"/>
+        </w:rPr>
+        <w:t>4. Model Architecture Benchmarking &amp; Experimental Protocol</w:t>
+      </w:r>
+    </w:p>
+    <w:p>
+      <w:pPr>
+        <w:keepNext/>
+        <w:widowControl/>
+        <w:spacing w:before="0" w:after="100" w:line="276" w:lineRule="auto"/>
+      </w:pPr>
+      <w:r>
+        <w:rPr>
+          <w:rFonts w:ascii="Times New Roman" w:hAnsi="Times New Roman"/>
+          <w:color w:val="000000"/>
+          <w:sz w:val="24"/>
+        </w:rPr>
+        <w:t>Four candidate model architectures were trained and evaluated using identical 5-fold stratified cross-validation splits to establish discriminatory power and calibration performance:</w:t>
+      </w:r>
+    </w:p>
+    <w:tbl>
+      <w:tblPr>
+        <w:tblW w:type="auto" w:w="0"/>
+        <w:jc w:val="center"/>
+        <w:tblLook w:firstColumn="1" w:firstRow="1" w:lastColumn="0" w:lastRow="0" w:noHBand="0" w:noVBand="1" w:val="04A0"/>
+      </w:tblPr>
+      <w:tblGrid>
+        <w:gridCol w:w="1632"/>
+        <w:gridCol w:w="1632"/>
+        <w:gridCol w:w="1632"/>
+        <w:gridCol w:w="1632"/>
+        <w:gridCol w:w="1632"/>
+        <w:gridCol w:w="1632"/>
+      </w:tblGrid>
+      <w:tr>
+        <w:trPr>
+          <w:tblHeader/>
+          <w:cantSplit/>
+        </w:trPr>
+        <w:tc>
+          <w:tcPr>
+            <w:tcW w:type="dxa" w:w="2592"/>
+            <w:shd w:fill="FFFFFF"/>
+            <w:tcMar>
+              <w:top w:w="120" w:type="dxa"/>
+              <w:bottom w:w="120" w:type="dxa"/>
+              <w:left w:w="130" w:type="dxa"/>
+              <w:right w:w="130" w:type="dxa"/>
+            </w:tcMar>
+            <w:tcBorders>
+              <w:top w:val="single" w:sz="12" w:space="0" w:color="000000"/>
+              <w:left w:val="single" w:sz="6" w:space="0" w:color="000000"/>
+              <w:bottom w:val="single" w:sz="16" w:space="0" w:color="000000"/>
+              <w:right w:val="single" w:sz="6" w:space="0" w:color="000000"/>
+            </w:tcBorders>
+          </w:tcPr>
+          <w:p>
+            <w:pPr>
+              <w:spacing w:after="0"/>
+              <w:jc w:val="left"/>
+            </w:pPr>
+            <w:r>
+              <w:rPr>
+                <w:rFonts w:ascii="Times New Roman" w:hAnsi="Times New Roman"/>
+                <w:b/>
+                <w:color w:val="000000"/>
+                <w:sz w:val="25"/>
+              </w:rPr>
+              <w:t>Algorithm Architecture</w:t>
+            </w:r>
+          </w:p>
+        </w:tc>
+        <w:tc>
+          <w:tcPr>
+            <w:tcW w:type="dxa" w:w="1584"/>
+            <w:shd w:fill="FFFFFF"/>
+            <w:tcMar>
+              <w:top w:w="120" w:type="dxa"/>
+              <w:bottom w:w="120" w:type="dxa"/>
+              <w:left w:w="130" w:type="dxa"/>
+              <w:right w:w="130" w:type="dxa"/>
+            </w:tcMar>
+            <w:tcBorders>
+              <w:top w:val="single" w:sz="12" w:space="0" w:color="000000"/>
+              <w:left w:val="single" w:sz="6" w:space="0" w:color="000000"/>
+              <w:bottom w:val="single" w:sz="16" w:space="0" w:color="000000"/>
+              <w:right w:val="single" w:sz="6" w:space="0" w:color="000000"/>
+            </w:tcBorders>
+          </w:tcPr>
+          <w:p>
+            <w:pPr>
+              <w:spacing w:after="0"/>
+              <w:jc w:val="left"/>
+            </w:pPr>
+            <w:r>
+              <w:rPr>
+                <w:rFonts w:ascii="Times New Roman" w:hAnsi="Times New Roman"/>
+                <w:b/>
+                <w:color w:val="000000"/>
+                <w:sz w:val="25"/>
+              </w:rPr>
+              <w:t>AUROC (Discrimination)</w:t>
+            </w:r>
+          </w:p>
+        </w:tc>
+        <w:tc>
+          <w:tcPr>
+            <w:tcW w:type="dxa" w:w="1584"/>
+            <w:shd w:fill="FFFFFF"/>
+            <w:tcMar>
+              <w:top w:w="120" w:type="dxa"/>
+              <w:bottom w:w="120" w:type="dxa"/>
+              <w:left w:w="130" w:type="dxa"/>
+              <w:right w:w="130" w:type="dxa"/>
+            </w:tcMar>
+            <w:tcBorders>
+              <w:top w:val="single" w:sz="12" w:space="0" w:color="000000"/>
+              <w:left w:val="single" w:sz="6" w:space="0" w:color="000000"/>
+              <w:bottom w:val="single" w:sz="16" w:space="0" w:color="000000"/>
+              <w:right w:val="single" w:sz="6" w:space="0" w:color="000000"/>
+            </w:tcBorders>
+          </w:tcPr>
+          <w:p>
+            <w:pPr>
+              <w:spacing w:after="0"/>
+              <w:jc w:val="left"/>
+            </w:pPr>
+            <w:r>
+              <w:rPr>
+                <w:rFonts w:ascii="Times New Roman" w:hAnsi="Times New Roman"/>
+                <w:b/>
+                <w:color w:val="000000"/>
+                <w:sz w:val="25"/>
+              </w:rPr>
+              <w:t>AUPRC (Precision-Recall)</w:t>
+            </w:r>
+          </w:p>
+        </w:tc>
+        <w:tc>
+          <w:tcPr>
+            <w:tcW w:type="dxa" w:w="1584"/>
+            <w:shd w:fill="FFFFFF"/>
+            <w:tcMar>
+              <w:top w:w="120" w:type="dxa"/>
+              <w:bottom w:w="120" w:type="dxa"/>
+              <w:left w:w="130" w:type="dxa"/>
+              <w:right w:w="130" w:type="dxa"/>
+            </w:tcMar>
+            <w:tcBorders>
+              <w:top w:val="single" w:sz="12" w:space="0" w:color="000000"/>
+              <w:left w:val="single" w:sz="6" w:space="0" w:color="000000"/>
+              <w:bottom w:val="single" w:sz="16" w:space="0" w:color="000000"/>
+              <w:right w:val="single" w:sz="6" w:space="0" w:color="000000"/>
+            </w:tcBorders>
+          </w:tcPr>
+          <w:p>
+            <w:pPr>
+              <w:spacing w:after="0"/>
+              <w:jc w:val="left"/>
+            </w:pPr>
+            <w:r>
+              <w:rPr>
+                <w:rFonts w:ascii="Times New Roman" w:hAnsi="Times New Roman"/>
+                <w:b/>
+                <w:color w:val="000000"/>
+                <w:sz w:val="25"/>
+              </w:rPr>
+              <w:t>Sensitivity (Recall)</w:t>
+            </w:r>
+          </w:p>
+        </w:tc>
+        <w:tc>
+          <w:tcPr>
+            <w:tcW w:type="dxa" w:w="1440"/>
+            <w:shd w:fill="FFFFFF"/>
+            <w:tcMar>
+              <w:top w:w="120" w:type="dxa"/>
+              <w:bottom w:w="120" w:type="dxa"/>
+              <w:left w:w="130" w:type="dxa"/>
+              <w:right w:w="130" w:type="dxa"/>
+            </w:tcMar>
+            <w:tcBorders>
+              <w:top w:val="single" w:sz="12" w:space="0" w:color="000000"/>
+              <w:left w:val="single" w:sz="6" w:space="0" w:color="000000"/>
+              <w:bottom w:val="single" w:sz="16" w:space="0" w:color="000000"/>
+              <w:right w:val="single" w:sz="6" w:space="0" w:color="000000"/>
+            </w:tcBorders>
+          </w:tcPr>
+          <w:p>
+            <w:pPr>
+              <w:spacing w:after="0"/>
+              <w:jc w:val="left"/>
+            </w:pPr>
+            <w:r>
+              <w:rPr>
+                <w:rFonts w:ascii="Times New Roman" w:hAnsi="Times New Roman"/>
+                <w:b/>
+                <w:color w:val="000000"/>
+                <w:sz w:val="25"/>
+              </w:rPr>
+              <w:t>Specificity</w:t>
+            </w:r>
+          </w:p>
+        </w:tc>
+        <w:tc>
+          <w:tcPr>
+            <w:tcW w:type="dxa" w:w="1440"/>
+            <w:shd w:fill="FFFFFF"/>
+            <w:tcMar>
+              <w:top w:w="120" w:type="dxa"/>
+              <w:bottom w:w="120" w:type="dxa"/>
+              <w:left w:w="130" w:type="dxa"/>
+              <w:right w:w="130" w:type="dxa"/>
+            </w:tcMar>
+            <w:tcBorders>
+              <w:top w:val="single" w:sz="12" w:space="0" w:color="000000"/>
+              <w:left w:val="single" w:sz="6" w:space="0" w:color="000000"/>
+              <w:bottom w:val="single" w:sz="16" w:space="0" w:color="000000"/>
+              <w:right w:val="single" w:sz="6" w:space="0" w:color="000000"/>
+            </w:tcBorders>
+          </w:tcPr>
+          <w:p>
+            <w:pPr>
+              <w:spacing w:after="0"/>
+              <w:jc w:val="left"/>
+            </w:pPr>
+            <w:r>
+              <w:rPr>
+                <w:rFonts w:ascii="Times New Roman" w:hAnsi="Times New Roman"/>
+                <w:b/>
+                <w:color w:val="000000"/>
+                <w:sz w:val="25"/>
+              </w:rPr>
+              <w:t>Brier Score (Calibration)</w:t>
+            </w:r>
+          </w:p>
+        </w:tc>
+      </w:tr>
+      <w:tr>
+        <w:trPr>
+          <w:cantSplit/>
+        </w:trPr>
+        <w:tc>
+          <w:tcPr>
+            <w:tcW w:type="dxa" w:w="2592"/>
+            <w:shd w:fill="FFFFFF"/>
+            <w:tcMar>
+              <w:top w:w="100" w:type="dxa"/>
+              <w:bottom w:w="100" w:type="dxa"/>
+              <w:left w:w="130" w:type="dxa"/>
+              <w:right w:w="130" w:type="dxa"/>
+            </w:tcMar>
+            <w:tcBorders>
+              <w:top w:val="single" w:sz="6" w:space="0" w:color="000000"/>
+              <w:left w:val="single" w:sz="6" w:space="0" w:color="000000"/>
+              <w:bottom w:val="single" w:sz="6" w:space="0" w:color="000000"/>
+              <w:right w:val="single" w:sz="6" w:space="0" w:color="000000"/>
+            </w:tcBorders>
+          </w:tcPr>
+          <w:p>
+            <w:pPr>
+              <w:spacing w:after="0" w:line="276" w:lineRule="auto"/>
+              <w:jc w:val="left"/>
+            </w:pPr>
+            <w:r>
+              <w:rPr>
+                <w:rFonts w:ascii="Times New Roman" w:hAnsi="Times New Roman"/>
+                <w:color w:val="000000"/>
+                <w:sz w:val="24"/>
+              </w:rPr>
+              <w:t>LACE Index Baseline</w:t>
+            </w:r>
+          </w:p>
+        </w:tc>
+        <w:tc>
+          <w:tcPr>
+            <w:tcW w:type="dxa" w:w="1584"/>
+            <w:shd w:fill="FFFFFF"/>
+            <w:tcMar>
+              <w:top w:w="100" w:type="dxa"/>
+              <w:bottom w:w="100" w:type="dxa"/>
+              <w:left w:w="130" w:type="dxa"/>
+              <w:right w:w="130" w:type="dxa"/>
+            </w:tcMar>
+            <w:tcBorders>
+              <w:top w:val="single" w:sz="6" w:space="0" w:color="000000"/>
+              <w:left w:val="single" w:sz="6" w:space="0" w:color="000000"/>
+              <w:bottom w:val="single" w:sz="6" w:space="0" w:color="000000"/>
+              <w:right w:val="single" w:sz="6" w:space="0" w:color="000000"/>
+            </w:tcBorders>
+          </w:tcPr>
+          <w:p>
+            <w:pPr>
+              <w:spacing w:after="0" w:line="276" w:lineRule="auto"/>
+              <w:jc w:val="left"/>
+            </w:pPr>
+            <w:r>
+              <w:rPr>
+                <w:rFonts w:ascii="Times New Roman" w:hAnsi="Times New Roman"/>
+                <w:color w:val="000000"/>
+                <w:sz w:val="24"/>
+              </w:rPr>
+              <w:t>0.638 ± 0.018</w:t>
+            </w:r>
+          </w:p>
+        </w:tc>
+        <w:tc>
+          <w:tcPr>
+            <w:tcW w:type="dxa" w:w="1584"/>
+            <w:shd w:fill="FFFFFF"/>
+            <w:tcMar>
+              <w:top w:w="100" w:type="dxa"/>
+              <w:bottom w:w="100" w:type="dxa"/>
+              <w:left w:w="130" w:type="dxa"/>
+              <w:right w:w="130" w:type="dxa"/>
+            </w:tcMar>
+            <w:tcBorders>
+              <w:top w:val="single" w:sz="6" w:space="0" w:color="000000"/>
+              <w:left w:val="single" w:sz="6" w:space="0" w:color="000000"/>
+              <w:bottom w:val="single" w:sz="6" w:space="0" w:color="000000"/>
+              <w:right w:val="single" w:sz="6" w:space="0" w:color="000000"/>
+            </w:tcBorders>
+          </w:tcPr>
+          <w:p>
+            <w:pPr>
+              <w:spacing w:after="0" w:line="276" w:lineRule="auto"/>
+              <w:jc w:val="left"/>
+            </w:pPr>
+            <w:r>
+              <w:rPr>
+                <w:rFonts w:ascii="Times New Roman" w:hAnsi="Times New Roman"/>
+                <w:color w:val="000000"/>
+                <w:sz w:val="24"/>
+              </w:rPr>
+              <w:t>0.284 ± 0.021</w:t>
+            </w:r>
+          </w:p>
+        </w:tc>
+        <w:tc>
+          <w:tcPr>
+            <w:tcW w:type="dxa" w:w="1584"/>
+            <w:shd w:fill="FFFFFF"/>
+            <w:tcMar>
+              <w:top w:w="100" w:type="dxa"/>
+              <w:bottom w:w="100" w:type="dxa"/>
+              <w:left w:w="130" w:type="dxa"/>
+              <w:right w:w="130" w:type="dxa"/>
+            </w:tcMar>
+            <w:tcBorders>
+              <w:top w:val="single" w:sz="6" w:space="0" w:color="000000"/>
+              <w:left w:val="single" w:sz="6" w:space="0" w:color="000000"/>
+              <w:bottom w:val="single" w:sz="6" w:space="0" w:color="000000"/>
+              <w:right w:val="single" w:sz="6" w:space="0" w:color="000000"/>
+            </w:tcBorders>
+          </w:tcPr>
+          <w:p>
+            <w:pPr>
+              <w:spacing w:after="0" w:line="276" w:lineRule="auto"/>
+              <w:jc w:val="left"/>
+            </w:pPr>
+            <w:r>
+              <w:rPr>
+                <w:rFonts w:ascii="Times New Roman" w:hAnsi="Times New Roman"/>
+                <w:color w:val="000000"/>
+                <w:sz w:val="24"/>
+              </w:rPr>
+              <w:t>0.582 ± 0.025</w:t>
+            </w:r>
+          </w:p>
+        </w:tc>
+        <w:tc>
+          <w:tcPr>
+            <w:tcW w:type="dxa" w:w="1440"/>
+            <w:shd w:fill="FFFFFF"/>
+            <w:tcMar>
+              <w:top w:w="100" w:type="dxa"/>
+              <w:bottom w:w="100" w:type="dxa"/>
+              <w:left w:w="130" w:type="dxa"/>
+              <w:right w:w="130" w:type="dxa"/>
+            </w:tcMar>
+            <w:tcBorders>
+              <w:top w:val="single" w:sz="6" w:space="0" w:color="000000"/>
+              <w:left w:val="single" w:sz="6" w:space="0" w:color="000000"/>
+              <w:bottom w:val="single" w:sz="6" w:space="0" w:color="000000"/>
+              <w:right w:val="single" w:sz="6" w:space="0" w:color="000000"/>
+            </w:tcBorders>
+          </w:tcPr>
+          <w:p>
+            <w:pPr>
+              <w:spacing w:after="0" w:line="276" w:lineRule="auto"/>
+              <w:jc w:val="left"/>
+            </w:pPr>
+            <w:r>
+              <w:rPr>
+                <w:rFonts w:ascii="Times New Roman" w:hAnsi="Times New Roman"/>
+                <w:color w:val="000000"/>
+                <w:sz w:val="24"/>
+              </w:rPr>
+              <w:t>0.641 ± 0.022</w:t>
+            </w:r>
+          </w:p>
+        </w:tc>
+        <w:tc>
+          <w:tcPr>
+            <w:tcW w:type="dxa" w:w="1440"/>
+            <w:shd w:fill="FFFFFF"/>
+            <w:tcMar>
+              <w:top w:w="100" w:type="dxa"/>
+              <w:bottom w:w="100" w:type="dxa"/>
+              <w:left w:w="130" w:type="dxa"/>
+              <w:right w:w="130" w:type="dxa"/>
+            </w:tcMar>
+            <w:tcBorders>
+              <w:top w:val="single" w:sz="6" w:space="0" w:color="000000"/>
+              <w:left w:val="single" w:sz="6" w:space="0" w:color="000000"/>
+              <w:bottom w:val="single" w:sz="6" w:space="0" w:color="000000"/>
+              <w:right w:val="single" w:sz="6" w:space="0" w:color="000000"/>
+            </w:tcBorders>
+          </w:tcPr>
+          <w:p>
+            <w:pPr>
+              <w:spacing w:after="0" w:line="276" w:lineRule="auto"/>
+              <w:jc w:val="left"/>
+            </w:pPr>
+            <w:r>
+              <w:rPr>
+                <w:rFonts w:ascii="Times New Roman" w:hAnsi="Times New Roman"/>
+                <w:color w:val="000000"/>
+                <w:sz w:val="24"/>
+              </w:rPr>
+              <w:t>0.192 ± 0.008</w:t>
+            </w:r>
+          </w:p>
+        </w:tc>
+      </w:tr>
+      <w:tr>
+        <w:trPr>
+          <w:cantSplit/>
+        </w:trPr>
+        <w:tc>
+          <w:tcPr>
+            <w:tcW w:type="dxa" w:w="2592"/>
+            <w:shd w:fill="FFFFFF"/>
+            <w:tcMar>
+              <w:top w:w="100" w:type="dxa"/>
+              <w:bottom w:w="100" w:type="dxa"/>
+              <w:left w:w="130" w:type="dxa"/>
+              <w:right w:w="130" w:type="dxa"/>
+            </w:tcMar>
+            <w:tcBorders>
+              <w:top w:val="single" w:sz="6" w:space="0" w:color="000000"/>
+              <w:left w:val="single" w:sz="6" w:space="0" w:color="000000"/>
+              <w:bottom w:val="single" w:sz="6" w:space="0" w:color="000000"/>
+              <w:right w:val="single" w:sz="6" w:space="0" w:color="000000"/>
+            </w:tcBorders>
+          </w:tcPr>
+          <w:p>
+            <w:pPr>
+              <w:spacing w:after="0" w:line="276" w:lineRule="auto"/>
+              <w:jc w:val="left"/>
+            </w:pPr>
+            <w:r>
+              <w:rPr>
+                <w:rFonts w:ascii="Times New Roman" w:hAnsi="Times New Roman"/>
+                <w:color w:val="000000"/>
+                <w:sz w:val="24"/>
+              </w:rPr>
+              <w:t>L2 Regularized Logistic Regression</w:t>
+            </w:r>
+          </w:p>
+        </w:tc>
+        <w:tc>
+          <w:tcPr>
+            <w:tcW w:type="dxa" w:w="1584"/>
+            <w:shd w:fill="FFFFFF"/>
+            <w:tcMar>
+              <w:top w:w="100" w:type="dxa"/>
+              <w:bottom w:w="100" w:type="dxa"/>
+              <w:left w:w="130" w:type="dxa"/>
+              <w:right w:w="130" w:type="dxa"/>
+            </w:tcMar>
+            <w:tcBorders>
+              <w:top w:val="single" w:sz="6" w:space="0" w:color="000000"/>
+              <w:left w:val="single" w:sz="6" w:space="0" w:color="000000"/>
+              <w:bottom w:val="single" w:sz="6" w:space="0" w:color="000000"/>
+              <w:right w:val="single" w:sz="6" w:space="0" w:color="000000"/>
+            </w:tcBorders>
+          </w:tcPr>
+          <w:p>
+            <w:pPr>
+              <w:spacing w:after="0" w:line="276" w:lineRule="auto"/>
+              <w:jc w:val="left"/>
+            </w:pPr>
+            <w:r>
+              <w:rPr>
+                <w:rFonts w:ascii="Times New Roman" w:hAnsi="Times New Roman"/>
+                <w:color w:val="000000"/>
+                <w:sz w:val="24"/>
+              </w:rPr>
+              <w:t>0.742 ± 0.014</w:t>
+            </w:r>
+          </w:p>
+        </w:tc>
+        <w:tc>
+          <w:tcPr>
+            <w:tcW w:type="dxa" w:w="1584"/>
+            <w:shd w:fill="FFFFFF"/>
+            <w:tcMar>
+              <w:top w:w="100" w:type="dxa"/>
+              <w:bottom w:w="100" w:type="dxa"/>
+              <w:left w:w="130" w:type="dxa"/>
+              <w:right w:w="130" w:type="dxa"/>
+            </w:tcMar>
+            <w:tcBorders>
+              <w:top w:val="single" w:sz="6" w:space="0" w:color="000000"/>
+              <w:left w:val="single" w:sz="6" w:space="0" w:color="000000"/>
+              <w:bottom w:val="single" w:sz="6" w:space="0" w:color="000000"/>
+              <w:right w:val="single" w:sz="6" w:space="0" w:color="000000"/>
+            </w:tcBorders>
+          </w:tcPr>
+          <w:p>
+            <w:pPr>
+              <w:spacing w:after="0" w:line="276" w:lineRule="auto"/>
+              <w:jc w:val="left"/>
+            </w:pPr>
+            <w:r>
+              <w:rPr>
+                <w:rFonts w:ascii="Times New Roman" w:hAnsi="Times New Roman"/>
+                <w:color w:val="000000"/>
+                <w:sz w:val="24"/>
+              </w:rPr>
+              <w:t>0.412 ± 0.016</w:t>
+            </w:r>
+          </w:p>
+        </w:tc>
+        <w:tc>
+          <w:tcPr>
+            <w:tcW w:type="dxa" w:w="1584"/>
+            <w:shd w:fill="FFFFFF"/>
+            <w:tcMar>
+              <w:top w:w="100" w:type="dxa"/>
+              <w:bottom w:w="100" w:type="dxa"/>
+              <w:left w:w="130" w:type="dxa"/>
+              <w:right w:w="130" w:type="dxa"/>
+            </w:tcMar>
+            <w:tcBorders>
+              <w:top w:val="single" w:sz="6" w:space="0" w:color="000000"/>
+              <w:left w:val="single" w:sz="6" w:space="0" w:color="000000"/>
+              <w:bottom w:val="single" w:sz="6" w:space="0" w:color="000000"/>
+              <w:right w:val="single" w:sz="6" w:space="0" w:color="000000"/>
+            </w:tcBorders>
+          </w:tcPr>
+          <w:p>
+            <w:pPr>
+              <w:spacing w:after="0" w:line="276" w:lineRule="auto"/>
+              <w:jc w:val="left"/>
+            </w:pPr>
+            <w:r>
+              <w:rPr>
+                <w:rFonts w:ascii="Times New Roman" w:hAnsi="Times New Roman"/>
+                <w:color w:val="000000"/>
+                <w:sz w:val="24"/>
+              </w:rPr>
+              <w:t>0.684 ± 0.019</w:t>
+            </w:r>
+          </w:p>
+        </w:tc>
+        <w:tc>
+          <w:tcPr>
+            <w:tcW w:type="dxa" w:w="1440"/>
+            <w:shd w:fill="FFFFFF"/>
+            <w:tcMar>
+              <w:top w:w="100" w:type="dxa"/>
+              <w:bottom w:w="100" w:type="dxa"/>
+              <w:left w:w="130" w:type="dxa"/>
+              <w:right w:w="130" w:type="dxa"/>
+            </w:tcMar>
+            <w:tcBorders>
+              <w:top w:val="single" w:sz="6" w:space="0" w:color="000000"/>
+              <w:left w:val="single" w:sz="6" w:space="0" w:color="000000"/>
+              <w:bottom w:val="single" w:sz="6" w:space="0" w:color="000000"/>
+              <w:right w:val="single" w:sz="6" w:space="0" w:color="000000"/>
+            </w:tcBorders>
+          </w:tcPr>
+          <w:p>
+            <w:pPr>
+              <w:spacing w:after="0" w:line="276" w:lineRule="auto"/>
+              <w:jc w:val="left"/>
+            </w:pPr>
+            <w:r>
+              <w:rPr>
+                <w:rFonts w:ascii="Times New Roman" w:hAnsi="Times New Roman"/>
+                <w:color w:val="000000"/>
+                <w:sz w:val="24"/>
+              </w:rPr>
+              <w:t>0.718 ± 0.017</w:t>
+            </w:r>
+          </w:p>
+        </w:tc>
+        <w:tc>
+          <w:tcPr>
+            <w:tcW w:type="dxa" w:w="1440"/>
+            <w:shd w:fill="FFFFFF"/>
+            <w:tcMar>
+              <w:top w:w="100" w:type="dxa"/>
+              <w:bottom w:w="100" w:type="dxa"/>
+              <w:left w:w="130" w:type="dxa"/>
+              <w:right w:w="130" w:type="dxa"/>
+            </w:tcMar>
+            <w:tcBorders>
+              <w:top w:val="single" w:sz="6" w:space="0" w:color="000000"/>
+              <w:left w:val="single" w:sz="6" w:space="0" w:color="000000"/>
+              <w:bottom w:val="single" w:sz="6" w:space="0" w:color="000000"/>
+              <w:right w:val="single" w:sz="6" w:space="0" w:color="000000"/>
+            </w:tcBorders>
+          </w:tcPr>
+          <w:p>
+            <w:pPr>
+              <w:spacing w:after="0" w:line="276" w:lineRule="auto"/>
+              <w:jc w:val="left"/>
+            </w:pPr>
+            <w:r>
+              <w:rPr>
+                <w:rFonts w:ascii="Times New Roman" w:hAnsi="Times New Roman"/>
+                <w:color w:val="000000"/>
+                <w:sz w:val="24"/>
+              </w:rPr>
+              <w:t>0.148 ± 0.006</w:t>
+            </w:r>
+          </w:p>
+        </w:tc>
+      </w:tr>
+      <w:tr>
+        <w:trPr>
+          <w:cantSplit/>
+        </w:trPr>
+        <w:tc>
+          <w:tcPr>
+            <w:tcW w:type="dxa" w:w="2592"/>
+            <w:shd w:fill="FFFFFF"/>
+            <w:tcMar>
+              <w:top w:w="100" w:type="dxa"/>
+              <w:bottom w:w="100" w:type="dxa"/>
+              <w:left w:w="130" w:type="dxa"/>
+              <w:right w:w="130" w:type="dxa"/>
+            </w:tcMar>
+            <w:tcBorders>
+              <w:top w:val="single" w:sz="6" w:space="0" w:color="000000"/>
+              <w:left w:val="single" w:sz="6" w:space="0" w:color="000000"/>
+              <w:bottom w:val="single" w:sz="6" w:space="0" w:color="000000"/>
+              <w:right w:val="single" w:sz="6" w:space="0" w:color="000000"/>
+            </w:tcBorders>
+          </w:tcPr>
+          <w:p>
+            <w:pPr>
+              <w:spacing w:after="0" w:line="276" w:lineRule="auto"/>
+              <w:jc w:val="left"/>
+            </w:pPr>
+            <w:r>
+              <w:rPr>
+                <w:rFonts w:ascii="Times New Roman" w:hAnsi="Times New Roman"/>
+                <w:color w:val="000000"/>
+                <w:sz w:val="24"/>
+              </w:rPr>
+              <w:t>Random Forest Classifier (n=300)</w:t>
+            </w:r>
+          </w:p>
+        </w:tc>
+        <w:tc>
+          <w:tcPr>
+            <w:tcW w:type="dxa" w:w="1584"/>
+            <w:shd w:fill="FFFFFF"/>
+            <w:tcMar>
+              <w:top w:w="100" w:type="dxa"/>
+              <w:bottom w:w="100" w:type="dxa"/>
+              <w:left w:w="130" w:type="dxa"/>
+              <w:right w:w="130" w:type="dxa"/>
+            </w:tcMar>
+            <w:tcBorders>
+              <w:top w:val="single" w:sz="6" w:space="0" w:color="000000"/>
+              <w:left w:val="single" w:sz="6" w:space="0" w:color="000000"/>
+              <w:bottom w:val="single" w:sz="6" w:space="0" w:color="000000"/>
+              <w:right w:val="single" w:sz="6" w:space="0" w:color="000000"/>
+            </w:tcBorders>
+          </w:tcPr>
+          <w:p>
+            <w:pPr>
+              <w:spacing w:after="0" w:line="276" w:lineRule="auto"/>
+              <w:jc w:val="left"/>
+            </w:pPr>
+            <w:r>
+              <w:rPr>
+                <w:rFonts w:ascii="Times New Roman" w:hAnsi="Times New Roman"/>
+                <w:color w:val="000000"/>
+                <w:sz w:val="24"/>
+              </w:rPr>
+              <w:t>0.796 ± 0.011</w:t>
+            </w:r>
+          </w:p>
+        </w:tc>
+        <w:tc>
+          <w:tcPr>
+            <w:tcW w:type="dxa" w:w="1584"/>
+            <w:shd w:fill="FFFFFF"/>
+            <w:tcMar>
+              <w:top w:w="100" w:type="dxa"/>
+              <w:bottom w:w="100" w:type="dxa"/>
+              <w:left w:w="130" w:type="dxa"/>
+              <w:right w:w="130" w:type="dxa"/>
+            </w:tcMar>
+            <w:tcBorders>
+              <w:top w:val="single" w:sz="6" w:space="0" w:color="000000"/>
+              <w:left w:val="single" w:sz="6" w:space="0" w:color="000000"/>
+              <w:bottom w:val="single" w:sz="6" w:space="0" w:color="000000"/>
+              <w:right w:val="single" w:sz="6" w:space="0" w:color="000000"/>
+            </w:tcBorders>
+          </w:tcPr>
+          <w:p>
+            <w:pPr>
+              <w:spacing w:after="0" w:line="276" w:lineRule="auto"/>
+              <w:jc w:val="left"/>
+            </w:pPr>
+            <w:r>
+              <w:rPr>
+                <w:rFonts w:ascii="Times New Roman" w:hAnsi="Times New Roman"/>
+                <w:color w:val="000000"/>
+                <w:sz w:val="24"/>
+              </w:rPr>
+              <w:t>0.485 ± 0.015</w:t>
+            </w:r>
+          </w:p>
+        </w:tc>
+        <w:tc>
+          <w:tcPr>
+            <w:tcW w:type="dxa" w:w="1584"/>
+            <w:shd w:fill="FFFFFF"/>
+            <w:tcMar>
+              <w:top w:w="100" w:type="dxa"/>
+              <w:bottom w:w="100" w:type="dxa"/>
+              <w:left w:w="130" w:type="dxa"/>
+              <w:right w:w="130" w:type="dxa"/>
+            </w:tcMar>
+            <w:tcBorders>
+              <w:top w:val="single" w:sz="6" w:space="0" w:color="000000"/>
+              <w:left w:val="single" w:sz="6" w:space="0" w:color="000000"/>
+              <w:bottom w:val="single" w:sz="6" w:space="0" w:color="000000"/>
+              <w:right w:val="single" w:sz="6" w:space="0" w:color="000000"/>
+            </w:tcBorders>
+          </w:tcPr>
+          <w:p>
+            <w:pPr>
+              <w:spacing w:after="0" w:line="276" w:lineRule="auto"/>
+              <w:jc w:val="left"/>
+            </w:pPr>
+            <w:r>
+              <w:rPr>
+                <w:rFonts w:ascii="Times New Roman" w:hAnsi="Times New Roman"/>
+                <w:color w:val="000000"/>
+                <w:sz w:val="24"/>
+              </w:rPr>
+              <w:t>0.732 ± 0.015</w:t>
+            </w:r>
+          </w:p>
+        </w:tc>
+        <w:tc>
+          <w:tcPr>
+            <w:tcW w:type="dxa" w:w="1440"/>
+            <w:shd w:fill="FFFFFF"/>
+            <w:tcMar>
+              <w:top w:w="100" w:type="dxa"/>
+              <w:bottom w:w="100" w:type="dxa"/>
+              <w:left w:w="130" w:type="dxa"/>
+              <w:right w:w="130" w:type="dxa"/>
+            </w:tcMar>
+            <w:tcBorders>
+              <w:top w:val="single" w:sz="6" w:space="0" w:color="000000"/>
+              <w:left w:val="single" w:sz="6" w:space="0" w:color="000000"/>
+              <w:bottom w:val="single" w:sz="6" w:space="0" w:color="000000"/>
+              <w:right w:val="single" w:sz="6" w:space="0" w:color="000000"/>
+            </w:tcBorders>
+          </w:tcPr>
+          <w:p>
+            <w:pPr>
+              <w:spacing w:after="0" w:line="276" w:lineRule="auto"/>
+              <w:jc w:val="left"/>
+            </w:pPr>
+            <w:r>
+              <w:rPr>
+                <w:rFonts w:ascii="Times New Roman" w:hAnsi="Times New Roman"/>
+                <w:color w:val="000000"/>
+                <w:sz w:val="24"/>
+              </w:rPr>
+              <w:t>0.764 ± 0.014</w:t>
+            </w:r>
+          </w:p>
+        </w:tc>
+        <w:tc>
+          <w:tcPr>
+            <w:tcW w:type="dxa" w:w="1440"/>
+            <w:shd w:fill="FFFFFF"/>
+            <w:tcMar>
+              <w:top w:w="100" w:type="dxa"/>
+              <w:bottom w:w="100" w:type="dxa"/>
+              <w:left w:w="130" w:type="dxa"/>
+              <w:right w:w="130" w:type="dxa"/>
+            </w:tcMar>
+            <w:tcBorders>
+              <w:top w:val="single" w:sz="6" w:space="0" w:color="000000"/>
+              <w:left w:val="single" w:sz="6" w:space="0" w:color="000000"/>
+              <w:bottom w:val="single" w:sz="6" w:space="0" w:color="000000"/>
+              <w:right w:val="single" w:sz="6" w:space="0" w:color="000000"/>
+            </w:tcBorders>
+          </w:tcPr>
+          <w:p>
+            <w:pPr>
+              <w:spacing w:after="0" w:line="276" w:lineRule="auto"/>
+              <w:jc w:val="left"/>
+            </w:pPr>
+            <w:r>
+              <w:rPr>
+                <w:rFonts w:ascii="Times New Roman" w:hAnsi="Times New Roman"/>
+                <w:color w:val="000000"/>
+                <w:sz w:val="24"/>
+              </w:rPr>
+              <w:t>0.134 ± 0.005</w:t>
+            </w:r>
+          </w:p>
+        </w:tc>
+      </w:tr>
+      <w:tr>
+        <w:trPr>
+          <w:cantSplit/>
+        </w:trPr>
+        <w:tc>
+          <w:tcPr>
+            <w:tcW w:type="dxa" w:w="2592"/>
+            <w:shd w:fill="FFFFFF"/>
+            <w:tcMar>
+              <w:top w:w="100" w:type="dxa"/>
+              <w:bottom w:w="100" w:type="dxa"/>
+              <w:left w:w="130" w:type="dxa"/>
+              <w:right w:w="130" w:type="dxa"/>
+            </w:tcMar>
+            <w:tcBorders>
+              <w:top w:val="single" w:sz="6" w:space="0" w:color="000000"/>
+              <w:left w:val="single" w:sz="6" w:space="0" w:color="000000"/>
+              <w:bottom w:val="single" w:sz="6" w:space="0" w:color="000000"/>
+              <w:right w:val="single" w:sz="6" w:space="0" w:color="000000"/>
+            </w:tcBorders>
+          </w:tcPr>
+          <w:p>
+            <w:pPr>
+              <w:spacing w:after="0" w:line="276" w:lineRule="auto"/>
+              <w:jc w:val="left"/>
+            </w:pPr>
+            <w:r>
+              <w:rPr>
+                <w:rFonts w:ascii="Times New Roman" w:hAnsi="Times New Roman"/>
+                <w:color w:val="000000"/>
+                <w:sz w:val="24"/>
+              </w:rPr>
+              <w:t>LightGBM Gradient Booster</w:t>
+            </w:r>
+          </w:p>
+        </w:tc>
+        <w:tc>
+          <w:tcPr>
+            <w:tcW w:type="dxa" w:w="1584"/>
+            <w:shd w:fill="FFFFFF"/>
+            <w:tcMar>
+              <w:top w:w="100" w:type="dxa"/>
+              <w:bottom w:w="100" w:type="dxa"/>
+              <w:left w:w="130" w:type="dxa"/>
+              <w:right w:w="130" w:type="dxa"/>
+            </w:tcMar>
+            <w:tcBorders>
+              <w:top w:val="single" w:sz="6" w:space="0" w:color="000000"/>
+              <w:left w:val="single" w:sz="6" w:space="0" w:color="000000"/>
+              <w:bottom w:val="single" w:sz="6" w:space="0" w:color="000000"/>
+              <w:right w:val="single" w:sz="6" w:space="0" w:color="000000"/>
+            </w:tcBorders>
+          </w:tcPr>
+          <w:p>
+            <w:pPr>
+              <w:spacing w:after="0" w:line="276" w:lineRule="auto"/>
+              <w:jc w:val="left"/>
+            </w:pPr>
+            <w:r>
+              <w:rPr>
+                <w:rFonts w:ascii="Times New Roman" w:hAnsi="Times New Roman"/>
+                <w:color w:val="000000"/>
+                <w:sz w:val="24"/>
+              </w:rPr>
+              <w:t>0.826 ± 0.009</w:t>
+            </w:r>
+          </w:p>
+        </w:tc>
+        <w:tc>
+          <w:tcPr>
+            <w:tcW w:type="dxa" w:w="1584"/>
+            <w:shd w:fill="FFFFFF"/>
+            <w:tcMar>
+              <w:top w:w="100" w:type="dxa"/>
+              <w:bottom w:w="100" w:type="dxa"/>
+              <w:left w:w="130" w:type="dxa"/>
+              <w:right w:w="130" w:type="dxa"/>
+            </w:tcMar>
+            <w:tcBorders>
+              <w:top w:val="single" w:sz="6" w:space="0" w:color="000000"/>
+              <w:left w:val="single" w:sz="6" w:space="0" w:color="000000"/>
+              <w:bottom w:val="single" w:sz="6" w:space="0" w:color="000000"/>
+              <w:right w:val="single" w:sz="6" w:space="0" w:color="000000"/>
+            </w:tcBorders>
+          </w:tcPr>
+          <w:p>
+            <w:pPr>
+              <w:spacing w:after="0" w:line="276" w:lineRule="auto"/>
+              <w:jc w:val="left"/>
+            </w:pPr>
+            <w:r>
+              <w:rPr>
+                <w:rFonts w:ascii="Times New Roman" w:hAnsi="Times New Roman"/>
+                <w:color w:val="000000"/>
+                <w:sz w:val="24"/>
+              </w:rPr>
+              <w:t>0.536 ± 0.012</w:t>
+            </w:r>
+          </w:p>
+        </w:tc>
+        <w:tc>
+          <w:tcPr>
+            <w:tcW w:type="dxa" w:w="1584"/>
+            <w:shd w:fill="FFFFFF"/>
+            <w:tcMar>
+              <w:top w:w="100" w:type="dxa"/>
+              <w:bottom w:w="100" w:type="dxa"/>
+              <w:left w:w="130" w:type="dxa"/>
+              <w:right w:w="130" w:type="dxa"/>
+            </w:tcMar>
+            <w:tcBorders>
+              <w:top w:val="single" w:sz="6" w:space="0" w:color="000000"/>
+              <w:left w:val="single" w:sz="6" w:space="0" w:color="000000"/>
+              <w:bottom w:val="single" w:sz="6" w:space="0" w:color="000000"/>
+              <w:right w:val="single" w:sz="6" w:space="0" w:color="000000"/>
+            </w:tcBorders>
+          </w:tcPr>
+          <w:p>
+            <w:pPr>
+              <w:spacing w:after="0" w:line="276" w:lineRule="auto"/>
+              <w:jc w:val="left"/>
+            </w:pPr>
+            <w:r>
+              <w:rPr>
+                <w:rFonts w:ascii="Times New Roman" w:hAnsi="Times New Roman"/>
+                <w:color w:val="000000"/>
+                <w:sz w:val="24"/>
+              </w:rPr>
+              <w:t>0.771 ± 0.014</w:t>
+            </w:r>
+          </w:p>
+        </w:tc>
+        <w:tc>
+          <w:tcPr>
+            <w:tcW w:type="dxa" w:w="1440"/>
+            <w:shd w:fill="FFFFFF"/>
+            <w:tcMar>
+              <w:top w:w="100" w:type="dxa"/>
+              <w:bottom w:w="100" w:type="dxa"/>
+              <w:left w:w="130" w:type="dxa"/>
+              <w:right w:w="130" w:type="dxa"/>
+            </w:tcMar>
+            <w:tcBorders>
+              <w:top w:val="single" w:sz="6" w:space="0" w:color="000000"/>
+              <w:left w:val="single" w:sz="6" w:space="0" w:color="000000"/>
+              <w:bottom w:val="single" w:sz="6" w:space="0" w:color="000000"/>
+              <w:right w:val="single" w:sz="6" w:space="0" w:color="000000"/>
+            </w:tcBorders>
+          </w:tcPr>
+          <w:p>
+            <w:pPr>
+              <w:spacing w:after="0" w:line="276" w:lineRule="auto"/>
+              <w:jc w:val="left"/>
+            </w:pPr>
+            <w:r>
+              <w:rPr>
+                <w:rFonts w:ascii="Times New Roman" w:hAnsi="Times New Roman"/>
+                <w:color w:val="000000"/>
+                <w:sz w:val="24"/>
+              </w:rPr>
+              <w:t>0.789 ± 0.012</w:t>
+            </w:r>
+          </w:p>
+        </w:tc>
+        <w:tc>
+          <w:tcPr>
+            <w:tcW w:type="dxa" w:w="1440"/>
+            <w:shd w:fill="FFFFFF"/>
+            <w:tcMar>
+              <w:top w:w="100" w:type="dxa"/>
+              <w:bottom w:w="100" w:type="dxa"/>
+              <w:left w:w="130" w:type="dxa"/>
+              <w:right w:w="130" w:type="dxa"/>
+            </w:tcMar>
+            <w:tcBorders>
+              <w:top w:val="single" w:sz="6" w:space="0" w:color="000000"/>
+              <w:left w:val="single" w:sz="6" w:space="0" w:color="000000"/>
+              <w:bottom w:val="single" w:sz="6" w:space="0" w:color="000000"/>
+              <w:right w:val="single" w:sz="6" w:space="0" w:color="000000"/>
+            </w:tcBorders>
+          </w:tcPr>
+          <w:p>
+            <w:pPr>
+              <w:spacing w:after="0" w:line="276" w:lineRule="auto"/>
+              <w:jc w:val="left"/>
+            </w:pPr>
+            <w:r>
+              <w:rPr>
+                <w:rFonts w:ascii="Times New Roman" w:hAnsi="Times New Roman"/>
+                <w:color w:val="000000"/>
+                <w:sz w:val="24"/>
+              </w:rPr>
+              <w:t>0.121 ± 0.004</w:t>
+            </w:r>
+          </w:p>
+        </w:tc>
+      </w:tr>
+      <w:tr>
+        <w:trPr>
+          <w:cantSplit/>
+        </w:trPr>
+        <w:tc>
+          <w:tcPr>
+            <w:tcW w:type="dxa" w:w="2592"/>
+            <w:shd w:fill="FFFFFF"/>
+            <w:tcMar>
+              <w:top w:w="100" w:type="dxa"/>
+              <w:bottom w:w="100" w:type="dxa"/>
+              <w:left w:w="130" w:type="dxa"/>
+              <w:right w:w="130" w:type="dxa"/>
+            </w:tcMar>
+            <w:tcBorders>
+              <w:top w:val="single" w:sz="6" w:space="0" w:color="000000"/>
+              <w:left w:val="single" w:sz="6" w:space="0" w:color="000000"/>
+              <w:bottom w:val="single" w:sz="6" w:space="0" w:color="000000"/>
+              <w:right w:val="single" w:sz="6" w:space="0" w:color="000000"/>
+            </w:tcBorders>
+          </w:tcPr>
+          <w:p>
+            <w:pPr>
+              <w:spacing w:after="0" w:line="276" w:lineRule="auto"/>
+              <w:jc w:val="left"/>
+            </w:pPr>
+            <w:r>
+              <w:rPr>
+                <w:rFonts w:ascii="Times New Roman" w:hAnsi="Times New Roman"/>
+                <w:color w:val="000000"/>
+                <w:sz w:val="24"/>
+              </w:rPr>
+              <w:t>Optimized XGBoost Classifier</w:t>
+            </w:r>
+          </w:p>
+        </w:tc>
+        <w:tc>
+          <w:tcPr>
+            <w:tcW w:type="dxa" w:w="1584"/>
+            <w:shd w:fill="FFFFFF"/>
+            <w:tcMar>
+              <w:top w:w="100" w:type="dxa"/>
+              <w:bottom w:w="100" w:type="dxa"/>
+              <w:left w:w="130" w:type="dxa"/>
+              <w:right w:w="130" w:type="dxa"/>
+            </w:tcMar>
+            <w:tcBorders>
+              <w:top w:val="single" w:sz="6" w:space="0" w:color="000000"/>
+              <w:left w:val="single" w:sz="6" w:space="0" w:color="000000"/>
+              <w:bottom w:val="single" w:sz="6" w:space="0" w:color="000000"/>
+              <w:right w:val="single" w:sz="6" w:space="0" w:color="000000"/>
+            </w:tcBorders>
+          </w:tcPr>
+          <w:p>
+            <w:pPr>
+              <w:spacing w:after="0" w:line="276" w:lineRule="auto"/>
+              <w:jc w:val="left"/>
+            </w:pPr>
+            <w:r>
+              <w:rPr>
+                <w:rFonts w:ascii="Times New Roman" w:hAnsi="Times New Roman"/>
+                <w:color w:val="000000"/>
+                <w:sz w:val="24"/>
+              </w:rPr>
+              <w:t>0.834 ± 0.008</w:t>
+            </w:r>
+          </w:p>
+        </w:tc>
+        <w:tc>
+          <w:tcPr>
+            <w:tcW w:type="dxa" w:w="1584"/>
+            <w:shd w:fill="FFFFFF"/>
+            <w:tcMar>
+              <w:top w:w="100" w:type="dxa"/>
+              <w:bottom w:w="100" w:type="dxa"/>
+              <w:left w:w="130" w:type="dxa"/>
+              <w:right w:w="130" w:type="dxa"/>
+            </w:tcMar>
+            <w:tcBorders>
+              <w:top w:val="single" w:sz="6" w:space="0" w:color="000000"/>
+              <w:left w:val="single" w:sz="6" w:space="0" w:color="000000"/>
+              <w:bottom w:val="single" w:sz="6" w:space="0" w:color="000000"/>
+              <w:right w:val="single" w:sz="6" w:space="0" w:color="000000"/>
+            </w:tcBorders>
+          </w:tcPr>
+          <w:p>
+            <w:pPr>
+              <w:spacing w:after="0" w:line="276" w:lineRule="auto"/>
+              <w:jc w:val="left"/>
+            </w:pPr>
+            <w:r>
+              <w:rPr>
+                <w:rFonts w:ascii="Times New Roman" w:hAnsi="Times New Roman"/>
+                <w:color w:val="000000"/>
+                <w:sz w:val="24"/>
+              </w:rPr>
+              <w:t>0.548 ± 0.011</w:t>
+            </w:r>
+          </w:p>
+        </w:tc>
+        <w:tc>
+          <w:tcPr>
+            <w:tcW w:type="dxa" w:w="1584"/>
+            <w:shd w:fill="FFFFFF"/>
+            <w:tcMar>
+              <w:top w:w="100" w:type="dxa"/>
+              <w:bottom w:w="100" w:type="dxa"/>
+              <w:left w:w="130" w:type="dxa"/>
+              <w:right w:w="130" w:type="dxa"/>
+            </w:tcMar>
+            <w:tcBorders>
+              <w:top w:val="single" w:sz="6" w:space="0" w:color="000000"/>
+              <w:left w:val="single" w:sz="6" w:space="0" w:color="000000"/>
+              <w:bottom w:val="single" w:sz="6" w:space="0" w:color="000000"/>
+              <w:right w:val="single" w:sz="6" w:space="0" w:color="000000"/>
+            </w:tcBorders>
+          </w:tcPr>
+          <w:p>
+            <w:pPr>
+              <w:spacing w:after="0" w:line="276" w:lineRule="auto"/>
+              <w:jc w:val="left"/>
+            </w:pPr>
+            <w:r>
+              <w:rPr>
+                <w:rFonts w:ascii="Times New Roman" w:hAnsi="Times New Roman"/>
+                <w:color w:val="000000"/>
+                <w:sz w:val="24"/>
+              </w:rPr>
+              <w:t>0.785 ± 0.012</w:t>
+            </w:r>
+          </w:p>
+        </w:tc>
+        <w:tc>
+          <w:tcPr>
+            <w:tcW w:type="dxa" w:w="1440"/>
+            <w:shd w:fill="FFFFFF"/>
+            <w:tcMar>
+              <w:top w:w="100" w:type="dxa"/>
+              <w:bottom w:w="100" w:type="dxa"/>
+              <w:left w:w="130" w:type="dxa"/>
+              <w:right w:w="130" w:type="dxa"/>
+            </w:tcMar>
+            <w:tcBorders>
+              <w:top w:val="single" w:sz="6" w:space="0" w:color="000000"/>
+              <w:left w:val="single" w:sz="6" w:space="0" w:color="000000"/>
+              <w:bottom w:val="single" w:sz="6" w:space="0" w:color="000000"/>
+              <w:right w:val="single" w:sz="6" w:space="0" w:color="000000"/>
+            </w:tcBorders>
+          </w:tcPr>
+          <w:p>
+            <w:pPr>
+              <w:spacing w:after="0" w:line="276" w:lineRule="auto"/>
+              <w:jc w:val="left"/>
+            </w:pPr>
+            <w:r>
+              <w:rPr>
+                <w:rFonts w:ascii="Times New Roman" w:hAnsi="Times New Roman"/>
+                <w:color w:val="000000"/>
+                <w:sz w:val="24"/>
+              </w:rPr>
+              <w:t>0.798 ± 0.011</w:t>
+            </w:r>
+          </w:p>
+        </w:tc>
+        <w:tc>
+          <w:tcPr>
+            <w:tcW w:type="dxa" w:w="1440"/>
+            <w:shd w:fill="FFFFFF"/>
+            <w:tcMar>
+              <w:top w:w="100" w:type="dxa"/>
+              <w:bottom w:w="100" w:type="dxa"/>
+              <w:left w:w="130" w:type="dxa"/>
+              <w:right w:w="130" w:type="dxa"/>
+            </w:tcMar>
+            <w:tcBorders>
+              <w:top w:val="single" w:sz="6" w:space="0" w:color="000000"/>
+              <w:left w:val="single" w:sz="6" w:space="0" w:color="000000"/>
+              <w:bottom w:val="single" w:sz="6" w:space="0" w:color="000000"/>
+              <w:right w:val="single" w:sz="6" w:space="0" w:color="000000"/>
+            </w:tcBorders>
+          </w:tcPr>
+          <w:p>
+            <w:pPr>
+              <w:spacing w:after="0" w:line="276" w:lineRule="auto"/>
+              <w:jc w:val="left"/>
+            </w:pPr>
+            <w:r>
+              <w:rPr>
+                <w:rFonts w:ascii="Times New Roman" w:hAnsi="Times New Roman"/>
+                <w:color w:val="000000"/>
+                <w:sz w:val="24"/>
+              </w:rPr>
+              <w:t>0.116 ± 0.003</w:t>
+            </w:r>
+          </w:p>
+        </w:tc>
+      </w:tr>
+    </w:tbl>
+    <w:p>
+      <w:pPr>
+        <w:keepNext/>
+        <w:pageBreakBefore/>
+        <w:widowControl/>
+        <w:spacing w:before="320" w:after="100"/>
+      </w:pPr>
+      <w:r>
+        <w:rPr>
+          <w:rFonts w:ascii="Times New Roman" w:hAnsi="Times New Roman"/>
+          <w:b/>
+          <w:color w:val="000000"/>
+          <w:sz w:val="36"/>
+        </w:rPr>
+        <w:t>5. Hyperparameter Tuning &amp; Cross-Validation Strategy</w:t>
+      </w:r>
+    </w:p>
+    <w:p>
+      <w:pPr>
+        <w:keepNext/>
+        <w:widowControl/>
+        <w:spacing w:before="0" w:after="100" w:line="276" w:lineRule="auto"/>
+      </w:pPr>
+      <w:r>
+        <w:rPr>
+          <w:rFonts w:ascii="Times New Roman" w:hAnsi="Times New Roman"/>
+          <w:color w:val="000000"/>
+          <w:sz w:val="24"/>
+        </w:rPr>
+        <w:t>Bayesian optimization via Hyperopt was executed across 100 trials to identify the optimal parameter configuration for the primary XGBoost estimator:</w:t>
+      </w:r>
+    </w:p>
+    <w:tbl>
+      <w:tblPr>
+        <w:tblW w:type="auto" w:w="0"/>
+        <w:jc w:val="center"/>
+        <w:tblLook w:firstColumn="1" w:firstRow="1" w:lastColumn="0" w:lastRow="0" w:noHBand="0" w:noVBand="1" w:val="04A0"/>
+      </w:tblPr>
+      <w:tblGrid>
+        <w:gridCol w:w="2448"/>
+        <w:gridCol w:w="2448"/>
+        <w:gridCol w:w="2448"/>
+        <w:gridCol w:w="2448"/>
+      </w:tblGrid>
+      <w:tr>
+        <w:trPr>
+          <w:tblHeader/>
+          <w:cantSplit/>
+        </w:trPr>
+        <w:tc>
+          <w:tcPr>
+            <w:tcW w:type="dxa" w:w="2160"/>
+            <w:shd w:fill="FFFFFF"/>
+            <w:tcMar>
+              <w:top w:w="120" w:type="dxa"/>
+              <w:bottom w:w="120" w:type="dxa"/>
+              <w:left w:w="130" w:type="dxa"/>
+              <w:right w:w="130" w:type="dxa"/>
+            </w:tcMar>
+            <w:tcBorders>
+              <w:top w:val="single" w:sz="12" w:space="0" w:color="000000"/>
+              <w:left w:val="single" w:sz="6" w:space="0" w:color="000000"/>
+              <w:bottom w:val="single" w:sz="16" w:space="0" w:color="000000"/>
+              <w:right w:val="single" w:sz="6" w:space="0" w:color="000000"/>
+            </w:tcBorders>
+          </w:tcPr>
+          <w:p>
+            <w:pPr>
+              <w:spacing w:after="0"/>
+              <w:jc w:val="left"/>
+            </w:pPr>
+            <w:r>
+              <w:rPr>
+                <w:rFonts w:ascii="Times New Roman" w:hAnsi="Times New Roman"/>
+                <w:b/>
+                <w:color w:val="000000"/>
+                <w:sz w:val="25"/>
+              </w:rPr>
+              <w:t>Hyperparameter</w:t>
+            </w:r>
+          </w:p>
+        </w:tc>
+        <w:tc>
+          <w:tcPr>
+            <w:tcW w:type="dxa" w:w="2304"/>
+            <w:shd w:fill="FFFFFF"/>
+            <w:tcMar>
+              <w:top w:w="120" w:type="dxa"/>
+              <w:bottom w:w="120" w:type="dxa"/>
+              <w:left w:w="130" w:type="dxa"/>
+              <w:right w:w="130" w:type="dxa"/>
+            </w:tcMar>
+            <w:tcBorders>
+              <w:top w:val="single" w:sz="12" w:space="0" w:color="000000"/>
+              <w:left w:val="single" w:sz="6" w:space="0" w:color="000000"/>
+              <w:bottom w:val="single" w:sz="16" w:space="0" w:color="000000"/>
+              <w:right w:val="single" w:sz="6" w:space="0" w:color="000000"/>
+            </w:tcBorders>
+          </w:tcPr>
+          <w:p>
+            <w:pPr>
+              <w:spacing w:after="0"/>
+              <w:jc w:val="left"/>
+            </w:pPr>
+            <w:r>
+              <w:rPr>
+                <w:rFonts w:ascii="Times New Roman" w:hAnsi="Times New Roman"/>
+                <w:b/>
+                <w:color w:val="000000"/>
+                <w:sz w:val="25"/>
+              </w:rPr>
+              <w:t>Search Space Bounds</w:t>
+            </w:r>
+          </w:p>
+        </w:tc>
+        <w:tc>
+          <w:tcPr>
+            <w:tcW w:type="dxa" w:w="2160"/>
+            <w:shd w:fill="FFFFFF"/>
+            <w:tcMar>
+              <w:top w:w="120" w:type="dxa"/>
+              <w:bottom w:w="120" w:type="dxa"/>
+              <w:left w:w="130" w:type="dxa"/>
+              <w:right w:w="130" w:type="dxa"/>
+            </w:tcMar>
+            <w:tcBorders>
+              <w:top w:val="single" w:sz="12" w:space="0" w:color="000000"/>
+              <w:left w:val="single" w:sz="6" w:space="0" w:color="000000"/>
+              <w:bottom w:val="single" w:sz="16" w:space="0" w:color="000000"/>
+              <w:right w:val="single" w:sz="6" w:space="0" w:color="000000"/>
+            </w:tcBorders>
+          </w:tcPr>
+          <w:p>
+            <w:pPr>
+              <w:spacing w:after="0"/>
+              <w:jc w:val="left"/>
+            </w:pPr>
+            <w:r>
+              <w:rPr>
+                <w:rFonts w:ascii="Times New Roman" w:hAnsi="Times New Roman"/>
+                <w:b/>
+                <w:color w:val="000000"/>
+                <w:sz w:val="25"/>
+              </w:rPr>
+              <w:t>Optimal Parameter Value</w:t>
+            </w:r>
+          </w:p>
+        </w:tc>
+        <w:tc>
+          <w:tcPr>
+            <w:tcW w:type="dxa" w:w="3456"/>
+            <w:shd w:fill="FFFFFF"/>
+            <w:tcMar>
+              <w:top w:w="120" w:type="dxa"/>
+              <w:bottom w:w="120" w:type="dxa"/>
+              <w:left w:w="130" w:type="dxa"/>
+              <w:right w:w="130" w:type="dxa"/>
+            </w:tcMar>
+            <w:tcBorders>
+              <w:top w:val="single" w:sz="12" w:space="0" w:color="000000"/>
+              <w:left w:val="single" w:sz="6" w:space="0" w:color="000000"/>
+              <w:bottom w:val="single" w:sz="16" w:space="0" w:color="000000"/>
+              <w:right w:val="single" w:sz="6" w:space="0" w:color="000000"/>
+            </w:tcBorders>
+          </w:tcPr>
+          <w:p>
+            <w:pPr>
+              <w:spacing w:after="0"/>
+              <w:jc w:val="left"/>
+            </w:pPr>
+            <w:r>
+              <w:rPr>
+                <w:rFonts w:ascii="Times New Roman" w:hAnsi="Times New Roman"/>
+                <w:b/>
+                <w:color w:val="000000"/>
+                <w:sz w:val="25"/>
+              </w:rPr>
+              <w:t>Regularization Purpose</w:t>
+            </w:r>
+          </w:p>
+        </w:tc>
+      </w:tr>
+      <w:tr>
+        <w:trPr>
+          <w:cantSplit/>
+        </w:trPr>
+        <w:tc>
+          <w:tcPr>
+            <w:tcW w:type="dxa" w:w="2160"/>
+            <w:shd w:fill="FFFFFF"/>
+            <w:tcMar>
+              <w:top w:w="100" w:type="dxa"/>
+              <w:bottom w:w="100" w:type="dxa"/>
+              <w:left w:w="130" w:type="dxa"/>
+              <w:right w:w="130" w:type="dxa"/>
+            </w:tcMar>
+            <w:tcBorders>
+              <w:top w:val="single" w:sz="6" w:space="0" w:color="000000"/>
+              <w:left w:val="single" w:sz="6" w:space="0" w:color="000000"/>
+              <w:bottom w:val="single" w:sz="6" w:space="0" w:color="000000"/>
+              <w:right w:val="single" w:sz="6" w:space="0" w:color="000000"/>
+            </w:tcBorders>
+          </w:tcPr>
+          <w:p>
+            <w:pPr>
+              <w:spacing w:after="0" w:line="276" w:lineRule="auto"/>
+              <w:jc w:val="left"/>
+            </w:pPr>
+            <w:r>
+              <w:rPr>
+                <w:rFonts w:ascii="Times New Roman" w:hAnsi="Times New Roman"/>
+                <w:color w:val="000000"/>
+                <w:sz w:val="24"/>
+              </w:rPr>
+              <w:t>max_depth</w:t>
+            </w:r>
+          </w:p>
+        </w:tc>
+        <w:tc>
+          <w:tcPr>
+            <w:tcW w:type="dxa" w:w="2304"/>
+            <w:shd w:fill="FFFFFF"/>
+            <w:tcMar>
+              <w:top w:w="100" w:type="dxa"/>
+              <w:bottom w:w="100" w:type="dxa"/>
+              <w:left w:w="130" w:type="dxa"/>
+              <w:right w:w="130" w:type="dxa"/>
+            </w:tcMar>
+            <w:tcBorders>
+              <w:top w:val="single" w:sz="6" w:space="0" w:color="000000"/>
+              <w:left w:val="single" w:sz="6" w:space="0" w:color="000000"/>
+              <w:bottom w:val="single" w:sz="6" w:space="0" w:color="000000"/>
+              <w:right w:val="single" w:sz="6" w:space="0" w:color="000000"/>
+            </w:tcBorders>
+          </w:tcPr>
+          <w:p>
+            <w:pPr>
+              <w:spacing w:after="0" w:line="276" w:lineRule="auto"/>
+              <w:jc w:val="left"/>
+            </w:pPr>
+            <w:r>
+              <w:rPr>
+                <w:rFonts w:ascii="Times New Roman" w:hAnsi="Times New Roman"/>
+                <w:color w:val="000000"/>
+                <w:sz w:val="24"/>
+              </w:rPr>
+              <w:t>Integer: [3, 8]</w:t>
+            </w:r>
+          </w:p>
+        </w:tc>
+        <w:tc>
+          <w:tcPr>
+            <w:tcW w:type="dxa" w:w="2160"/>
+            <w:shd w:fill="FFFFFF"/>
+            <w:tcMar>
+              <w:top w:w="100" w:type="dxa"/>
+              <w:bottom w:w="100" w:type="dxa"/>
+              <w:left w:w="130" w:type="dxa"/>
+              <w:right w:w="130" w:type="dxa"/>
+            </w:tcMar>
+            <w:tcBorders>
+              <w:top w:val="single" w:sz="6" w:space="0" w:color="000000"/>
+              <w:left w:val="single" w:sz="6" w:space="0" w:color="000000"/>
+              <w:bottom w:val="single" w:sz="6" w:space="0" w:color="000000"/>
+              <w:right w:val="single" w:sz="6" w:space="0" w:color="000000"/>
+            </w:tcBorders>
+          </w:tcPr>
+          <w:p>
+            <w:pPr>
+              <w:spacing w:after="0" w:line="276" w:lineRule="auto"/>
+              <w:jc w:val="left"/>
+            </w:pPr>
+            <w:r>
+              <w:rPr>
+                <w:rFonts w:ascii="Times New Roman" w:hAnsi="Times New Roman"/>
+                <w:color w:val="000000"/>
+                <w:sz w:val="24"/>
+              </w:rPr>
+              <w:t>4</w:t>
+            </w:r>
+          </w:p>
+        </w:tc>
+        <w:tc>
+          <w:tcPr>
+            <w:tcW w:type="dxa" w:w="3456"/>
+            <w:shd w:fill="FFFFFF"/>
+            <w:tcMar>
+              <w:top w:w="100" w:type="dxa"/>
+              <w:bottom w:w="100" w:type="dxa"/>
+              <w:left w:w="130" w:type="dxa"/>
+              <w:right w:w="130" w:type="dxa"/>
+            </w:tcMar>
+            <w:tcBorders>
+              <w:top w:val="single" w:sz="6" w:space="0" w:color="000000"/>
+              <w:left w:val="single" w:sz="6" w:space="0" w:color="000000"/>
+              <w:bottom w:val="single" w:sz="6" w:space="0" w:color="000000"/>
+              <w:right w:val="single" w:sz="6" w:space="0" w:color="000000"/>
+            </w:tcBorders>
+          </w:tcPr>
+          <w:p>
+            <w:pPr>
+              <w:spacing w:after="0" w:line="276" w:lineRule="auto"/>
+              <w:jc w:val="left"/>
+            </w:pPr>
+            <w:r>
+              <w:rPr>
+                <w:rFonts w:ascii="Times New Roman" w:hAnsi="Times New Roman"/>
+                <w:color w:val="000000"/>
+                <w:sz w:val="24"/>
+              </w:rPr>
+              <w:t>Limits tree depth to prevent memorizing rare patient comorbidities.</w:t>
+            </w:r>
+          </w:p>
+        </w:tc>
+      </w:tr>
+      <w:tr>
+        <w:trPr>
+          <w:cantSplit/>
+        </w:trPr>
+        <w:tc>
+          <w:tcPr>
+            <w:tcW w:type="dxa" w:w="2160"/>
+            <w:shd w:fill="FFFFFF"/>
+            <w:tcMar>
+              <w:top w:w="100" w:type="dxa"/>
+              <w:bottom w:w="100" w:type="dxa"/>
+              <w:left w:w="130" w:type="dxa"/>
+              <w:right w:w="130" w:type="dxa"/>
+            </w:tcMar>
+            <w:tcBorders>
+              <w:top w:val="single" w:sz="6" w:space="0" w:color="000000"/>
+              <w:left w:val="single" w:sz="6" w:space="0" w:color="000000"/>
+              <w:bottom w:val="single" w:sz="6" w:space="0" w:color="000000"/>
+              <w:right w:val="single" w:sz="6" w:space="0" w:color="000000"/>
+            </w:tcBorders>
+          </w:tcPr>
+          <w:p>
+            <w:pPr>
+              <w:spacing w:after="0" w:line="276" w:lineRule="auto"/>
+              <w:jc w:val="left"/>
+            </w:pPr>
+            <w:r>
+              <w:rPr>
+                <w:rFonts w:ascii="Times New Roman" w:hAnsi="Times New Roman"/>
+                <w:color w:val="000000"/>
+                <w:sz w:val="24"/>
+              </w:rPr>
+              <w:t>learning_rate (eta)</w:t>
+            </w:r>
+          </w:p>
+        </w:tc>
+        <w:tc>
+          <w:tcPr>
+            <w:tcW w:type="dxa" w:w="2304"/>
+            <w:shd w:fill="FFFFFF"/>
+            <w:tcMar>
+              <w:top w:w="100" w:type="dxa"/>
+              <w:bottom w:w="100" w:type="dxa"/>
+              <w:left w:w="130" w:type="dxa"/>
+              <w:right w:w="130" w:type="dxa"/>
+            </w:tcMar>
+            <w:tcBorders>
+              <w:top w:val="single" w:sz="6" w:space="0" w:color="000000"/>
+              <w:left w:val="single" w:sz="6" w:space="0" w:color="000000"/>
+              <w:bottom w:val="single" w:sz="6" w:space="0" w:color="000000"/>
+              <w:right w:val="single" w:sz="6" w:space="0" w:color="000000"/>
+            </w:tcBorders>
+          </w:tcPr>
+          <w:p>
+            <w:pPr>
+              <w:spacing w:after="0" w:line="276" w:lineRule="auto"/>
+              <w:jc w:val="left"/>
+            </w:pPr>
+            <w:r>
+              <w:rPr>
+                <w:rFonts w:ascii="Times New Roman" w:hAnsi="Times New Roman"/>
+                <w:color w:val="000000"/>
+                <w:sz w:val="24"/>
+              </w:rPr>
+              <w:t>Log-Uniform: [0.01, 0.20]</w:t>
+            </w:r>
+          </w:p>
+        </w:tc>
+        <w:tc>
+          <w:tcPr>
+            <w:tcW w:type="dxa" w:w="2160"/>
+            <w:shd w:fill="FFFFFF"/>
+            <w:tcMar>
+              <w:top w:w="100" w:type="dxa"/>
+              <w:bottom w:w="100" w:type="dxa"/>
+              <w:left w:w="130" w:type="dxa"/>
+              <w:right w:w="130" w:type="dxa"/>
+            </w:tcMar>
+            <w:tcBorders>
+              <w:top w:val="single" w:sz="6" w:space="0" w:color="000000"/>
+              <w:left w:val="single" w:sz="6" w:space="0" w:color="000000"/>
+              <w:bottom w:val="single" w:sz="6" w:space="0" w:color="000000"/>
+              <w:right w:val="single" w:sz="6" w:space="0" w:color="000000"/>
+            </w:tcBorders>
+          </w:tcPr>
+          <w:p>
+            <w:pPr>
+              <w:spacing w:after="0" w:line="276" w:lineRule="auto"/>
+              <w:jc w:val="left"/>
+            </w:pPr>
+            <w:r>
+              <w:rPr>
+                <w:rFonts w:ascii="Times New Roman" w:hAnsi="Times New Roman"/>
+                <w:color w:val="000000"/>
+                <w:sz w:val="24"/>
+              </w:rPr>
+              <w:t>0.042</w:t>
+            </w:r>
+          </w:p>
+        </w:tc>
+        <w:tc>
+          <w:tcPr>
+            <w:tcW w:type="dxa" w:w="3456"/>
+            <w:shd w:fill="FFFFFF"/>
+            <w:tcMar>
+              <w:top w:w="100" w:type="dxa"/>
+              <w:bottom w:w="100" w:type="dxa"/>
+              <w:left w:w="130" w:type="dxa"/>
+              <w:right w:w="130" w:type="dxa"/>
+            </w:tcMar>
+            <w:tcBorders>
+              <w:top w:val="single" w:sz="6" w:space="0" w:color="000000"/>
+              <w:left w:val="single" w:sz="6" w:space="0" w:color="000000"/>
+              <w:bottom w:val="single" w:sz="6" w:space="0" w:color="000000"/>
+              <w:right w:val="single" w:sz="6" w:space="0" w:color="000000"/>
+            </w:tcBorders>
+          </w:tcPr>
+          <w:p>
+            <w:pPr>
+              <w:spacing w:after="0" w:line="276" w:lineRule="auto"/>
+              <w:jc w:val="left"/>
+            </w:pPr>
+            <w:r>
+              <w:rPr>
+                <w:rFonts w:ascii="Times New Roman" w:hAnsi="Times New Roman"/>
+                <w:color w:val="000000"/>
+                <w:sz w:val="24"/>
+              </w:rPr>
+              <w:t>Ensures conservative shrinkage for robust gradient descent steps.</w:t>
+            </w:r>
+          </w:p>
+        </w:tc>
+      </w:tr>
+      <w:tr>
+        <w:trPr>
+          <w:cantSplit/>
+        </w:trPr>
+        <w:tc>
+          <w:tcPr>
+            <w:tcW w:type="dxa" w:w="2160"/>
+            <w:shd w:fill="FFFFFF"/>
+            <w:tcMar>
+              <w:top w:w="100" w:type="dxa"/>
+              <w:bottom w:w="100" w:type="dxa"/>
+              <w:left w:w="130" w:type="dxa"/>
+              <w:right w:w="130" w:type="dxa"/>
+            </w:tcMar>
+            <w:tcBorders>
+              <w:top w:val="single" w:sz="6" w:space="0" w:color="000000"/>
+              <w:left w:val="single" w:sz="6" w:space="0" w:color="000000"/>
+              <w:bottom w:val="single" w:sz="6" w:space="0" w:color="000000"/>
+              <w:right w:val="single" w:sz="6" w:space="0" w:color="000000"/>
+            </w:tcBorders>
+          </w:tcPr>
+          <w:p>
+            <w:pPr>
+              <w:spacing w:after="0" w:line="276" w:lineRule="auto"/>
+              <w:jc w:val="left"/>
+            </w:pPr>
+            <w:r>
+              <w:rPr>
+                <w:rFonts w:ascii="Times New Roman" w:hAnsi="Times New Roman"/>
+                <w:color w:val="000000"/>
+                <w:sz w:val="24"/>
+              </w:rPr>
+              <w:t>n_estimators</w:t>
+            </w:r>
+          </w:p>
+        </w:tc>
+        <w:tc>
+          <w:tcPr>
+            <w:tcW w:type="dxa" w:w="2304"/>
+            <w:shd w:fill="FFFFFF"/>
+            <w:tcMar>
+              <w:top w:w="100" w:type="dxa"/>
+              <w:bottom w:w="100" w:type="dxa"/>
+              <w:left w:w="130" w:type="dxa"/>
+              <w:right w:w="130" w:type="dxa"/>
+            </w:tcMar>
+            <w:tcBorders>
+              <w:top w:val="single" w:sz="6" w:space="0" w:color="000000"/>
+              <w:left w:val="single" w:sz="6" w:space="0" w:color="000000"/>
+              <w:bottom w:val="single" w:sz="6" w:space="0" w:color="000000"/>
+              <w:right w:val="single" w:sz="6" w:space="0" w:color="000000"/>
+            </w:tcBorders>
+          </w:tcPr>
+          <w:p>
+            <w:pPr>
+              <w:spacing w:after="0" w:line="276" w:lineRule="auto"/>
+              <w:jc w:val="left"/>
+            </w:pPr>
+            <w:r>
+              <w:rPr>
+                <w:rFonts w:ascii="Times New Roman" w:hAnsi="Times New Roman"/>
+                <w:color w:val="000000"/>
+                <w:sz w:val="24"/>
+              </w:rPr>
+              <w:t>Integer: [100, 600]</w:t>
+            </w:r>
+          </w:p>
+        </w:tc>
+        <w:tc>
+          <w:tcPr>
+            <w:tcW w:type="dxa" w:w="2160"/>
+            <w:shd w:fill="FFFFFF"/>
+            <w:tcMar>
+              <w:top w:w="100" w:type="dxa"/>
+              <w:bottom w:w="100" w:type="dxa"/>
+              <w:left w:w="130" w:type="dxa"/>
+              <w:right w:w="130" w:type="dxa"/>
+            </w:tcMar>
+            <w:tcBorders>
+              <w:top w:val="single" w:sz="6" w:space="0" w:color="000000"/>
+              <w:left w:val="single" w:sz="6" w:space="0" w:color="000000"/>
+              <w:bottom w:val="single" w:sz="6" w:space="0" w:color="000000"/>
+              <w:right w:val="single" w:sz="6" w:space="0" w:color="000000"/>
+            </w:tcBorders>
+          </w:tcPr>
+          <w:p>
+            <w:pPr>
+              <w:spacing w:after="0" w:line="276" w:lineRule="auto"/>
+              <w:jc w:val="left"/>
+            </w:pPr>
+            <w:r>
+              <w:rPr>
+                <w:rFonts w:ascii="Times New Roman" w:hAnsi="Times New Roman"/>
+                <w:color w:val="000000"/>
+                <w:sz w:val="24"/>
+              </w:rPr>
+              <w:t>350 (early stopping)</w:t>
+            </w:r>
+          </w:p>
+        </w:tc>
+        <w:tc>
+          <w:tcPr>
+            <w:tcW w:type="dxa" w:w="3456"/>
+            <w:shd w:fill="FFFFFF"/>
+            <w:tcMar>
+              <w:top w:w="100" w:type="dxa"/>
+              <w:bottom w:w="100" w:type="dxa"/>
+              <w:left w:w="130" w:type="dxa"/>
+              <w:right w:w="130" w:type="dxa"/>
+            </w:tcMar>
+            <w:tcBorders>
+              <w:top w:val="single" w:sz="6" w:space="0" w:color="000000"/>
+              <w:left w:val="single" w:sz="6" w:space="0" w:color="000000"/>
+              <w:bottom w:val="single" w:sz="6" w:space="0" w:color="000000"/>
+              <w:right w:val="single" w:sz="6" w:space="0" w:color="000000"/>
+            </w:tcBorders>
+          </w:tcPr>
+          <w:p>
+            <w:pPr>
+              <w:spacing w:after="0" w:line="276" w:lineRule="auto"/>
+              <w:jc w:val="left"/>
+            </w:pPr>
+            <w:r>
+              <w:rPr>
+                <w:rFonts w:ascii="Times New Roman" w:hAnsi="Times New Roman"/>
+                <w:color w:val="000000"/>
+                <w:sz w:val="24"/>
+              </w:rPr>
+              <w:t>Stops boosting rounds when validation AUPRC plateaus.</w:t>
+            </w:r>
+          </w:p>
+        </w:tc>
+      </w:tr>
+      <w:tr>
+        <w:trPr>
+          <w:cantSplit/>
+        </w:trPr>
+        <w:tc>
+          <w:tcPr>
+            <w:tcW w:type="dxa" w:w="2160"/>
+            <w:shd w:fill="FFFFFF"/>
+            <w:tcMar>
+              <w:top w:w="100" w:type="dxa"/>
+              <w:bottom w:w="100" w:type="dxa"/>
+              <w:left w:w="130" w:type="dxa"/>
+              <w:right w:w="130" w:type="dxa"/>
+            </w:tcMar>
+            <w:tcBorders>
+              <w:top w:val="single" w:sz="6" w:space="0" w:color="000000"/>
+              <w:left w:val="single" w:sz="6" w:space="0" w:color="000000"/>
+              <w:bottom w:val="single" w:sz="6" w:space="0" w:color="000000"/>
+              <w:right w:val="single" w:sz="6" w:space="0" w:color="000000"/>
+            </w:tcBorders>
+          </w:tcPr>
+          <w:p>
+            <w:pPr>
+              <w:spacing w:after="0" w:line="276" w:lineRule="auto"/>
+              <w:jc w:val="left"/>
+            </w:pPr>
+            <w:r>
+              <w:rPr>
+                <w:rFonts w:ascii="Times New Roman" w:hAnsi="Times New Roman"/>
+                <w:color w:val="000000"/>
+                <w:sz w:val="24"/>
+              </w:rPr>
+              <w:t>subsample</w:t>
+            </w:r>
+          </w:p>
+        </w:tc>
+        <w:tc>
+          <w:tcPr>
+            <w:tcW w:type="dxa" w:w="2304"/>
+            <w:shd w:fill="FFFFFF"/>
+            <w:tcMar>
+              <w:top w:w="100" w:type="dxa"/>
+              <w:bottom w:w="100" w:type="dxa"/>
+              <w:left w:w="130" w:type="dxa"/>
+              <w:right w:w="130" w:type="dxa"/>
+            </w:tcMar>
+            <w:tcBorders>
+              <w:top w:val="single" w:sz="6" w:space="0" w:color="000000"/>
+              <w:left w:val="single" w:sz="6" w:space="0" w:color="000000"/>
+              <w:bottom w:val="single" w:sz="6" w:space="0" w:color="000000"/>
+              <w:right w:val="single" w:sz="6" w:space="0" w:color="000000"/>
+            </w:tcBorders>
+          </w:tcPr>
+          <w:p>
+            <w:pPr>
+              <w:spacing w:after="0" w:line="276" w:lineRule="auto"/>
+              <w:jc w:val="left"/>
+            </w:pPr>
+            <w:r>
+              <w:rPr>
+                <w:rFonts w:ascii="Times New Roman" w:hAnsi="Times New Roman"/>
+                <w:color w:val="000000"/>
+                <w:sz w:val="24"/>
+              </w:rPr>
+              <w:t>Uniform: [0.60, 0.95]</w:t>
+            </w:r>
+          </w:p>
+        </w:tc>
+        <w:tc>
+          <w:tcPr>
+            <w:tcW w:type="dxa" w:w="2160"/>
+            <w:shd w:fill="FFFFFF"/>
+            <w:tcMar>
+              <w:top w:w="100" w:type="dxa"/>
+              <w:bottom w:w="100" w:type="dxa"/>
+              <w:left w:w="130" w:type="dxa"/>
+              <w:right w:w="130" w:type="dxa"/>
+            </w:tcMar>
+            <w:tcBorders>
+              <w:top w:val="single" w:sz="6" w:space="0" w:color="000000"/>
+              <w:left w:val="single" w:sz="6" w:space="0" w:color="000000"/>
+              <w:bottom w:val="single" w:sz="6" w:space="0" w:color="000000"/>
+              <w:right w:val="single" w:sz="6" w:space="0" w:color="000000"/>
+            </w:tcBorders>
+          </w:tcPr>
+          <w:p>
+            <w:pPr>
+              <w:spacing w:after="0" w:line="276" w:lineRule="auto"/>
+              <w:jc w:val="left"/>
+            </w:pPr>
+            <w:r>
+              <w:rPr>
+                <w:rFonts w:ascii="Times New Roman" w:hAnsi="Times New Roman"/>
+                <w:color w:val="000000"/>
+                <w:sz w:val="24"/>
+              </w:rPr>
+              <w:t>0.78</w:t>
+            </w:r>
+          </w:p>
+        </w:tc>
+        <w:tc>
+          <w:tcPr>
+            <w:tcW w:type="dxa" w:w="3456"/>
+            <w:shd w:fill="FFFFFF"/>
+            <w:tcMar>
+              <w:top w:w="100" w:type="dxa"/>
+              <w:bottom w:w="100" w:type="dxa"/>
+              <w:left w:w="130" w:type="dxa"/>
+              <w:right w:w="130" w:type="dxa"/>
+            </w:tcMar>
+            <w:tcBorders>
+              <w:top w:val="single" w:sz="6" w:space="0" w:color="000000"/>
+              <w:left w:val="single" w:sz="6" w:space="0" w:color="000000"/>
+              <w:bottom w:val="single" w:sz="6" w:space="0" w:color="000000"/>
+              <w:right w:val="single" w:sz="6" w:space="0" w:color="000000"/>
+            </w:tcBorders>
+          </w:tcPr>
+          <w:p>
+            <w:pPr>
+              <w:spacing w:after="0" w:line="276" w:lineRule="auto"/>
+              <w:jc w:val="left"/>
+            </w:pPr>
+            <w:r>
+              <w:rPr>
+                <w:rFonts w:ascii="Times New Roman" w:hAnsi="Times New Roman"/>
+                <w:color w:val="000000"/>
+                <w:sz w:val="24"/>
+              </w:rPr>
+              <w:t>Enforces stochastic row subsampling to reduce variance.</w:t>
+            </w:r>
+          </w:p>
+        </w:tc>
+      </w:tr>
+      <w:tr>
+        <w:trPr>
+          <w:cantSplit/>
+        </w:trPr>
+        <w:tc>
+          <w:tcPr>
+            <w:tcW w:type="dxa" w:w="2160"/>
+            <w:shd w:fill="FFFFFF"/>
+            <w:tcMar>
+              <w:top w:w="100" w:type="dxa"/>
+              <w:bottom w:w="100" w:type="dxa"/>
+              <w:left w:w="130" w:type="dxa"/>
+              <w:right w:w="130" w:type="dxa"/>
+            </w:tcMar>
+            <w:tcBorders>
+              <w:top w:val="single" w:sz="6" w:space="0" w:color="000000"/>
+              <w:left w:val="single" w:sz="6" w:space="0" w:color="000000"/>
+              <w:bottom w:val="single" w:sz="6" w:space="0" w:color="000000"/>
+              <w:right w:val="single" w:sz="6" w:space="0" w:color="000000"/>
+            </w:tcBorders>
+          </w:tcPr>
+          <w:p>
+            <w:pPr>
+              <w:spacing w:after="0" w:line="276" w:lineRule="auto"/>
+              <w:jc w:val="left"/>
+            </w:pPr>
+            <w:r>
+              <w:rPr>
+                <w:rFonts w:ascii="Times New Roman" w:hAnsi="Times New Roman"/>
+                <w:color w:val="000000"/>
+                <w:sz w:val="24"/>
+              </w:rPr>
+              <w:t>colsample_bytree</w:t>
+            </w:r>
+          </w:p>
+        </w:tc>
+        <w:tc>
+          <w:tcPr>
+            <w:tcW w:type="dxa" w:w="2304"/>
+            <w:shd w:fill="FFFFFF"/>
+            <w:tcMar>
+              <w:top w:w="100" w:type="dxa"/>
+              <w:bottom w:w="100" w:type="dxa"/>
+              <w:left w:w="130" w:type="dxa"/>
+              <w:right w:w="130" w:type="dxa"/>
+            </w:tcMar>
+            <w:tcBorders>
+              <w:top w:val="single" w:sz="6" w:space="0" w:color="000000"/>
+              <w:left w:val="single" w:sz="6" w:space="0" w:color="000000"/>
+              <w:bottom w:val="single" w:sz="6" w:space="0" w:color="000000"/>
+              <w:right w:val="single" w:sz="6" w:space="0" w:color="000000"/>
+            </w:tcBorders>
+          </w:tcPr>
+          <w:p>
+            <w:pPr>
+              <w:spacing w:after="0" w:line="276" w:lineRule="auto"/>
+              <w:jc w:val="left"/>
+            </w:pPr>
+            <w:r>
+              <w:rPr>
+                <w:rFonts w:ascii="Times New Roman" w:hAnsi="Times New Roman"/>
+                <w:color w:val="000000"/>
+                <w:sz w:val="24"/>
+              </w:rPr>
+              <w:t>Uniform: [0.50, 0.90]</w:t>
+            </w:r>
+          </w:p>
+        </w:tc>
+        <w:tc>
+          <w:tcPr>
+            <w:tcW w:type="dxa" w:w="2160"/>
+            <w:shd w:fill="FFFFFF"/>
+            <w:tcMar>
+              <w:top w:w="100" w:type="dxa"/>
+              <w:bottom w:w="100" w:type="dxa"/>
+              <w:left w:w="130" w:type="dxa"/>
+              <w:right w:w="130" w:type="dxa"/>
+            </w:tcMar>
+            <w:tcBorders>
+              <w:top w:val="single" w:sz="6" w:space="0" w:color="000000"/>
+              <w:left w:val="single" w:sz="6" w:space="0" w:color="000000"/>
+              <w:bottom w:val="single" w:sz="6" w:space="0" w:color="000000"/>
+              <w:right w:val="single" w:sz="6" w:space="0" w:color="000000"/>
+            </w:tcBorders>
+          </w:tcPr>
+          <w:p>
+            <w:pPr>
+              <w:spacing w:after="0" w:line="276" w:lineRule="auto"/>
+              <w:jc w:val="left"/>
+            </w:pPr>
+            <w:r>
+              <w:rPr>
+                <w:rFonts w:ascii="Times New Roman" w:hAnsi="Times New Roman"/>
+                <w:color w:val="000000"/>
+                <w:sz w:val="24"/>
+              </w:rPr>
+              <w:t>0.72</w:t>
+            </w:r>
+          </w:p>
+        </w:tc>
+        <w:tc>
+          <w:tcPr>
+            <w:tcW w:type="dxa" w:w="3456"/>
+            <w:shd w:fill="FFFFFF"/>
+            <w:tcMar>
+              <w:top w:w="100" w:type="dxa"/>
+              <w:bottom w:w="100" w:type="dxa"/>
+              <w:left w:w="130" w:type="dxa"/>
+              <w:right w:w="130" w:type="dxa"/>
+            </w:tcMar>
+            <w:tcBorders>
+              <w:top w:val="single" w:sz="6" w:space="0" w:color="000000"/>
+              <w:left w:val="single" w:sz="6" w:space="0" w:color="000000"/>
+              <w:bottom w:val="single" w:sz="6" w:space="0" w:color="000000"/>
+              <w:right w:val="single" w:sz="6" w:space="0" w:color="000000"/>
+            </w:tcBorders>
+          </w:tcPr>
+          <w:p>
+            <w:pPr>
+              <w:spacing w:after="0" w:line="276" w:lineRule="auto"/>
+              <w:jc w:val="left"/>
+            </w:pPr>
+            <w:r>
+              <w:rPr>
+                <w:rFonts w:ascii="Times New Roman" w:hAnsi="Times New Roman"/>
+                <w:color w:val="000000"/>
+                <w:sz w:val="24"/>
+              </w:rPr>
+              <w:t>Subsamples feature columns at each split to decorrelate trees.</w:t>
+            </w:r>
+          </w:p>
+        </w:tc>
+      </w:tr>
+      <w:tr>
+        <w:trPr>
+          <w:cantSplit/>
+        </w:trPr>
+        <w:tc>
+          <w:tcPr>
+            <w:tcW w:type="dxa" w:w="2160"/>
+            <w:shd w:fill="FFFFFF"/>
+            <w:tcMar>
+              <w:top w:w="100" w:type="dxa"/>
+              <w:bottom w:w="100" w:type="dxa"/>
+              <w:left w:w="130" w:type="dxa"/>
+              <w:right w:w="130" w:type="dxa"/>
+            </w:tcMar>
+            <w:tcBorders>
+              <w:top w:val="single" w:sz="6" w:space="0" w:color="000000"/>
+              <w:left w:val="single" w:sz="6" w:space="0" w:color="000000"/>
+              <w:bottom w:val="single" w:sz="6" w:space="0" w:color="000000"/>
+              <w:right w:val="single" w:sz="6" w:space="0" w:color="000000"/>
+            </w:tcBorders>
+          </w:tcPr>
+          <w:p>
+            <w:pPr>
+              <w:spacing w:after="0" w:line="276" w:lineRule="auto"/>
+              <w:jc w:val="left"/>
+            </w:pPr>
+            <w:r>
+              <w:rPr>
+                <w:rFonts w:ascii="Times New Roman" w:hAnsi="Times New Roman"/>
+                <w:color w:val="000000"/>
+                <w:sz w:val="24"/>
+              </w:rPr>
+              <w:t>scale_pos_weight</w:t>
+            </w:r>
+          </w:p>
+        </w:tc>
+        <w:tc>
+          <w:tcPr>
+            <w:tcW w:type="dxa" w:w="2304"/>
+            <w:shd w:fill="FFFFFF"/>
+            <w:tcMar>
+              <w:top w:w="100" w:type="dxa"/>
+              <w:bottom w:w="100" w:type="dxa"/>
+              <w:left w:w="130" w:type="dxa"/>
+              <w:right w:w="130" w:type="dxa"/>
+            </w:tcMar>
+            <w:tcBorders>
+              <w:top w:val="single" w:sz="6" w:space="0" w:color="000000"/>
+              <w:left w:val="single" w:sz="6" w:space="0" w:color="000000"/>
+              <w:bottom w:val="single" w:sz="6" w:space="0" w:color="000000"/>
+              <w:right w:val="single" w:sz="6" w:space="0" w:color="000000"/>
+            </w:tcBorders>
+          </w:tcPr>
+          <w:p>
+            <w:pPr>
+              <w:spacing w:after="0" w:line="276" w:lineRule="auto"/>
+              <w:jc w:val="left"/>
+            </w:pPr>
+            <w:r>
+              <w:rPr>
+                <w:rFonts w:ascii="Times New Roman" w:hAnsi="Times New Roman"/>
+                <w:color w:val="000000"/>
+                <w:sz w:val="24"/>
+              </w:rPr>
+              <w:t>Float: [1.0, 5.0]</w:t>
+            </w:r>
+          </w:p>
+        </w:tc>
+        <w:tc>
+          <w:tcPr>
+            <w:tcW w:type="dxa" w:w="2160"/>
+            <w:shd w:fill="FFFFFF"/>
+            <w:tcMar>
+              <w:top w:w="100" w:type="dxa"/>
+              <w:bottom w:w="100" w:type="dxa"/>
+              <w:left w:w="130" w:type="dxa"/>
+              <w:right w:w="130" w:type="dxa"/>
+            </w:tcMar>
+            <w:tcBorders>
+              <w:top w:val="single" w:sz="6" w:space="0" w:color="000000"/>
+              <w:left w:val="single" w:sz="6" w:space="0" w:color="000000"/>
+              <w:bottom w:val="single" w:sz="6" w:space="0" w:color="000000"/>
+              <w:right w:val="single" w:sz="6" w:space="0" w:color="000000"/>
+            </w:tcBorders>
+          </w:tcPr>
+          <w:p>
+            <w:pPr>
+              <w:spacing w:after="0" w:line="276" w:lineRule="auto"/>
+              <w:jc w:val="left"/>
+            </w:pPr>
+            <w:r>
+              <w:rPr>
+                <w:rFonts w:ascii="Times New Roman" w:hAnsi="Times New Roman"/>
+                <w:color w:val="000000"/>
+                <w:sz w:val="24"/>
+              </w:rPr>
+              <w:t>3.20</w:t>
+            </w:r>
+          </w:p>
+        </w:tc>
+        <w:tc>
+          <w:tcPr>
+            <w:tcW w:type="dxa" w:w="3456"/>
+            <w:shd w:fill="FFFFFF"/>
+            <w:tcMar>
+              <w:top w:w="100" w:type="dxa"/>
+              <w:bottom w:w="100" w:type="dxa"/>
+              <w:left w:w="130" w:type="dxa"/>
+              <w:right w:w="130" w:type="dxa"/>
+            </w:tcMar>
+            <w:tcBorders>
+              <w:top w:val="single" w:sz="6" w:space="0" w:color="000000"/>
+              <w:left w:val="single" w:sz="6" w:space="0" w:color="000000"/>
+              <w:bottom w:val="single" w:sz="6" w:space="0" w:color="000000"/>
+              <w:right w:val="single" w:sz="6" w:space="0" w:color="000000"/>
+            </w:tcBorders>
+          </w:tcPr>
+          <w:p>
+            <w:pPr>
+              <w:spacing w:after="0" w:line="276" w:lineRule="auto"/>
+              <w:jc w:val="left"/>
+            </w:pPr>
+            <w:r>
+              <w:rPr>
+                <w:rFonts w:ascii="Times New Roman" w:hAnsi="Times New Roman"/>
+                <w:color w:val="000000"/>
+                <w:sz w:val="24"/>
+              </w:rPr>
+              <w:t>Penalizes false negatives to counter 19.4% readmission class imbalance.</w:t>
+            </w:r>
+          </w:p>
+        </w:tc>
+      </w:tr>
+    </w:tbl>
+    <w:p>
+      <w:pPr>
+        <w:keepNext/>
+        <w:pageBreakBefore/>
+        <w:widowControl/>
+        <w:spacing w:before="320" w:after="100"/>
+      </w:pPr>
+      <w:r>
+        <w:rPr>
+          <w:rFonts w:ascii="Times New Roman" w:hAnsi="Times New Roman"/>
+          <w:b/>
+          <w:color w:val="000000"/>
+          <w:sz w:val="36"/>
+        </w:rPr>
+        <w:t>6. Model Interpretability &amp; Explainable AI (SHAP)</w:t>
+      </w:r>
+    </w:p>
+    <w:p>
+      <w:pPr>
+        <w:keepNext/>
+        <w:widowControl/>
+        <w:spacing w:before="0" w:after="100" w:line="276" w:lineRule="auto"/>
+      </w:pPr>
+      <w:r>
+        <w:rPr>
+          <w:rFonts w:ascii="Times New Roman" w:hAnsi="Times New Roman"/>
+          <w:color w:val="000000"/>
+          <w:sz w:val="24"/>
+        </w:rPr>
+        <w:t>To ensure clinical trustworthiness and satisfy medical AI transparency requirements, TreeSHAP (SHapley Additive exPlanations) was computed across all test cohort predictions:</w:t>
+      </w:r>
+    </w:p>
+    <w:tbl>
+      <w:tblPr>
+        <w:tblW w:type="auto" w:w="0"/>
+        <w:jc w:val="center"/>
+        <w:tblLook w:firstColumn="1" w:firstRow="1" w:lastColumn="0" w:lastRow="0" w:noHBand="0" w:noVBand="1" w:val="04A0"/>
+      </w:tblPr>
+      <w:tblGrid>
+        <w:gridCol w:w="1958"/>
+        <w:gridCol w:w="1958"/>
+        <w:gridCol w:w="1958"/>
+        <w:gridCol w:w="1958"/>
+        <w:gridCol w:w="1958"/>
+      </w:tblGrid>
+      <w:tr>
+        <w:trPr>
+          <w:tblHeader/>
+          <w:cantSplit/>
+        </w:trPr>
+        <w:tc>
+          <w:tcPr>
+            <w:tcW w:type="dxa" w:w="864"/>
+            <w:shd w:fill="FFFFFF"/>
+            <w:tcMar>
+              <w:top w:w="120" w:type="dxa"/>
+              <w:bottom w:w="120" w:type="dxa"/>
+              <w:left w:w="130" w:type="dxa"/>
+              <w:right w:w="130" w:type="dxa"/>
+            </w:tcMar>
+            <w:tcBorders>
+              <w:top w:val="single" w:sz="12" w:space="0" w:color="000000"/>
+              <w:left w:val="single" w:sz="6" w:space="0" w:color="000000"/>
+              <w:bottom w:val="single" w:sz="16" w:space="0" w:color="000000"/>
+              <w:right w:val="single" w:sz="6" w:space="0" w:color="000000"/>
+            </w:tcBorders>
+          </w:tcPr>
+          <w:p>
+            <w:pPr>
+              <w:spacing w:after="0"/>
+              <w:jc w:val="left"/>
+            </w:pPr>
+            <w:r>
+              <w:rPr>
+                <w:rFonts w:ascii="Times New Roman" w:hAnsi="Times New Roman"/>
+                <w:b/>
+                <w:color w:val="000000"/>
+                <w:sz w:val="25"/>
+              </w:rPr>
+              <w:t>Rank</w:t>
+            </w:r>
+          </w:p>
+        </w:tc>
+        <w:tc>
+          <w:tcPr>
+            <w:tcW w:type="dxa" w:w="2592"/>
+            <w:shd w:fill="FFFFFF"/>
+            <w:tcMar>
+              <w:top w:w="120" w:type="dxa"/>
+              <w:bottom w:w="120" w:type="dxa"/>
+              <w:left w:w="130" w:type="dxa"/>
+              <w:right w:w="130" w:type="dxa"/>
+            </w:tcMar>
+            <w:tcBorders>
+              <w:top w:val="single" w:sz="12" w:space="0" w:color="000000"/>
+              <w:left w:val="single" w:sz="6" w:space="0" w:color="000000"/>
+              <w:bottom w:val="single" w:sz="16" w:space="0" w:color="000000"/>
+              <w:right w:val="single" w:sz="6" w:space="0" w:color="000000"/>
+            </w:tcBorders>
+          </w:tcPr>
+          <w:p>
+            <w:pPr>
+              <w:spacing w:after="0"/>
+              <w:jc w:val="left"/>
+            </w:pPr>
+            <w:r>
+              <w:rPr>
+                <w:rFonts w:ascii="Times New Roman" w:hAnsi="Times New Roman"/>
+                <w:b/>
+                <w:color w:val="000000"/>
+                <w:sz w:val="25"/>
+              </w:rPr>
+              <w:t>Clinical Feature</w:t>
+            </w:r>
+          </w:p>
+        </w:tc>
+        <w:tc>
+          <w:tcPr>
+            <w:tcW w:type="dxa" w:w="1728"/>
+            <w:shd w:fill="FFFFFF"/>
+            <w:tcMar>
+              <w:top w:w="120" w:type="dxa"/>
+              <w:bottom w:w="120" w:type="dxa"/>
+              <w:left w:w="130" w:type="dxa"/>
+              <w:right w:w="130" w:type="dxa"/>
+            </w:tcMar>
+            <w:tcBorders>
+              <w:top w:val="single" w:sz="12" w:space="0" w:color="000000"/>
+              <w:left w:val="single" w:sz="6" w:space="0" w:color="000000"/>
+              <w:bottom w:val="single" w:sz="16" w:space="0" w:color="000000"/>
+              <w:right w:val="single" w:sz="6" w:space="0" w:color="000000"/>
+            </w:tcBorders>
+          </w:tcPr>
+          <w:p>
+            <w:pPr>
+              <w:spacing w:after="0"/>
+              <w:jc w:val="left"/>
+            </w:pPr>
+            <w:r>
+              <w:rPr>
+                <w:rFonts w:ascii="Times New Roman" w:hAnsi="Times New Roman"/>
+                <w:b/>
+                <w:color w:val="000000"/>
+                <w:sz w:val="25"/>
+              </w:rPr>
+              <w:t>Mean |SHAP Value|</w:t>
+            </w:r>
+          </w:p>
+        </w:tc>
+        <w:tc>
+          <w:tcPr>
+            <w:tcW w:type="dxa" w:w="2304"/>
+            <w:shd w:fill="FFFFFF"/>
+            <w:tcMar>
+              <w:top w:w="120" w:type="dxa"/>
+              <w:bottom w:w="120" w:type="dxa"/>
+              <w:left w:w="130" w:type="dxa"/>
+              <w:right w:w="130" w:type="dxa"/>
+            </w:tcMar>
+            <w:tcBorders>
+              <w:top w:val="single" w:sz="12" w:space="0" w:color="000000"/>
+              <w:left w:val="single" w:sz="6" w:space="0" w:color="000000"/>
+              <w:bottom w:val="single" w:sz="16" w:space="0" w:color="000000"/>
+              <w:right w:val="single" w:sz="6" w:space="0" w:color="000000"/>
+            </w:tcBorders>
+          </w:tcPr>
+          <w:p>
+            <w:pPr>
+              <w:spacing w:after="0"/>
+              <w:jc w:val="left"/>
+            </w:pPr>
+            <w:r>
+              <w:rPr>
+                <w:rFonts w:ascii="Times New Roman" w:hAnsi="Times New Roman"/>
+                <w:b/>
+                <w:color w:val="000000"/>
+                <w:sz w:val="25"/>
+              </w:rPr>
+              <w:t>Direction of Risk Impact</w:t>
+            </w:r>
+          </w:p>
+        </w:tc>
+        <w:tc>
+          <w:tcPr>
+            <w:tcW w:type="dxa" w:w="3024"/>
+            <w:shd w:fill="FFFFFF"/>
+            <w:tcMar>
+              <w:top w:w="120" w:type="dxa"/>
+              <w:bottom w:w="120" w:type="dxa"/>
+              <w:left w:w="130" w:type="dxa"/>
+              <w:right w:w="130" w:type="dxa"/>
+            </w:tcMar>
+            <w:tcBorders>
+              <w:top w:val="single" w:sz="12" w:space="0" w:color="000000"/>
+              <w:left w:val="single" w:sz="6" w:space="0" w:color="000000"/>
+              <w:bottom w:val="single" w:sz="16" w:space="0" w:color="000000"/>
+              <w:right w:val="single" w:sz="6" w:space="0" w:color="000000"/>
+            </w:tcBorders>
+          </w:tcPr>
+          <w:p>
+            <w:pPr>
+              <w:spacing w:after="0"/>
+              <w:jc w:val="left"/>
+            </w:pPr>
+            <w:r>
+              <w:rPr>
+                <w:rFonts w:ascii="Times New Roman" w:hAnsi="Times New Roman"/>
+                <w:b/>
+                <w:color w:val="000000"/>
+                <w:sz w:val="25"/>
+              </w:rPr>
+              <w:t>Clinical Context &amp; Mechanism</w:t>
+            </w:r>
+          </w:p>
+        </w:tc>
+      </w:tr>
+      <w:tr>
+        <w:trPr>
+          <w:cantSplit/>
+        </w:trPr>
+        <w:tc>
+          <w:tcPr>
+            <w:tcW w:type="dxa" w:w="864"/>
+            <w:shd w:fill="FFFFFF"/>
+            <w:tcMar>
+              <w:top w:w="100" w:type="dxa"/>
+              <w:bottom w:w="100" w:type="dxa"/>
+              <w:left w:w="130" w:type="dxa"/>
+              <w:right w:w="130" w:type="dxa"/>
+            </w:tcMar>
+            <w:tcBorders>
+              <w:top w:val="single" w:sz="6" w:space="0" w:color="000000"/>
+              <w:left w:val="single" w:sz="6" w:space="0" w:color="000000"/>
+              <w:bottom w:val="single" w:sz="6" w:space="0" w:color="000000"/>
+              <w:right w:val="single" w:sz="6" w:space="0" w:color="000000"/>
+            </w:tcBorders>
+          </w:tcPr>
+          <w:p>
+            <w:pPr>
+              <w:spacing w:after="0" w:line="276" w:lineRule="auto"/>
+              <w:jc w:val="left"/>
+            </w:pPr>
+            <w:r>
+              <w:rPr>
+                <w:rFonts w:ascii="Times New Roman" w:hAnsi="Times New Roman"/>
+                <w:color w:val="000000"/>
+                <w:sz w:val="24"/>
+              </w:rPr>
+              <w:t>1</w:t>
+            </w:r>
+          </w:p>
+        </w:tc>
+        <w:tc>
+          <w:tcPr>
+            <w:tcW w:type="dxa" w:w="2592"/>
+            <w:shd w:fill="FFFFFF"/>
+            <w:tcMar>
+              <w:top w:w="100" w:type="dxa"/>
+              <w:bottom w:w="100" w:type="dxa"/>
+              <w:left w:w="130" w:type="dxa"/>
+              <w:right w:w="130" w:type="dxa"/>
+            </w:tcMar>
+            <w:tcBorders>
+              <w:top w:val="single" w:sz="6" w:space="0" w:color="000000"/>
+              <w:left w:val="single" w:sz="6" w:space="0" w:color="000000"/>
+              <w:bottom w:val="single" w:sz="6" w:space="0" w:color="000000"/>
+              <w:right w:val="single" w:sz="6" w:space="0" w:color="000000"/>
+            </w:tcBorders>
+          </w:tcPr>
+          <w:p>
+            <w:pPr>
+              <w:spacing w:after="0" w:line="276" w:lineRule="auto"/>
+              <w:jc w:val="left"/>
+            </w:pPr>
+            <w:r>
+              <w:rPr>
+                <w:rFonts w:ascii="Times New Roman" w:hAnsi="Times New Roman"/>
+                <w:color w:val="000000"/>
+                <w:sz w:val="24"/>
+              </w:rPr>
+              <w:t>charlson_comorbidity_count</w:t>
+            </w:r>
+          </w:p>
+        </w:tc>
+        <w:tc>
+          <w:tcPr>
+            <w:tcW w:type="dxa" w:w="1728"/>
+            <w:shd w:fill="FFFFFF"/>
+            <w:tcMar>
+              <w:top w:w="100" w:type="dxa"/>
+              <w:bottom w:w="100" w:type="dxa"/>
+              <w:left w:w="130" w:type="dxa"/>
+              <w:right w:w="130" w:type="dxa"/>
+            </w:tcMar>
+            <w:tcBorders>
+              <w:top w:val="single" w:sz="6" w:space="0" w:color="000000"/>
+              <w:left w:val="single" w:sz="6" w:space="0" w:color="000000"/>
+              <w:bottom w:val="single" w:sz="6" w:space="0" w:color="000000"/>
+              <w:right w:val="single" w:sz="6" w:space="0" w:color="000000"/>
+            </w:tcBorders>
+          </w:tcPr>
+          <w:p>
+            <w:pPr>
+              <w:spacing w:after="0" w:line="276" w:lineRule="auto"/>
+              <w:jc w:val="left"/>
+            </w:pPr>
+            <w:r>
+              <w:rPr>
+                <w:rFonts w:ascii="Times New Roman" w:hAnsi="Times New Roman"/>
+                <w:color w:val="000000"/>
+                <w:sz w:val="24"/>
+              </w:rPr>
+              <w:t>+0.482</w:t>
+            </w:r>
+          </w:p>
+        </w:tc>
+        <w:tc>
+          <w:tcPr>
+            <w:tcW w:type="dxa" w:w="2304"/>
+            <w:shd w:fill="FFFFFF"/>
+            <w:tcMar>
+              <w:top w:w="100" w:type="dxa"/>
+              <w:bottom w:w="100" w:type="dxa"/>
+              <w:left w:w="130" w:type="dxa"/>
+              <w:right w:w="130" w:type="dxa"/>
+            </w:tcMar>
+            <w:tcBorders>
+              <w:top w:val="single" w:sz="6" w:space="0" w:color="000000"/>
+              <w:left w:val="single" w:sz="6" w:space="0" w:color="000000"/>
+              <w:bottom w:val="single" w:sz="6" w:space="0" w:color="000000"/>
+              <w:right w:val="single" w:sz="6" w:space="0" w:color="000000"/>
+            </w:tcBorders>
+          </w:tcPr>
+          <w:p>
+            <w:pPr>
+              <w:spacing w:after="0" w:line="276" w:lineRule="auto"/>
+              <w:jc w:val="left"/>
+            </w:pPr>
+            <w:r>
+              <w:rPr>
+                <w:rFonts w:ascii="Times New Roman" w:hAnsi="Times New Roman"/>
+                <w:color w:val="000000"/>
+                <w:sz w:val="24"/>
+              </w:rPr>
+              <w:t>Higher value -&gt; Higher risk</w:t>
+            </w:r>
+          </w:p>
+        </w:tc>
+        <w:tc>
+          <w:tcPr>
+            <w:tcW w:type="dxa" w:w="3024"/>
+            <w:shd w:fill="FFFFFF"/>
+            <w:tcMar>
+              <w:top w:w="100" w:type="dxa"/>
+              <w:bottom w:w="100" w:type="dxa"/>
+              <w:left w:w="130" w:type="dxa"/>
+              <w:right w:w="130" w:type="dxa"/>
+            </w:tcMar>
+            <w:tcBorders>
+              <w:top w:val="single" w:sz="6" w:space="0" w:color="000000"/>
+              <w:left w:val="single" w:sz="6" w:space="0" w:color="000000"/>
+              <w:bottom w:val="single" w:sz="6" w:space="0" w:color="000000"/>
+              <w:right w:val="single" w:sz="6" w:space="0" w:color="000000"/>
+            </w:tcBorders>
+          </w:tcPr>
+          <w:p>
+            <w:pPr>
+              <w:spacing w:after="0" w:line="276" w:lineRule="auto"/>
+              <w:jc w:val="left"/>
+            </w:pPr>
+            <w:r>
+              <w:rPr>
+                <w:rFonts w:ascii="Times New Roman" w:hAnsi="Times New Roman"/>
+                <w:color w:val="000000"/>
+                <w:sz w:val="24"/>
+              </w:rPr>
+              <w:t>Cumulative physiological exhaustion across organ systems.</w:t>
+            </w:r>
+          </w:p>
+        </w:tc>
+      </w:tr>
+      <w:tr>
+        <w:trPr>
+          <w:cantSplit/>
+        </w:trPr>
+        <w:tc>
+          <w:tcPr>
+            <w:tcW w:type="dxa" w:w="864"/>
+            <w:shd w:fill="FFFFFF"/>
+            <w:tcMar>
+              <w:top w:w="100" w:type="dxa"/>
+              <w:bottom w:w="100" w:type="dxa"/>
+              <w:left w:w="130" w:type="dxa"/>
+              <w:right w:w="130" w:type="dxa"/>
+            </w:tcMar>
+            <w:tcBorders>
+              <w:top w:val="single" w:sz="6" w:space="0" w:color="000000"/>
+              <w:left w:val="single" w:sz="6" w:space="0" w:color="000000"/>
+              <w:bottom w:val="single" w:sz="6" w:space="0" w:color="000000"/>
+              <w:right w:val="single" w:sz="6" w:space="0" w:color="000000"/>
+            </w:tcBorders>
+          </w:tcPr>
+          <w:p>
+            <w:pPr>
+              <w:spacing w:after="0" w:line="276" w:lineRule="auto"/>
+              <w:jc w:val="left"/>
+            </w:pPr>
+            <w:r>
+              <w:rPr>
+                <w:rFonts w:ascii="Times New Roman" w:hAnsi="Times New Roman"/>
+                <w:color w:val="000000"/>
+                <w:sz w:val="24"/>
+              </w:rPr>
+              <w:t>2</w:t>
+            </w:r>
+          </w:p>
+        </w:tc>
+        <w:tc>
+          <w:tcPr>
+            <w:tcW w:type="dxa" w:w="2592"/>
+            <w:shd w:fill="FFFFFF"/>
+            <w:tcMar>
+              <w:top w:w="100" w:type="dxa"/>
+              <w:bottom w:w="100" w:type="dxa"/>
+              <w:left w:w="130" w:type="dxa"/>
+              <w:right w:w="130" w:type="dxa"/>
+            </w:tcMar>
+            <w:tcBorders>
+              <w:top w:val="single" w:sz="6" w:space="0" w:color="000000"/>
+              <w:left w:val="single" w:sz="6" w:space="0" w:color="000000"/>
+              <w:bottom w:val="single" w:sz="6" w:space="0" w:color="000000"/>
+              <w:right w:val="single" w:sz="6" w:space="0" w:color="000000"/>
+            </w:tcBorders>
+          </w:tcPr>
+          <w:p>
+            <w:pPr>
+              <w:spacing w:after="0" w:line="276" w:lineRule="auto"/>
+              <w:jc w:val="left"/>
+            </w:pPr>
+            <w:r>
+              <w:rPr>
+                <w:rFonts w:ascii="Times New Roman" w:hAnsi="Times New Roman"/>
+                <w:color w:val="000000"/>
+                <w:sz w:val="24"/>
+              </w:rPr>
+              <w:t>prior_inpatient_admissions_12m</w:t>
+            </w:r>
+          </w:p>
+        </w:tc>
+        <w:tc>
+          <w:tcPr>
+            <w:tcW w:type="dxa" w:w="1728"/>
+            <w:shd w:fill="FFFFFF"/>
+            <w:tcMar>
+              <w:top w:w="100" w:type="dxa"/>
+              <w:bottom w:w="100" w:type="dxa"/>
+              <w:left w:w="130" w:type="dxa"/>
+              <w:right w:w="130" w:type="dxa"/>
+            </w:tcMar>
+            <w:tcBorders>
+              <w:top w:val="single" w:sz="6" w:space="0" w:color="000000"/>
+              <w:left w:val="single" w:sz="6" w:space="0" w:color="000000"/>
+              <w:bottom w:val="single" w:sz="6" w:space="0" w:color="000000"/>
+              <w:right w:val="single" w:sz="6" w:space="0" w:color="000000"/>
+            </w:tcBorders>
+          </w:tcPr>
+          <w:p>
+            <w:pPr>
+              <w:spacing w:after="0" w:line="276" w:lineRule="auto"/>
+              <w:jc w:val="left"/>
+            </w:pPr>
+            <w:r>
+              <w:rPr>
+                <w:rFonts w:ascii="Times New Roman" w:hAnsi="Times New Roman"/>
+                <w:color w:val="000000"/>
+                <w:sz w:val="24"/>
+              </w:rPr>
+              <w:t>+0.415</w:t>
+            </w:r>
+          </w:p>
+        </w:tc>
+        <w:tc>
+          <w:tcPr>
+            <w:tcW w:type="dxa" w:w="2304"/>
+            <w:shd w:fill="FFFFFF"/>
+            <w:tcMar>
+              <w:top w:w="100" w:type="dxa"/>
+              <w:bottom w:w="100" w:type="dxa"/>
+              <w:left w:w="130" w:type="dxa"/>
+              <w:right w:w="130" w:type="dxa"/>
+            </w:tcMar>
+            <w:tcBorders>
+              <w:top w:val="single" w:sz="6" w:space="0" w:color="000000"/>
+              <w:left w:val="single" w:sz="6" w:space="0" w:color="000000"/>
+              <w:bottom w:val="single" w:sz="6" w:space="0" w:color="000000"/>
+              <w:right w:val="single" w:sz="6" w:space="0" w:color="000000"/>
+            </w:tcBorders>
+          </w:tcPr>
+          <w:p>
+            <w:pPr>
+              <w:spacing w:after="0" w:line="276" w:lineRule="auto"/>
+              <w:jc w:val="left"/>
+            </w:pPr>
+            <w:r>
+              <w:rPr>
+                <w:rFonts w:ascii="Times New Roman" w:hAnsi="Times New Roman"/>
+                <w:color w:val="000000"/>
+                <w:sz w:val="24"/>
+              </w:rPr>
+              <w:t>Higher value -&gt; Higher risk</w:t>
+            </w:r>
+          </w:p>
+        </w:tc>
+        <w:tc>
+          <w:tcPr>
+            <w:tcW w:type="dxa" w:w="3024"/>
+            <w:shd w:fill="FFFFFF"/>
+            <w:tcMar>
+              <w:top w:w="100" w:type="dxa"/>
+              <w:bottom w:w="100" w:type="dxa"/>
+              <w:left w:w="130" w:type="dxa"/>
+              <w:right w:w="130" w:type="dxa"/>
+            </w:tcMar>
+            <w:tcBorders>
+              <w:top w:val="single" w:sz="6" w:space="0" w:color="000000"/>
+              <w:left w:val="single" w:sz="6" w:space="0" w:color="000000"/>
+              <w:bottom w:val="single" w:sz="6" w:space="0" w:color="000000"/>
+              <w:right w:val="single" w:sz="6" w:space="0" w:color="000000"/>
+            </w:tcBorders>
+          </w:tcPr>
+          <w:p>
+            <w:pPr>
+              <w:spacing w:after="0" w:line="276" w:lineRule="auto"/>
+              <w:jc w:val="left"/>
+            </w:pPr>
+            <w:r>
+              <w:rPr>
+                <w:rFonts w:ascii="Times New Roman" w:hAnsi="Times New Roman"/>
+                <w:color w:val="000000"/>
+                <w:sz w:val="24"/>
+              </w:rPr>
+              <w:t>Chronic disease instability and frequent outpatient decompensation.</w:t>
+            </w:r>
+          </w:p>
+        </w:tc>
+      </w:tr>
+      <w:tr>
+        <w:trPr>
+          <w:cantSplit/>
+        </w:trPr>
+        <w:tc>
+          <w:tcPr>
+            <w:tcW w:type="dxa" w:w="864"/>
+            <w:shd w:fill="FFFFFF"/>
+            <w:tcMar>
+              <w:top w:w="100" w:type="dxa"/>
+              <w:bottom w:w="100" w:type="dxa"/>
+              <w:left w:w="130" w:type="dxa"/>
+              <w:right w:w="130" w:type="dxa"/>
+            </w:tcMar>
+            <w:tcBorders>
+              <w:top w:val="single" w:sz="6" w:space="0" w:color="000000"/>
+              <w:left w:val="single" w:sz="6" w:space="0" w:color="000000"/>
+              <w:bottom w:val="single" w:sz="6" w:space="0" w:color="000000"/>
+              <w:right w:val="single" w:sz="6" w:space="0" w:color="000000"/>
+            </w:tcBorders>
+          </w:tcPr>
+          <w:p>
+            <w:pPr>
+              <w:spacing w:after="0" w:line="276" w:lineRule="auto"/>
+              <w:jc w:val="left"/>
+            </w:pPr>
+            <w:r>
+              <w:rPr>
+                <w:rFonts w:ascii="Times New Roman" w:hAnsi="Times New Roman"/>
+                <w:color w:val="000000"/>
+                <w:sz w:val="24"/>
+              </w:rPr>
+              <w:t>3</w:t>
+            </w:r>
+          </w:p>
+        </w:tc>
+        <w:tc>
+          <w:tcPr>
+            <w:tcW w:type="dxa" w:w="2592"/>
+            <w:shd w:fill="FFFFFF"/>
+            <w:tcMar>
+              <w:top w:w="100" w:type="dxa"/>
+              <w:bottom w:w="100" w:type="dxa"/>
+              <w:left w:w="130" w:type="dxa"/>
+              <w:right w:w="130" w:type="dxa"/>
+            </w:tcMar>
+            <w:tcBorders>
+              <w:top w:val="single" w:sz="6" w:space="0" w:color="000000"/>
+              <w:left w:val="single" w:sz="6" w:space="0" w:color="000000"/>
+              <w:bottom w:val="single" w:sz="6" w:space="0" w:color="000000"/>
+              <w:right w:val="single" w:sz="6" w:space="0" w:color="000000"/>
+            </w:tcBorders>
+          </w:tcPr>
+          <w:p>
+            <w:pPr>
+              <w:spacing w:after="0" w:line="276" w:lineRule="auto"/>
+              <w:jc w:val="left"/>
+            </w:pPr>
+            <w:r>
+              <w:rPr>
+                <w:rFonts w:ascii="Times New Roman" w:hAnsi="Times New Roman"/>
+                <w:color w:val="000000"/>
+                <w:sz w:val="24"/>
+              </w:rPr>
+              <w:t>prescribed_medication_count</w:t>
+            </w:r>
+          </w:p>
+        </w:tc>
+        <w:tc>
+          <w:tcPr>
+            <w:tcW w:type="dxa" w:w="1728"/>
+            <w:shd w:fill="FFFFFF"/>
+            <w:tcMar>
+              <w:top w:w="100" w:type="dxa"/>
+              <w:bottom w:w="100" w:type="dxa"/>
+              <w:left w:w="130" w:type="dxa"/>
+              <w:right w:w="130" w:type="dxa"/>
+            </w:tcMar>
+            <w:tcBorders>
+              <w:top w:val="single" w:sz="6" w:space="0" w:color="000000"/>
+              <w:left w:val="single" w:sz="6" w:space="0" w:color="000000"/>
+              <w:bottom w:val="single" w:sz="6" w:space="0" w:color="000000"/>
+              <w:right w:val="single" w:sz="6" w:space="0" w:color="000000"/>
+            </w:tcBorders>
+          </w:tcPr>
+          <w:p>
+            <w:pPr>
+              <w:spacing w:after="0" w:line="276" w:lineRule="auto"/>
+              <w:jc w:val="left"/>
+            </w:pPr>
+            <w:r>
+              <w:rPr>
+                <w:rFonts w:ascii="Times New Roman" w:hAnsi="Times New Roman"/>
+                <w:color w:val="000000"/>
+                <w:sz w:val="24"/>
+              </w:rPr>
+              <w:t>+0.334</w:t>
+            </w:r>
+          </w:p>
+        </w:tc>
+        <w:tc>
+          <w:tcPr>
+            <w:tcW w:type="dxa" w:w="2304"/>
+            <w:shd w:fill="FFFFFF"/>
+            <w:tcMar>
+              <w:top w:w="100" w:type="dxa"/>
+              <w:bottom w:w="100" w:type="dxa"/>
+              <w:left w:w="130" w:type="dxa"/>
+              <w:right w:w="130" w:type="dxa"/>
+            </w:tcMar>
+            <w:tcBorders>
+              <w:top w:val="single" w:sz="6" w:space="0" w:color="000000"/>
+              <w:left w:val="single" w:sz="6" w:space="0" w:color="000000"/>
+              <w:bottom w:val="single" w:sz="6" w:space="0" w:color="000000"/>
+              <w:right w:val="single" w:sz="6" w:space="0" w:color="000000"/>
+            </w:tcBorders>
+          </w:tcPr>
+          <w:p>
+            <w:pPr>
+              <w:spacing w:after="0" w:line="276" w:lineRule="auto"/>
+              <w:jc w:val="left"/>
+            </w:pPr>
+            <w:r>
+              <w:rPr>
+                <w:rFonts w:ascii="Times New Roman" w:hAnsi="Times New Roman"/>
+                <w:color w:val="000000"/>
+                <w:sz w:val="24"/>
+              </w:rPr>
+              <w:t>Higher value -&gt; Higher risk</w:t>
+            </w:r>
+          </w:p>
+        </w:tc>
+        <w:tc>
+          <w:tcPr>
+            <w:tcW w:type="dxa" w:w="3024"/>
+            <w:shd w:fill="FFFFFF"/>
+            <w:tcMar>
+              <w:top w:w="100" w:type="dxa"/>
+              <w:bottom w:w="100" w:type="dxa"/>
+              <w:left w:w="130" w:type="dxa"/>
+              <w:right w:w="130" w:type="dxa"/>
+            </w:tcMar>
+            <w:tcBorders>
+              <w:top w:val="single" w:sz="6" w:space="0" w:color="000000"/>
+              <w:left w:val="single" w:sz="6" w:space="0" w:color="000000"/>
+              <w:bottom w:val="single" w:sz="6" w:space="0" w:color="000000"/>
+              <w:right w:val="single" w:sz="6" w:space="0" w:color="000000"/>
+            </w:tcBorders>
+          </w:tcPr>
+          <w:p>
+            <w:pPr>
+              <w:spacing w:after="0" w:line="276" w:lineRule="auto"/>
+              <w:jc w:val="left"/>
+            </w:pPr>
+            <w:r>
+              <w:rPr>
+                <w:rFonts w:ascii="Times New Roman" w:hAnsi="Times New Roman"/>
+                <w:color w:val="000000"/>
+                <w:sz w:val="24"/>
+              </w:rPr>
+              <w:t>Polypharmacy complications and post-discharge medication confusion.</w:t>
+            </w:r>
+          </w:p>
+        </w:tc>
+      </w:tr>
+      <w:tr>
+        <w:trPr>
+          <w:cantSplit/>
+        </w:trPr>
+        <w:tc>
+          <w:tcPr>
+            <w:tcW w:type="dxa" w:w="864"/>
+            <w:shd w:fill="FFFFFF"/>
+            <w:tcMar>
+              <w:top w:w="100" w:type="dxa"/>
+              <w:bottom w:w="100" w:type="dxa"/>
+              <w:left w:w="130" w:type="dxa"/>
+              <w:right w:w="130" w:type="dxa"/>
+            </w:tcMar>
+            <w:tcBorders>
+              <w:top w:val="single" w:sz="6" w:space="0" w:color="000000"/>
+              <w:left w:val="single" w:sz="6" w:space="0" w:color="000000"/>
+              <w:bottom w:val="single" w:sz="6" w:space="0" w:color="000000"/>
+              <w:right w:val="single" w:sz="6" w:space="0" w:color="000000"/>
+            </w:tcBorders>
+          </w:tcPr>
+          <w:p>
+            <w:pPr>
+              <w:spacing w:after="0" w:line="276" w:lineRule="auto"/>
+              <w:jc w:val="left"/>
+            </w:pPr>
+            <w:r>
+              <w:rPr>
+                <w:rFonts w:ascii="Times New Roman" w:hAnsi="Times New Roman"/>
+                <w:color w:val="000000"/>
+                <w:sz w:val="24"/>
+              </w:rPr>
+              <w:t>4</w:t>
+            </w:r>
+          </w:p>
+        </w:tc>
+        <w:tc>
+          <w:tcPr>
+            <w:tcW w:type="dxa" w:w="2592"/>
+            <w:shd w:fill="FFFFFF"/>
+            <w:tcMar>
+              <w:top w:w="100" w:type="dxa"/>
+              <w:bottom w:w="100" w:type="dxa"/>
+              <w:left w:w="130" w:type="dxa"/>
+              <w:right w:w="130" w:type="dxa"/>
+            </w:tcMar>
+            <w:tcBorders>
+              <w:top w:val="single" w:sz="6" w:space="0" w:color="000000"/>
+              <w:left w:val="single" w:sz="6" w:space="0" w:color="000000"/>
+              <w:bottom w:val="single" w:sz="6" w:space="0" w:color="000000"/>
+              <w:right w:val="single" w:sz="6" w:space="0" w:color="000000"/>
+            </w:tcBorders>
+          </w:tcPr>
+          <w:p>
+            <w:pPr>
+              <w:spacing w:after="0" w:line="276" w:lineRule="auto"/>
+              <w:jc w:val="left"/>
+            </w:pPr>
+            <w:r>
+              <w:rPr>
+                <w:rFonts w:ascii="Times New Roman" w:hAnsi="Times New Roman"/>
+                <w:color w:val="000000"/>
+                <w:sz w:val="24"/>
+              </w:rPr>
+              <w:t>serum_creatinine_mg_dl</w:t>
+            </w:r>
+          </w:p>
+        </w:tc>
+        <w:tc>
+          <w:tcPr>
+            <w:tcW w:type="dxa" w:w="1728"/>
+            <w:shd w:fill="FFFFFF"/>
+            <w:tcMar>
+              <w:top w:w="100" w:type="dxa"/>
+              <w:bottom w:w="100" w:type="dxa"/>
+              <w:left w:w="130" w:type="dxa"/>
+              <w:right w:w="130" w:type="dxa"/>
+            </w:tcMar>
+            <w:tcBorders>
+              <w:top w:val="single" w:sz="6" w:space="0" w:color="000000"/>
+              <w:left w:val="single" w:sz="6" w:space="0" w:color="000000"/>
+              <w:bottom w:val="single" w:sz="6" w:space="0" w:color="000000"/>
+              <w:right w:val="single" w:sz="6" w:space="0" w:color="000000"/>
+            </w:tcBorders>
+          </w:tcPr>
+          <w:p>
+            <w:pPr>
+              <w:spacing w:after="0" w:line="276" w:lineRule="auto"/>
+              <w:jc w:val="left"/>
+            </w:pPr>
+            <w:r>
+              <w:rPr>
+                <w:rFonts w:ascii="Times New Roman" w:hAnsi="Times New Roman"/>
+                <w:color w:val="000000"/>
+                <w:sz w:val="24"/>
+              </w:rPr>
+              <w:t>+0.287</w:t>
+            </w:r>
+          </w:p>
+        </w:tc>
+        <w:tc>
+          <w:tcPr>
+            <w:tcW w:type="dxa" w:w="2304"/>
+            <w:shd w:fill="FFFFFF"/>
+            <w:tcMar>
+              <w:top w:w="100" w:type="dxa"/>
+              <w:bottom w:w="100" w:type="dxa"/>
+              <w:left w:w="130" w:type="dxa"/>
+              <w:right w:w="130" w:type="dxa"/>
+            </w:tcMar>
+            <w:tcBorders>
+              <w:top w:val="single" w:sz="6" w:space="0" w:color="000000"/>
+              <w:left w:val="single" w:sz="6" w:space="0" w:color="000000"/>
+              <w:bottom w:val="single" w:sz="6" w:space="0" w:color="000000"/>
+              <w:right w:val="single" w:sz="6" w:space="0" w:color="000000"/>
+            </w:tcBorders>
+          </w:tcPr>
+          <w:p>
+            <w:pPr>
+              <w:spacing w:after="0" w:line="276" w:lineRule="auto"/>
+              <w:jc w:val="left"/>
+            </w:pPr>
+            <w:r>
+              <w:rPr>
+                <w:rFonts w:ascii="Times New Roman" w:hAnsi="Times New Roman"/>
+                <w:color w:val="000000"/>
+                <w:sz w:val="24"/>
+              </w:rPr>
+              <w:t>Higher value -&gt; Higher risk</w:t>
+            </w:r>
+          </w:p>
+        </w:tc>
+        <w:tc>
+          <w:tcPr>
+            <w:tcW w:type="dxa" w:w="3024"/>
+            <w:shd w:fill="FFFFFF"/>
+            <w:tcMar>
+              <w:top w:w="100" w:type="dxa"/>
+              <w:bottom w:w="100" w:type="dxa"/>
+              <w:left w:w="130" w:type="dxa"/>
+              <w:right w:w="130" w:type="dxa"/>
+            </w:tcMar>
+            <w:tcBorders>
+              <w:top w:val="single" w:sz="6" w:space="0" w:color="000000"/>
+              <w:left w:val="single" w:sz="6" w:space="0" w:color="000000"/>
+              <w:bottom w:val="single" w:sz="6" w:space="0" w:color="000000"/>
+              <w:right w:val="single" w:sz="6" w:space="0" w:color="000000"/>
+            </w:tcBorders>
+          </w:tcPr>
+          <w:p>
+            <w:pPr>
+              <w:spacing w:after="0" w:line="276" w:lineRule="auto"/>
+              <w:jc w:val="left"/>
+            </w:pPr>
+            <w:r>
+              <w:rPr>
+                <w:rFonts w:ascii="Times New Roman" w:hAnsi="Times New Roman"/>
+                <w:color w:val="000000"/>
+                <w:sz w:val="24"/>
+              </w:rPr>
+              <w:t>Renal insufficiency and cardiorenal syndrome pathology.</w:t>
+            </w:r>
+          </w:p>
+        </w:tc>
+      </w:tr>
+      <w:tr>
+        <w:trPr>
+          <w:cantSplit/>
+        </w:trPr>
+        <w:tc>
+          <w:tcPr>
+            <w:tcW w:type="dxa" w:w="864"/>
+            <w:shd w:fill="FFFFFF"/>
+            <w:tcMar>
+              <w:top w:w="100" w:type="dxa"/>
+              <w:bottom w:w="100" w:type="dxa"/>
+              <w:left w:w="130" w:type="dxa"/>
+              <w:right w:w="130" w:type="dxa"/>
+            </w:tcMar>
+            <w:tcBorders>
+              <w:top w:val="single" w:sz="6" w:space="0" w:color="000000"/>
+              <w:left w:val="single" w:sz="6" w:space="0" w:color="000000"/>
+              <w:bottom w:val="single" w:sz="6" w:space="0" w:color="000000"/>
+              <w:right w:val="single" w:sz="6" w:space="0" w:color="000000"/>
+            </w:tcBorders>
+          </w:tcPr>
+          <w:p>
+            <w:pPr>
+              <w:spacing w:after="0" w:line="276" w:lineRule="auto"/>
+              <w:jc w:val="left"/>
+            </w:pPr>
+            <w:r>
+              <w:rPr>
+                <w:rFonts w:ascii="Times New Roman" w:hAnsi="Times New Roman"/>
+                <w:color w:val="000000"/>
+                <w:sz w:val="24"/>
+              </w:rPr>
+              <w:t>5</w:t>
+            </w:r>
+          </w:p>
+        </w:tc>
+        <w:tc>
+          <w:tcPr>
+            <w:tcW w:type="dxa" w:w="2592"/>
+            <w:shd w:fill="FFFFFF"/>
+            <w:tcMar>
+              <w:top w:w="100" w:type="dxa"/>
+              <w:bottom w:w="100" w:type="dxa"/>
+              <w:left w:w="130" w:type="dxa"/>
+              <w:right w:w="130" w:type="dxa"/>
+            </w:tcMar>
+            <w:tcBorders>
+              <w:top w:val="single" w:sz="6" w:space="0" w:color="000000"/>
+              <w:left w:val="single" w:sz="6" w:space="0" w:color="000000"/>
+              <w:bottom w:val="single" w:sz="6" w:space="0" w:color="000000"/>
+              <w:right w:val="single" w:sz="6" w:space="0" w:color="000000"/>
+            </w:tcBorders>
+          </w:tcPr>
+          <w:p>
+            <w:pPr>
+              <w:spacing w:after="0" w:line="276" w:lineRule="auto"/>
+              <w:jc w:val="left"/>
+            </w:pPr>
+            <w:r>
+              <w:rPr>
+                <w:rFonts w:ascii="Times New Roman" w:hAnsi="Times New Roman"/>
+                <w:color w:val="000000"/>
+                <w:sz w:val="24"/>
+              </w:rPr>
+              <w:t>length_of_stay_days</w:t>
+            </w:r>
+          </w:p>
+        </w:tc>
+        <w:tc>
+          <w:tcPr>
+            <w:tcW w:type="dxa" w:w="1728"/>
+            <w:shd w:fill="FFFFFF"/>
+            <w:tcMar>
+              <w:top w:w="100" w:type="dxa"/>
+              <w:bottom w:w="100" w:type="dxa"/>
+              <w:left w:w="130" w:type="dxa"/>
+              <w:right w:w="130" w:type="dxa"/>
+            </w:tcMar>
+            <w:tcBorders>
+              <w:top w:val="single" w:sz="6" w:space="0" w:color="000000"/>
+              <w:left w:val="single" w:sz="6" w:space="0" w:color="000000"/>
+              <w:bottom w:val="single" w:sz="6" w:space="0" w:color="000000"/>
+              <w:right w:val="single" w:sz="6" w:space="0" w:color="000000"/>
+            </w:tcBorders>
+          </w:tcPr>
+          <w:p>
+            <w:pPr>
+              <w:spacing w:after="0" w:line="276" w:lineRule="auto"/>
+              <w:jc w:val="left"/>
+            </w:pPr>
+            <w:r>
+              <w:rPr>
+                <w:rFonts w:ascii="Times New Roman" w:hAnsi="Times New Roman"/>
+                <w:color w:val="000000"/>
+                <w:sz w:val="24"/>
+              </w:rPr>
+              <w:t>+0.245</w:t>
+            </w:r>
+          </w:p>
+        </w:tc>
+        <w:tc>
+          <w:tcPr>
+            <w:tcW w:type="dxa" w:w="2304"/>
+            <w:shd w:fill="FFFFFF"/>
+            <w:tcMar>
+              <w:top w:w="100" w:type="dxa"/>
+              <w:bottom w:w="100" w:type="dxa"/>
+              <w:left w:w="130" w:type="dxa"/>
+              <w:right w:w="130" w:type="dxa"/>
+            </w:tcMar>
+            <w:tcBorders>
+              <w:top w:val="single" w:sz="6" w:space="0" w:color="000000"/>
+              <w:left w:val="single" w:sz="6" w:space="0" w:color="000000"/>
+              <w:bottom w:val="single" w:sz="6" w:space="0" w:color="000000"/>
+              <w:right w:val="single" w:sz="6" w:space="0" w:color="000000"/>
+            </w:tcBorders>
+          </w:tcPr>
+          <w:p>
+            <w:pPr>
+              <w:spacing w:after="0" w:line="276" w:lineRule="auto"/>
+              <w:jc w:val="left"/>
+            </w:pPr>
+            <w:r>
+              <w:rPr>
+                <w:rFonts w:ascii="Times New Roman" w:hAnsi="Times New Roman"/>
+                <w:color w:val="000000"/>
+                <w:sz w:val="24"/>
+              </w:rPr>
+              <w:t>Higher value -&gt; Higher risk</w:t>
+            </w:r>
+          </w:p>
+        </w:tc>
+        <w:tc>
+          <w:tcPr>
+            <w:tcW w:type="dxa" w:w="3024"/>
+            <w:shd w:fill="FFFFFF"/>
+            <w:tcMar>
+              <w:top w:w="100" w:type="dxa"/>
+              <w:bottom w:w="100" w:type="dxa"/>
+              <w:left w:w="130" w:type="dxa"/>
+              <w:right w:w="130" w:type="dxa"/>
+            </w:tcMar>
+            <w:tcBorders>
+              <w:top w:val="single" w:sz="6" w:space="0" w:color="000000"/>
+              <w:left w:val="single" w:sz="6" w:space="0" w:color="000000"/>
+              <w:bottom w:val="single" w:sz="6" w:space="0" w:color="000000"/>
+              <w:right w:val="single" w:sz="6" w:space="0" w:color="000000"/>
+            </w:tcBorders>
+          </w:tcPr>
+          <w:p>
+            <w:pPr>
+              <w:spacing w:after="0" w:line="276" w:lineRule="auto"/>
+              <w:jc w:val="left"/>
+            </w:pPr>
+            <w:r>
+              <w:rPr>
+                <w:rFonts w:ascii="Times New Roman" w:hAnsi="Times New Roman"/>
+                <w:color w:val="000000"/>
+                <w:sz w:val="24"/>
+              </w:rPr>
+              <w:t>Severe initial presentation requiring extended inpatient recovery.</w:t>
+            </w:r>
+          </w:p>
+        </w:tc>
+      </w:tr>
+      <w:tr>
+        <w:trPr>
+          <w:cantSplit/>
+        </w:trPr>
+        <w:tc>
+          <w:tcPr>
+            <w:tcW w:type="dxa" w:w="864"/>
+            <w:shd w:fill="FFFFFF"/>
+            <w:tcMar>
+              <w:top w:w="100" w:type="dxa"/>
+              <w:bottom w:w="100" w:type="dxa"/>
+              <w:left w:w="130" w:type="dxa"/>
+              <w:right w:w="130" w:type="dxa"/>
+            </w:tcMar>
+            <w:tcBorders>
+              <w:top w:val="single" w:sz="6" w:space="0" w:color="000000"/>
+              <w:left w:val="single" w:sz="6" w:space="0" w:color="000000"/>
+              <w:bottom w:val="single" w:sz="6" w:space="0" w:color="000000"/>
+              <w:right w:val="single" w:sz="6" w:space="0" w:color="000000"/>
+            </w:tcBorders>
+          </w:tcPr>
+          <w:p>
+            <w:pPr>
+              <w:spacing w:after="0" w:line="276" w:lineRule="auto"/>
+              <w:jc w:val="left"/>
+            </w:pPr>
+            <w:r>
+              <w:rPr>
+                <w:rFonts w:ascii="Times New Roman" w:hAnsi="Times New Roman"/>
+                <w:color w:val="000000"/>
+                <w:sz w:val="24"/>
+              </w:rPr>
+              <w:t>6</w:t>
+            </w:r>
+          </w:p>
+        </w:tc>
+        <w:tc>
+          <w:tcPr>
+            <w:tcW w:type="dxa" w:w="2592"/>
+            <w:shd w:fill="FFFFFF"/>
+            <w:tcMar>
+              <w:top w:w="100" w:type="dxa"/>
+              <w:bottom w:w="100" w:type="dxa"/>
+              <w:left w:w="130" w:type="dxa"/>
+              <w:right w:w="130" w:type="dxa"/>
+            </w:tcMar>
+            <w:tcBorders>
+              <w:top w:val="single" w:sz="6" w:space="0" w:color="000000"/>
+              <w:left w:val="single" w:sz="6" w:space="0" w:color="000000"/>
+              <w:bottom w:val="single" w:sz="6" w:space="0" w:color="000000"/>
+              <w:right w:val="single" w:sz="6" w:space="0" w:color="000000"/>
+            </w:tcBorders>
+          </w:tcPr>
+          <w:p>
+            <w:pPr>
+              <w:spacing w:after="0" w:line="276" w:lineRule="auto"/>
+              <w:jc w:val="left"/>
+            </w:pPr>
+            <w:r>
+              <w:rPr>
+                <w:rFonts w:ascii="Times New Roman" w:hAnsi="Times New Roman"/>
+                <w:color w:val="000000"/>
+                <w:sz w:val="24"/>
+              </w:rPr>
+              <w:t>age</w:t>
+            </w:r>
+          </w:p>
+        </w:tc>
+        <w:tc>
+          <w:tcPr>
+            <w:tcW w:type="dxa" w:w="1728"/>
+            <w:shd w:fill="FFFFFF"/>
+            <w:tcMar>
+              <w:top w:w="100" w:type="dxa"/>
+              <w:bottom w:w="100" w:type="dxa"/>
+              <w:left w:w="130" w:type="dxa"/>
+              <w:right w:w="130" w:type="dxa"/>
+            </w:tcMar>
+            <w:tcBorders>
+              <w:top w:val="single" w:sz="6" w:space="0" w:color="000000"/>
+              <w:left w:val="single" w:sz="6" w:space="0" w:color="000000"/>
+              <w:bottom w:val="single" w:sz="6" w:space="0" w:color="000000"/>
+              <w:right w:val="single" w:sz="6" w:space="0" w:color="000000"/>
+            </w:tcBorders>
+          </w:tcPr>
+          <w:p>
+            <w:pPr>
+              <w:spacing w:after="0" w:line="276" w:lineRule="auto"/>
+              <w:jc w:val="left"/>
+            </w:pPr>
+            <w:r>
+              <w:rPr>
+                <w:rFonts w:ascii="Times New Roman" w:hAnsi="Times New Roman"/>
+                <w:color w:val="000000"/>
+                <w:sz w:val="24"/>
+              </w:rPr>
+              <w:t>+0.198</w:t>
+            </w:r>
+          </w:p>
+        </w:tc>
+        <w:tc>
+          <w:tcPr>
+            <w:tcW w:type="dxa" w:w="2304"/>
+            <w:shd w:fill="FFFFFF"/>
+            <w:tcMar>
+              <w:top w:w="100" w:type="dxa"/>
+              <w:bottom w:w="100" w:type="dxa"/>
+              <w:left w:w="130" w:type="dxa"/>
+              <w:right w:w="130" w:type="dxa"/>
+            </w:tcMar>
+            <w:tcBorders>
+              <w:top w:val="single" w:sz="6" w:space="0" w:color="000000"/>
+              <w:left w:val="single" w:sz="6" w:space="0" w:color="000000"/>
+              <w:bottom w:val="single" w:sz="6" w:space="0" w:color="000000"/>
+              <w:right w:val="single" w:sz="6" w:space="0" w:color="000000"/>
+            </w:tcBorders>
+          </w:tcPr>
+          <w:p>
+            <w:pPr>
+              <w:spacing w:after="0" w:line="276" w:lineRule="auto"/>
+              <w:jc w:val="left"/>
+            </w:pPr>
+            <w:r>
+              <w:rPr>
+                <w:rFonts w:ascii="Times New Roman" w:hAnsi="Times New Roman"/>
+                <w:color w:val="000000"/>
+                <w:sz w:val="24"/>
+              </w:rPr>
+              <w:t>Higher value -&gt; Higher risk</w:t>
+            </w:r>
+          </w:p>
+        </w:tc>
+        <w:tc>
+          <w:tcPr>
+            <w:tcW w:type="dxa" w:w="3024"/>
+            <w:shd w:fill="FFFFFF"/>
+            <w:tcMar>
+              <w:top w:w="100" w:type="dxa"/>
+              <w:bottom w:w="100" w:type="dxa"/>
+              <w:left w:w="130" w:type="dxa"/>
+              <w:right w:w="130" w:type="dxa"/>
+            </w:tcMar>
+            <w:tcBorders>
+              <w:top w:val="single" w:sz="6" w:space="0" w:color="000000"/>
+              <w:left w:val="single" w:sz="6" w:space="0" w:color="000000"/>
+              <w:bottom w:val="single" w:sz="6" w:space="0" w:color="000000"/>
+              <w:right w:val="single" w:sz="6" w:space="0" w:color="000000"/>
+            </w:tcBorders>
+          </w:tcPr>
+          <w:p>
+            <w:pPr>
+              <w:spacing w:after="0" w:line="276" w:lineRule="auto"/>
+              <w:jc w:val="left"/>
+            </w:pPr>
+            <w:r>
+              <w:rPr>
+                <w:rFonts w:ascii="Times New Roman" w:hAnsi="Times New Roman"/>
+                <w:color w:val="000000"/>
+                <w:sz w:val="24"/>
+              </w:rPr>
+              <w:t>Biological vulnerability and reduced functional physical reserve.</w:t>
+            </w:r>
+          </w:p>
+        </w:tc>
+      </w:tr>
+    </w:tbl>
+    <w:p>
+      <w:pPr>
+        <w:keepNext/>
+        <w:widowControl/>
+        <w:spacing w:before="320" w:after="100"/>
+      </w:pPr>
+      <w:r>
+        <w:rPr>
+          <w:rFonts w:ascii="Times New Roman" w:hAnsi="Times New Roman"/>
+          <w:b/>
+          <w:color w:val="000000"/>
+          <w:sz w:val="36"/>
+        </w:rPr>
+        <w:t>7. Clinical Decision Threshold Optimization &amp; Policy Sign-Off</w:t>
+      </w:r>
+    </w:p>
+    <w:p>
+      <w:pPr>
+        <w:keepNext/>
+        <w:widowControl/>
+        <w:spacing w:before="0" w:after="100" w:line="276" w:lineRule="auto"/>
+      </w:pPr>
+      <w:r>
+        <w:rPr>
+          <w:rFonts w:ascii="Times New Roman" w:hAnsi="Times New Roman"/>
+          <w:color w:val="000000"/>
+          <w:sz w:val="24"/>
+        </w:rPr>
+        <w:t>In clinical practice, the standard 0.50 probability threshold is suboptimal because the cost of a missed readmission (CMS penalty + emergency bed cost ~$14,500) far exceeds the cost of a nurse transitional outreach call (~$120). A clinical cost-utility matrix was evaluated across operating cutoffs:</w:t>
+      </w:r>
+    </w:p>
+    <w:tbl>
+      <w:tblPr>
+        <w:tblW w:type="auto" w:w="0"/>
+        <w:jc w:val="center"/>
+        <w:tblLook w:firstColumn="1" w:firstRow="1" w:lastColumn="0" w:lastRow="0" w:noHBand="0" w:noVBand="1" w:val="04A0"/>
+      </w:tblPr>
+      <w:tblGrid>
+        <w:gridCol w:w="1958"/>
+        <w:gridCol w:w="1958"/>
+        <w:gridCol w:w="1958"/>
+        <w:gridCol w:w="1958"/>
+        <w:gridCol w:w="1958"/>
+      </w:tblGrid>
+      <w:tr>
+        <w:trPr>
+          <w:tblHeader/>
+          <w:cantSplit/>
+        </w:trPr>
+        <w:tc>
+          <w:tcPr>
+            <w:tcW w:type="dxa" w:w="2016"/>
+            <w:shd w:fill="FFFFFF"/>
+            <w:tcMar>
+              <w:top w:w="120" w:type="dxa"/>
+              <w:bottom w:w="120" w:type="dxa"/>
+              <w:left w:w="130" w:type="dxa"/>
+              <w:right w:w="130" w:type="dxa"/>
+            </w:tcMar>
+            <w:tcBorders>
+              <w:top w:val="single" w:sz="12" w:space="0" w:color="000000"/>
+              <w:left w:val="single" w:sz="6" w:space="0" w:color="000000"/>
+              <w:bottom w:val="single" w:sz="16" w:space="0" w:color="000000"/>
+              <w:right w:val="single" w:sz="6" w:space="0" w:color="000000"/>
+            </w:tcBorders>
+          </w:tcPr>
+          <w:p>
+            <w:pPr>
+              <w:spacing w:after="0"/>
+              <w:jc w:val="left"/>
+            </w:pPr>
+            <w:r>
+              <w:rPr>
+                <w:rFonts w:ascii="Times New Roman" w:hAnsi="Times New Roman"/>
+                <w:b/>
+                <w:color w:val="000000"/>
+                <w:sz w:val="25"/>
+              </w:rPr>
+              <w:t>Decision Cutoff</w:t>
+            </w:r>
+          </w:p>
+        </w:tc>
+        <w:tc>
+          <w:tcPr>
+            <w:tcW w:type="dxa" w:w="2016"/>
+            <w:shd w:fill="FFFFFF"/>
+            <w:tcMar>
+              <w:top w:w="120" w:type="dxa"/>
+              <w:bottom w:w="120" w:type="dxa"/>
+              <w:left w:w="130" w:type="dxa"/>
+              <w:right w:w="130" w:type="dxa"/>
+            </w:tcMar>
+            <w:tcBorders>
+              <w:top w:val="single" w:sz="12" w:space="0" w:color="000000"/>
+              <w:left w:val="single" w:sz="6" w:space="0" w:color="000000"/>
+              <w:bottom w:val="single" w:sz="16" w:space="0" w:color="000000"/>
+              <w:right w:val="single" w:sz="6" w:space="0" w:color="000000"/>
+            </w:tcBorders>
+          </w:tcPr>
+          <w:p>
+            <w:pPr>
+              <w:spacing w:after="0"/>
+              <w:jc w:val="left"/>
+            </w:pPr>
+            <w:r>
+              <w:rPr>
+                <w:rFonts w:ascii="Times New Roman" w:hAnsi="Times New Roman"/>
+                <w:b/>
+                <w:color w:val="000000"/>
+                <w:sz w:val="25"/>
+              </w:rPr>
+              <w:t>Encounter Flagged %</w:t>
+            </w:r>
+          </w:p>
+        </w:tc>
+        <w:tc>
+          <w:tcPr>
+            <w:tcW w:type="dxa" w:w="1872"/>
+            <w:shd w:fill="FFFFFF"/>
+            <w:tcMar>
+              <w:top w:w="120" w:type="dxa"/>
+              <w:bottom w:w="120" w:type="dxa"/>
+              <w:left w:w="130" w:type="dxa"/>
+              <w:right w:w="130" w:type="dxa"/>
+            </w:tcMar>
+            <w:tcBorders>
+              <w:top w:val="single" w:sz="12" w:space="0" w:color="000000"/>
+              <w:left w:val="single" w:sz="6" w:space="0" w:color="000000"/>
+              <w:bottom w:val="single" w:sz="16" w:space="0" w:color="000000"/>
+              <w:right w:val="single" w:sz="6" w:space="0" w:color="000000"/>
+            </w:tcBorders>
+          </w:tcPr>
+          <w:p>
+            <w:pPr>
+              <w:spacing w:after="0"/>
+              <w:jc w:val="left"/>
+            </w:pPr>
+            <w:r>
+              <w:rPr>
+                <w:rFonts w:ascii="Times New Roman" w:hAnsi="Times New Roman"/>
+                <w:b/>
+                <w:color w:val="000000"/>
+                <w:sz w:val="25"/>
+              </w:rPr>
+              <w:t>Sensitivity (Recall)</w:t>
+            </w:r>
+          </w:p>
+        </w:tc>
+        <w:tc>
+          <w:tcPr>
+            <w:tcW w:type="dxa" w:w="1872"/>
+            <w:shd w:fill="FFFFFF"/>
+            <w:tcMar>
+              <w:top w:w="120" w:type="dxa"/>
+              <w:bottom w:w="120" w:type="dxa"/>
+              <w:left w:w="130" w:type="dxa"/>
+              <w:right w:w="130" w:type="dxa"/>
+            </w:tcMar>
+            <w:tcBorders>
+              <w:top w:val="single" w:sz="12" w:space="0" w:color="000000"/>
+              <w:left w:val="single" w:sz="6" w:space="0" w:color="000000"/>
+              <w:bottom w:val="single" w:sz="16" w:space="0" w:color="000000"/>
+              <w:right w:val="single" w:sz="6" w:space="0" w:color="000000"/>
+            </w:tcBorders>
+          </w:tcPr>
+          <w:p>
+            <w:pPr>
+              <w:spacing w:after="0"/>
+              <w:jc w:val="left"/>
+            </w:pPr>
+            <w:r>
+              <w:rPr>
+                <w:rFonts w:ascii="Times New Roman" w:hAnsi="Times New Roman"/>
+                <w:b/>
+                <w:color w:val="000000"/>
+                <w:sz w:val="25"/>
+              </w:rPr>
+              <w:t>Precision (PPV)</w:t>
+            </w:r>
+          </w:p>
+        </w:tc>
+        <w:tc>
+          <w:tcPr>
+            <w:tcW w:type="dxa" w:w="2592"/>
+            <w:shd w:fill="FFFFFF"/>
+            <w:tcMar>
+              <w:top w:w="120" w:type="dxa"/>
+              <w:bottom w:w="120" w:type="dxa"/>
+              <w:left w:w="130" w:type="dxa"/>
+              <w:right w:w="130" w:type="dxa"/>
+            </w:tcMar>
+            <w:tcBorders>
+              <w:top w:val="single" w:sz="12" w:space="0" w:color="000000"/>
+              <w:left w:val="single" w:sz="6" w:space="0" w:color="000000"/>
+              <w:bottom w:val="single" w:sz="16" w:space="0" w:color="000000"/>
+              <w:right w:val="single" w:sz="6" w:space="0" w:color="000000"/>
+            </w:tcBorders>
+          </w:tcPr>
+          <w:p>
+            <w:pPr>
+              <w:spacing w:after="0"/>
+              <w:jc w:val="left"/>
+            </w:pPr>
+            <w:r>
+              <w:rPr>
+                <w:rFonts w:ascii="Times New Roman" w:hAnsi="Times New Roman"/>
+                <w:b/>
+                <w:color w:val="000000"/>
+                <w:sz w:val="25"/>
+              </w:rPr>
+              <w:t>Net Cost Avoidance per 1,000 Pts</w:t>
+            </w:r>
+          </w:p>
+        </w:tc>
+      </w:tr>
+      <w:tr>
+        <w:trPr>
+          <w:cantSplit/>
+        </w:trPr>
+        <w:tc>
+          <w:tcPr>
+            <w:tcW w:type="dxa" w:w="2016"/>
+            <w:shd w:fill="FFFFFF"/>
+            <w:tcMar>
+              <w:top w:w="100" w:type="dxa"/>
+              <w:bottom w:w="100" w:type="dxa"/>
+              <w:left w:w="130" w:type="dxa"/>
+              <w:right w:w="130" w:type="dxa"/>
+            </w:tcMar>
+            <w:tcBorders>
+              <w:top w:val="single" w:sz="6" w:space="0" w:color="000000"/>
+              <w:left w:val="single" w:sz="6" w:space="0" w:color="000000"/>
+              <w:bottom w:val="single" w:sz="6" w:space="0" w:color="000000"/>
+              <w:right w:val="single" w:sz="6" w:space="0" w:color="000000"/>
+            </w:tcBorders>
+          </w:tcPr>
+          <w:p>
+            <w:pPr>
+              <w:spacing w:after="0" w:line="276" w:lineRule="auto"/>
+              <w:jc w:val="left"/>
+            </w:pPr>
+            <w:r>
+              <w:rPr>
+                <w:rFonts w:ascii="Times New Roman" w:hAnsi="Times New Roman"/>
+                <w:color w:val="000000"/>
+                <w:sz w:val="24"/>
+              </w:rPr>
+              <w:t>0.50 (Default)</w:t>
+            </w:r>
+          </w:p>
+        </w:tc>
+        <w:tc>
+          <w:tcPr>
+            <w:tcW w:type="dxa" w:w="2016"/>
+            <w:shd w:fill="FFFFFF"/>
+            <w:tcMar>
+              <w:top w:w="100" w:type="dxa"/>
+              <w:bottom w:w="100" w:type="dxa"/>
+              <w:left w:w="130" w:type="dxa"/>
+              <w:right w:w="130" w:type="dxa"/>
+            </w:tcMar>
+            <w:tcBorders>
+              <w:top w:val="single" w:sz="6" w:space="0" w:color="000000"/>
+              <w:left w:val="single" w:sz="6" w:space="0" w:color="000000"/>
+              <w:bottom w:val="single" w:sz="6" w:space="0" w:color="000000"/>
+              <w:right w:val="single" w:sz="6" w:space="0" w:color="000000"/>
+            </w:tcBorders>
+          </w:tcPr>
+          <w:p>
+            <w:pPr>
+              <w:spacing w:after="0" w:line="276" w:lineRule="auto"/>
+              <w:jc w:val="left"/>
+            </w:pPr>
+            <w:r>
+              <w:rPr>
+                <w:rFonts w:ascii="Times New Roman" w:hAnsi="Times New Roman"/>
+                <w:color w:val="000000"/>
+                <w:sz w:val="24"/>
+              </w:rPr>
+              <w:t>11.2% of patients</w:t>
+            </w:r>
+          </w:p>
+        </w:tc>
+        <w:tc>
+          <w:tcPr>
+            <w:tcW w:type="dxa" w:w="1872"/>
+            <w:shd w:fill="FFFFFF"/>
+            <w:tcMar>
+              <w:top w:w="100" w:type="dxa"/>
+              <w:bottom w:w="100" w:type="dxa"/>
+              <w:left w:w="130" w:type="dxa"/>
+              <w:right w:w="130" w:type="dxa"/>
+            </w:tcMar>
+            <w:tcBorders>
+              <w:top w:val="single" w:sz="6" w:space="0" w:color="000000"/>
+              <w:left w:val="single" w:sz="6" w:space="0" w:color="000000"/>
+              <w:bottom w:val="single" w:sz="6" w:space="0" w:color="000000"/>
+              <w:right w:val="single" w:sz="6" w:space="0" w:color="000000"/>
+            </w:tcBorders>
+          </w:tcPr>
+          <w:p>
+            <w:pPr>
+              <w:spacing w:after="0" w:line="276" w:lineRule="auto"/>
+              <w:jc w:val="left"/>
+            </w:pPr>
+            <w:r>
+              <w:rPr>
+                <w:rFonts w:ascii="Times New Roman" w:hAnsi="Times New Roman"/>
+                <w:color w:val="000000"/>
+                <w:sz w:val="24"/>
+              </w:rPr>
+              <w:t>54.2%</w:t>
+            </w:r>
+          </w:p>
+        </w:tc>
+        <w:tc>
+          <w:tcPr>
+            <w:tcW w:type="dxa" w:w="1872"/>
+            <w:shd w:fill="FFFFFF"/>
+            <w:tcMar>
+              <w:top w:w="100" w:type="dxa"/>
+              <w:bottom w:w="100" w:type="dxa"/>
+              <w:left w:w="130" w:type="dxa"/>
+              <w:right w:w="130" w:type="dxa"/>
+            </w:tcMar>
+            <w:tcBorders>
+              <w:top w:val="single" w:sz="6" w:space="0" w:color="000000"/>
+              <w:left w:val="single" w:sz="6" w:space="0" w:color="000000"/>
+              <w:bottom w:val="single" w:sz="6" w:space="0" w:color="000000"/>
+              <w:right w:val="single" w:sz="6" w:space="0" w:color="000000"/>
+            </w:tcBorders>
+          </w:tcPr>
+          <w:p>
+            <w:pPr>
+              <w:spacing w:after="0" w:line="276" w:lineRule="auto"/>
+              <w:jc w:val="left"/>
+            </w:pPr>
+            <w:r>
+              <w:rPr>
+                <w:rFonts w:ascii="Times New Roman" w:hAnsi="Times New Roman"/>
+                <w:color w:val="000000"/>
+                <w:sz w:val="24"/>
+              </w:rPr>
+              <w:t>58.4%</w:t>
+            </w:r>
+          </w:p>
+        </w:tc>
+        <w:tc>
+          <w:tcPr>
+            <w:tcW w:type="dxa" w:w="2592"/>
+            <w:shd w:fill="FFFFFF"/>
+            <w:tcMar>
+              <w:top w:w="100" w:type="dxa"/>
+              <w:bottom w:w="100" w:type="dxa"/>
+              <w:left w:w="130" w:type="dxa"/>
+              <w:right w:w="130" w:type="dxa"/>
+            </w:tcMar>
+            <w:tcBorders>
+              <w:top w:val="single" w:sz="6" w:space="0" w:color="000000"/>
+              <w:left w:val="single" w:sz="6" w:space="0" w:color="000000"/>
+              <w:bottom w:val="single" w:sz="6" w:space="0" w:color="000000"/>
+              <w:right w:val="single" w:sz="6" w:space="0" w:color="000000"/>
+            </w:tcBorders>
+          </w:tcPr>
+          <w:p>
+            <w:pPr>
+              <w:spacing w:after="0" w:line="276" w:lineRule="auto"/>
+              <w:jc w:val="left"/>
+            </w:pPr>
+            <w:r>
+              <w:rPr>
+                <w:rFonts w:ascii="Times New Roman" w:hAnsi="Times New Roman"/>
+                <w:color w:val="000000"/>
+                <w:sz w:val="24"/>
+              </w:rPr>
+              <w:t>$312,000 (Conservative baseline)</w:t>
+            </w:r>
+          </w:p>
+        </w:tc>
+      </w:tr>
+      <w:tr>
+        <w:trPr>
+          <w:cantSplit/>
+        </w:trPr>
+        <w:tc>
+          <w:tcPr>
+            <w:tcW w:type="dxa" w:w="2016"/>
+            <w:shd w:fill="FFFFFF"/>
+            <w:tcMar>
+              <w:top w:w="100" w:type="dxa"/>
+              <w:bottom w:w="100" w:type="dxa"/>
+              <w:left w:w="130" w:type="dxa"/>
+              <w:right w:w="130" w:type="dxa"/>
+            </w:tcMar>
+            <w:tcBorders>
+              <w:top w:val="single" w:sz="6" w:space="0" w:color="000000"/>
+              <w:left w:val="single" w:sz="6" w:space="0" w:color="000000"/>
+              <w:bottom w:val="single" w:sz="6" w:space="0" w:color="000000"/>
+              <w:right w:val="single" w:sz="6" w:space="0" w:color="000000"/>
+            </w:tcBorders>
+          </w:tcPr>
+          <w:p>
+            <w:pPr>
+              <w:spacing w:after="0" w:line="276" w:lineRule="auto"/>
+              <w:jc w:val="left"/>
+            </w:pPr>
+            <w:r>
+              <w:rPr>
+                <w:rFonts w:ascii="Times New Roman" w:hAnsi="Times New Roman"/>
+                <w:color w:val="000000"/>
+                <w:sz w:val="24"/>
+              </w:rPr>
+              <w:t>0.38 (Cost-Optimized)</w:t>
+            </w:r>
+          </w:p>
+        </w:tc>
+        <w:tc>
+          <w:tcPr>
+            <w:tcW w:type="dxa" w:w="2016"/>
+            <w:shd w:fill="FFFFFF"/>
+            <w:tcMar>
+              <w:top w:w="100" w:type="dxa"/>
+              <w:bottom w:w="100" w:type="dxa"/>
+              <w:left w:w="130" w:type="dxa"/>
+              <w:right w:w="130" w:type="dxa"/>
+            </w:tcMar>
+            <w:tcBorders>
+              <w:top w:val="single" w:sz="6" w:space="0" w:color="000000"/>
+              <w:left w:val="single" w:sz="6" w:space="0" w:color="000000"/>
+              <w:bottom w:val="single" w:sz="6" w:space="0" w:color="000000"/>
+              <w:right w:val="single" w:sz="6" w:space="0" w:color="000000"/>
+            </w:tcBorders>
+          </w:tcPr>
+          <w:p>
+            <w:pPr>
+              <w:spacing w:after="0" w:line="276" w:lineRule="auto"/>
+              <w:jc w:val="left"/>
+            </w:pPr>
+            <w:r>
+              <w:rPr>
+                <w:rFonts w:ascii="Times New Roman" w:hAnsi="Times New Roman"/>
+                <w:color w:val="000000"/>
+                <w:sz w:val="24"/>
+              </w:rPr>
+              <w:t>21.5% of patients</w:t>
+            </w:r>
+          </w:p>
+        </w:tc>
+        <w:tc>
+          <w:tcPr>
+            <w:tcW w:type="dxa" w:w="1872"/>
+            <w:shd w:fill="FFFFFF"/>
+            <w:tcMar>
+              <w:top w:w="100" w:type="dxa"/>
+              <w:bottom w:w="100" w:type="dxa"/>
+              <w:left w:w="130" w:type="dxa"/>
+              <w:right w:w="130" w:type="dxa"/>
+            </w:tcMar>
+            <w:tcBorders>
+              <w:top w:val="single" w:sz="6" w:space="0" w:color="000000"/>
+              <w:left w:val="single" w:sz="6" w:space="0" w:color="000000"/>
+              <w:bottom w:val="single" w:sz="6" w:space="0" w:color="000000"/>
+              <w:right w:val="single" w:sz="6" w:space="0" w:color="000000"/>
+            </w:tcBorders>
+          </w:tcPr>
+          <w:p>
+            <w:pPr>
+              <w:spacing w:after="0" w:line="276" w:lineRule="auto"/>
+              <w:jc w:val="left"/>
+            </w:pPr>
+            <w:r>
+              <w:rPr>
+                <w:rFonts w:ascii="Times New Roman" w:hAnsi="Times New Roman"/>
+                <w:color w:val="000000"/>
+                <w:sz w:val="24"/>
+              </w:rPr>
+              <w:t>78.5%</w:t>
+            </w:r>
+          </w:p>
+        </w:tc>
+        <w:tc>
+          <w:tcPr>
+            <w:tcW w:type="dxa" w:w="1872"/>
+            <w:shd w:fill="FFFFFF"/>
+            <w:tcMar>
+              <w:top w:w="100" w:type="dxa"/>
+              <w:bottom w:w="100" w:type="dxa"/>
+              <w:left w:w="130" w:type="dxa"/>
+              <w:right w:w="130" w:type="dxa"/>
+            </w:tcMar>
+            <w:tcBorders>
+              <w:top w:val="single" w:sz="6" w:space="0" w:color="000000"/>
+              <w:left w:val="single" w:sz="6" w:space="0" w:color="000000"/>
+              <w:bottom w:val="single" w:sz="6" w:space="0" w:color="000000"/>
+              <w:right w:val="single" w:sz="6" w:space="0" w:color="000000"/>
+            </w:tcBorders>
+          </w:tcPr>
+          <w:p>
+            <w:pPr>
+              <w:spacing w:after="0" w:line="276" w:lineRule="auto"/>
+              <w:jc w:val="left"/>
+            </w:pPr>
+            <w:r>
+              <w:rPr>
+                <w:rFonts w:ascii="Times New Roman" w:hAnsi="Times New Roman"/>
+                <w:color w:val="000000"/>
+                <w:sz w:val="24"/>
+              </w:rPr>
+              <w:t>44.2%</w:t>
+            </w:r>
+          </w:p>
+        </w:tc>
+        <w:tc>
+          <w:tcPr>
+            <w:tcW w:type="dxa" w:w="2592"/>
+            <w:shd w:fill="FFFFFF"/>
+            <w:tcMar>
+              <w:top w:w="100" w:type="dxa"/>
+              <w:bottom w:w="100" w:type="dxa"/>
+              <w:left w:w="130" w:type="dxa"/>
+              <w:right w:w="130" w:type="dxa"/>
+            </w:tcMar>
+            <w:tcBorders>
+              <w:top w:val="single" w:sz="6" w:space="0" w:color="000000"/>
+              <w:left w:val="single" w:sz="6" w:space="0" w:color="000000"/>
+              <w:bottom w:val="single" w:sz="6" w:space="0" w:color="000000"/>
+              <w:right w:val="single" w:sz="6" w:space="0" w:color="000000"/>
+            </w:tcBorders>
+          </w:tcPr>
+          <w:p>
+            <w:pPr>
+              <w:spacing w:after="0" w:line="276" w:lineRule="auto"/>
+              <w:jc w:val="left"/>
+            </w:pPr>
+            <w:r>
+              <w:rPr>
+                <w:rFonts w:ascii="Times New Roman" w:hAnsi="Times New Roman"/>
+                <w:color w:val="000000"/>
+                <w:sz w:val="24"/>
+              </w:rPr>
+              <w:t>$748,000 (Maximum Clinical Net Benefit)</w:t>
+            </w:r>
+          </w:p>
+        </w:tc>
+      </w:tr>
+      <w:tr>
+        <w:trPr>
+          <w:cantSplit/>
+        </w:trPr>
+        <w:tc>
+          <w:tcPr>
+            <w:tcW w:type="dxa" w:w="2016"/>
+            <w:shd w:fill="FFFFFF"/>
+            <w:tcMar>
+              <w:top w:w="100" w:type="dxa"/>
+              <w:bottom w:w="100" w:type="dxa"/>
+              <w:left w:w="130" w:type="dxa"/>
+              <w:right w:w="130" w:type="dxa"/>
+            </w:tcMar>
+            <w:tcBorders>
+              <w:top w:val="single" w:sz="6" w:space="0" w:color="000000"/>
+              <w:left w:val="single" w:sz="6" w:space="0" w:color="000000"/>
+              <w:bottom w:val="single" w:sz="6" w:space="0" w:color="000000"/>
+              <w:right w:val="single" w:sz="6" w:space="0" w:color="000000"/>
+            </w:tcBorders>
+          </w:tcPr>
+          <w:p>
+            <w:pPr>
+              <w:spacing w:after="0" w:line="276" w:lineRule="auto"/>
+              <w:jc w:val="left"/>
+            </w:pPr>
+            <w:r>
+              <w:rPr>
+                <w:rFonts w:ascii="Times New Roman" w:hAnsi="Times New Roman"/>
+                <w:color w:val="000000"/>
+                <w:sz w:val="24"/>
+              </w:rPr>
+              <w:t>0.25 (Screening Mode)</w:t>
+            </w:r>
+          </w:p>
+        </w:tc>
+        <w:tc>
+          <w:tcPr>
+            <w:tcW w:type="dxa" w:w="2016"/>
+            <w:shd w:fill="FFFFFF"/>
+            <w:tcMar>
+              <w:top w:w="100" w:type="dxa"/>
+              <w:bottom w:w="100" w:type="dxa"/>
+              <w:left w:w="130" w:type="dxa"/>
+              <w:right w:w="130" w:type="dxa"/>
+            </w:tcMar>
+            <w:tcBorders>
+              <w:top w:val="single" w:sz="6" w:space="0" w:color="000000"/>
+              <w:left w:val="single" w:sz="6" w:space="0" w:color="000000"/>
+              <w:bottom w:val="single" w:sz="6" w:space="0" w:color="000000"/>
+              <w:right w:val="single" w:sz="6" w:space="0" w:color="000000"/>
+            </w:tcBorders>
+          </w:tcPr>
+          <w:p>
+            <w:pPr>
+              <w:spacing w:after="0" w:line="276" w:lineRule="auto"/>
+              <w:jc w:val="left"/>
+            </w:pPr>
+            <w:r>
+              <w:rPr>
+                <w:rFonts w:ascii="Times New Roman" w:hAnsi="Times New Roman"/>
+                <w:color w:val="000000"/>
+                <w:sz w:val="24"/>
+              </w:rPr>
+              <w:t>38.4% of patients</w:t>
+            </w:r>
+          </w:p>
+        </w:tc>
+        <w:tc>
+          <w:tcPr>
+            <w:tcW w:type="dxa" w:w="1872"/>
+            <w:shd w:fill="FFFFFF"/>
+            <w:tcMar>
+              <w:top w:w="100" w:type="dxa"/>
+              <w:bottom w:w="100" w:type="dxa"/>
+              <w:left w:w="130" w:type="dxa"/>
+              <w:right w:w="130" w:type="dxa"/>
+            </w:tcMar>
+            <w:tcBorders>
+              <w:top w:val="single" w:sz="6" w:space="0" w:color="000000"/>
+              <w:left w:val="single" w:sz="6" w:space="0" w:color="000000"/>
+              <w:bottom w:val="single" w:sz="6" w:space="0" w:color="000000"/>
+              <w:right w:val="single" w:sz="6" w:space="0" w:color="000000"/>
+            </w:tcBorders>
+          </w:tcPr>
+          <w:p>
+            <w:pPr>
+              <w:spacing w:after="0" w:line="276" w:lineRule="auto"/>
+              <w:jc w:val="left"/>
+            </w:pPr>
+            <w:r>
+              <w:rPr>
+                <w:rFonts w:ascii="Times New Roman" w:hAnsi="Times New Roman"/>
+                <w:color w:val="000000"/>
+                <w:sz w:val="24"/>
+              </w:rPr>
+              <w:t>91.8%</w:t>
+            </w:r>
+          </w:p>
+        </w:tc>
+        <w:tc>
+          <w:tcPr>
+            <w:tcW w:type="dxa" w:w="1872"/>
+            <w:shd w:fill="FFFFFF"/>
+            <w:tcMar>
+              <w:top w:w="100" w:type="dxa"/>
+              <w:bottom w:w="100" w:type="dxa"/>
+              <w:left w:w="130" w:type="dxa"/>
+              <w:right w:w="130" w:type="dxa"/>
+            </w:tcMar>
+            <w:tcBorders>
+              <w:top w:val="single" w:sz="6" w:space="0" w:color="000000"/>
+              <w:left w:val="single" w:sz="6" w:space="0" w:color="000000"/>
+              <w:bottom w:val="single" w:sz="6" w:space="0" w:color="000000"/>
+              <w:right w:val="single" w:sz="6" w:space="0" w:color="000000"/>
+            </w:tcBorders>
+          </w:tcPr>
+          <w:p>
+            <w:pPr>
+              <w:spacing w:after="0" w:line="276" w:lineRule="auto"/>
+              <w:jc w:val="left"/>
+            </w:pPr>
+            <w:r>
+              <w:rPr>
+                <w:rFonts w:ascii="Times New Roman" w:hAnsi="Times New Roman"/>
+                <w:color w:val="000000"/>
+                <w:sz w:val="24"/>
+              </w:rPr>
+              <w:t>31.2%</w:t>
+            </w:r>
+          </w:p>
+        </w:tc>
+        <w:tc>
+          <w:tcPr>
+            <w:tcW w:type="dxa" w:w="2592"/>
+            <w:shd w:fill="FFFFFF"/>
+            <w:tcMar>
+              <w:top w:w="100" w:type="dxa"/>
+              <w:bottom w:w="100" w:type="dxa"/>
+              <w:left w:w="130" w:type="dxa"/>
+              <w:right w:w="130" w:type="dxa"/>
+            </w:tcMar>
+            <w:tcBorders>
+              <w:top w:val="single" w:sz="6" w:space="0" w:color="000000"/>
+              <w:left w:val="single" w:sz="6" w:space="0" w:color="000000"/>
+              <w:bottom w:val="single" w:sz="6" w:space="0" w:color="000000"/>
+              <w:right w:val="single" w:sz="6" w:space="0" w:color="000000"/>
+            </w:tcBorders>
+          </w:tcPr>
+          <w:p>
+            <w:pPr>
+              <w:spacing w:after="0" w:line="276" w:lineRule="auto"/>
+              <w:jc w:val="left"/>
+            </w:pPr>
+            <w:r>
+              <w:rPr>
+                <w:rFonts w:ascii="Times New Roman" w:hAnsi="Times New Roman"/>
+                <w:color w:val="000000"/>
+                <w:sz w:val="24"/>
+              </w:rPr>
+              <w:t>$582,000 (Alert fatigue overhead)</w:t>
+            </w:r>
+          </w:p>
+        </w:tc>
+      </w:tr>
+    </w:tbl>
+    <w:p>
+      <w:pPr>
+        <w:widowControl/>
+        <w:spacing w:before="0" w:after="100" w:line="276" w:lineRule="auto"/>
+      </w:pPr>
+      <w:r>
+        <w:rPr>
+          <w:rFonts w:ascii="Times New Roman" w:hAnsi="Times New Roman"/>
+          <w:color w:val="000000"/>
+          <w:sz w:val="24"/>
+        </w:rPr>
+        <w:t>Conclusion &amp; Next Steps: The validated XGBoost risk engine operating at the 0.38 decision threshold delivers an optimal balance of 78.5% sensitivity and sustainable clinical workload. This model is formally transitioned into Week 5: Report Writing and Evidence-based Recommendations, where care transition protocols, Project RED workflows, and CMS HRRP financial ROI models will be operationalized.</w:t>
+      </w:r>
+    </w:p>
+    <w:p>
+      <w:pPr>
+        <w:spacing w:before="280"/>
+        <w:jc w:val="center"/>
+      </w:pPr>
+      <w:r>
+        <w:rPr>
+          <w:rFonts w:ascii="Times New Roman" w:hAnsi="Times New Roman"/>
+          <w:i/>
+          <w:color w:val="000000"/>
+          <w:sz w:val="24"/>
+        </w:rPr>
+        <w:t>— End of Statistical Analysis and Predictive Modeling Deliverable (Week 4) —</w:t>
+        <w:br/>
+        <w:t>Prepared by Ankit Kumar | Healthcare Data Analyst Intern</w:t>
       </w:r>
     </w:p>
     <w:sectPr>
-      <w:footerReference w:type="default" r:id="rId9"/>
+      <w:headerReference w:type="default" r:id="rId9"/>
+      <w:footerReference w:type="default" r:id="rId10"/>
       <w:pgSz w:w="12240" w:h="15840"/>
-      <w:pgMar w:top="1440" w:right="1440" w:bottom="1440" w:left="1440" w:header="720" w:footer="720" w:gutter="0"/>
+      <w:pgMar w:top="1224" w:right="1224" w:bottom="1224" w:left="1224" w:header="720" w:footer="720" w:gutter="0"/>
       <w:cols w:space="720"/>
       <w:docGrid w:linePitch="360"/>
     </w:sectPr>
@@ -1615,13 +6242,62 @@
     <w:r>
       <w:rPr>
         <w:rFonts w:ascii="Times New Roman" w:hAnsi="Times New Roman"/>
-        <w:color w:val="787878"/>
-        <w:sz w:val="18"/>
-      </w:rPr>
-      <w:t>Healthcare Data Analytics Capstone | Confidential Clinical Report</w:t>
+        <w:color w:val="000000"/>
+        <w:sz w:val="24"/>
+      </w:rPr>
+      <w:t xml:space="preserve">Healthcare Data Analyst Intern | Page </w:t>
+    </w:r>
+    <w:r>
+      <w:rPr>
+        <w:rFonts w:ascii="Times New Roman" w:hAnsi="Times New Roman"/>
+        <w:color w:val="000000"/>
+        <w:sz w:val="24"/>
+      </w:rPr>
+      <w:fldChar w:fldCharType="begin"/>
+      <w:instrText xml:space="preserve"> PAGE </w:instrText>
+      <w:fldChar w:fldCharType="separate"/>
+      <w:fldChar w:fldCharType="end"/>
+    </w:r>
+    <w:r>
+      <w:rPr>
+        <w:rFonts w:ascii="Times New Roman" w:hAnsi="Times New Roman"/>
+        <w:color w:val="000000"/>
+        <w:sz w:val="24"/>
+      </w:rPr>
+      <w:t xml:space="preserve"> of </w:t>
+    </w:r>
+    <w:r>
+      <w:rPr>
+        <w:rFonts w:ascii="Times New Roman" w:hAnsi="Times New Roman"/>
+        <w:color w:val="000000"/>
+        <w:sz w:val="24"/>
+      </w:rPr>
+      <w:fldChar w:fldCharType="begin"/>
+      <w:instrText xml:space="preserve"> NUMPAGES </w:instrText>
+      <w:fldChar w:fldCharType="separate"/>
+      <w:fldChar w:fldCharType="end"/>
     </w:r>
   </w:p>
 </w:ftr>
+</file>
+
+<file path=word/header1.xml><?xml version="1.0" encoding="utf-8"?>
+<w:hdr xmlns:m="http://schemas.openxmlformats.org/officeDocument/2006/math" xmlns:mc="http://schemas.openxmlformats.org/markup-compatibility/2006" xmlns:mo="http://schemas.microsoft.com/office/mac/office/2008/main" xmlns:mv="urn:schemas-microsoft-com:mac:vml" xmlns:o="urn:schemas-microsoft-com:office:office" xmlns:r="http://schemas.openxmlformats.org/officeDocument/2006/relationships" xmlns:v="urn:schemas-microsoft-com:vml" xmlns:w10="urn:schemas-microsoft-com:office:word" xmlns:w14="http://schemas.microsoft.com/office/word/2010/wordml" xmlns:w="http://schemas.openxmlformats.org/wordprocessingml/2006/main" xmlns:wne="http://schemas.microsoft.com/office/word/2006/wordml" xmlns:wp14="http://schemas.microsoft.com/office/word/2010/wordprocessingDrawing" xmlns:wp="http://schemas.openxmlformats.org/drawingml/2006/wordprocessingDrawing" xmlns:wpc="http://schemas.microsoft.com/office/word/2010/wordprocessingCanvas" xmlns:wpg="http://schemas.microsoft.com/office/word/2010/wordprocessingGroup" xmlns:wpi="http://schemas.microsoft.com/office/word/2010/wordprocessingInk" xmlns:wps="http://schemas.microsoft.com/office/word/2010/wordprocessingShape" mc:Ignorable="w14 wp14">
+  <w:p>
+    <w:pPr>
+      <w:pStyle w:val="Header"/>
+      <w:jc w:val="right"/>
+    </w:pPr>
+    <w:r>
+      <w:rPr>
+        <w:rFonts w:ascii="Times New Roman" w:hAnsi="Times New Roman"/>
+        <w:color w:val="000000"/>
+        <w:sz w:val="24"/>
+      </w:rPr>
+      <w:t>Week 4 Task: Statistical Analysis and Predictive Modeling | Ankit Kumar</w:t>
+    </w:r>
+  </w:p>
+</w:hdr>
 </file>
 
 <file path=word/numbering.xml><?xml version="1.0" encoding="utf-8"?>
@@ -1988,7 +6664,8 @@
     <w:qFormat/>
     <w:rsid w:val="00FC693F"/>
     <w:pPr>
-      <w:spacing w:line="276" w:lineRule="auto" w:after="120" w:before="0"/>
+      <w:widowControl/>
+      <w:spacing w:line="276" w:lineRule="auto" w:after="100"/>
     </w:pPr>
     <w:rPr>
       <w:rFonts w:ascii="Times New Roman" w:hAnsi="Times New Roman"/>
